--- a/Documentation/Analysis/Modeling/Functional Models/Customer/Customer Use Case Description.docx
+++ b/Documentation/Analysis/Modeling/Functional Models/Customer/Customer Use Case Description.docx
@@ -8,7 +8,7 @@
         <w:bidi/>
         <w:jc w:val="center"/>
         <w:rPr>
-          <w:rFonts w:ascii="Mj_Casablanca" w:eastAsia="Mj_Casablanca" w:hAnsi="Mj_Casablanca" w:cs="Mj_Casablanca"/>
+          <w:rFonts w:ascii="Mj_Casablanca" w:eastAsia="Mj_Casablanca" w:hAnsi="Mj_Casablanca" w:cs="Mj_Casablanca" w:hint="default"/>
           <w:b w:val="0"/>
           <w:bCs w:val="0"/>
           <w:color w:val="00A2FF"/>
@@ -32,7 +32,7 @@
         <w:bidi/>
         <w:jc w:val="center"/>
         <w:rPr>
-          <w:rFonts w:ascii="Mj_Casablanca" w:eastAsia="Chalkboard SE Regular" w:hAnsi="Mj_Casablanca" w:cs="Mj_Casablanca"/>
+          <w:rFonts w:ascii="Mj_Casablanca" w:eastAsia="Chalkboard SE Regular" w:hAnsi="Mj_Casablanca" w:cs="Mj_Casablanca" w:hint="default"/>
           <w:b w:val="0"/>
           <w:bCs w:val="0"/>
           <w:color w:val="00A2FF"/>
@@ -115,7 +115,7 @@
               <w:spacing w:after="160" w:line="278" w:lineRule="auto"/>
               <w:jc w:val="left"/>
               <w:rPr>
-                <w:rFonts w:ascii="Mj_Casablanca" w:hAnsi="Mj_Casablanca" w:cs="Mj_Casablanca"/>
+                <w:rFonts w:ascii="Mj_Casablanca" w:hAnsi="Mj_Casablanca" w:cs="Mj_Casablanca" w:hint="default"/>
                 <w:lang w:val="en-US" w:bidi="fa-IR"/>
               </w:rPr>
             </w:pPr>
@@ -194,7 +194,7 @@
               <w:bidi/>
               <w:jc w:val="left"/>
               <w:rPr>
-                <w:rFonts w:ascii="Mj_Casablanca" w:hAnsi="Mj_Casablanca" w:cs="Mj_Casablanca"/>
+                <w:rFonts w:ascii="Mj_Casablanca" w:hAnsi="Mj_Casablanca" w:cs="Mj_Casablanca" w:hint="default"/>
                 <w:rtl/>
               </w:rPr>
             </w:pPr>
@@ -256,7 +256,7 @@
               <w:bidi/>
               <w:jc w:val="left"/>
               <w:rPr>
-                <w:rFonts w:ascii="Mj_Casablanca" w:hAnsi="Mj_Casablanca" w:cs="Mj_Casablanca"/>
+                <w:rFonts w:ascii="Mj_Casablanca" w:hAnsi="Mj_Casablanca" w:cs="Mj_Casablanca" w:hint="default"/>
                 <w:rtl/>
               </w:rPr>
             </w:pPr>
@@ -325,7 +325,7 @@
               <w:bidi/>
               <w:jc w:val="left"/>
               <w:rPr>
-                <w:rFonts w:ascii="Mj_Casablanca" w:hAnsi="Mj_Casablanca" w:cs="Mj_Casablanca"/>
+                <w:rFonts w:ascii="Mj_Casablanca" w:hAnsi="Mj_Casablanca" w:cs="Mj_Casablanca" w:hint="default"/>
                 <w:rtl/>
               </w:rPr>
             </w:pPr>
@@ -389,7 +389,7 @@
               <w:bidi/>
               <w:jc w:val="left"/>
               <w:rPr>
-                <w:rFonts w:ascii="Mj_Casablanca" w:hAnsi="Mj_Casablanca" w:cs="Mj_Casablanca"/>
+                <w:rFonts w:ascii="Mj_Casablanca" w:hAnsi="Mj_Casablanca" w:cs="Mj_Casablanca" w:hint="default"/>
                 <w:rtl/>
                 <w:lang w:val="en-US"/>
               </w:rPr>
@@ -473,7 +473,7 @@
               <w:bidi/>
               <w:jc w:val="left"/>
               <w:rPr>
-                <w:rFonts w:ascii="Mj_Casablanca" w:hAnsi="Mj_Casablanca" w:cs="Mj_Casablanca"/>
+                <w:rFonts w:ascii="Mj_Casablanca" w:hAnsi="Mj_Casablanca" w:cs="Mj_Casablanca" w:hint="default"/>
                 <w:color w:val="0070C0"/>
                 <w:rtl/>
               </w:rPr>
@@ -521,7 +521,7 @@
               <w:bidi/>
               <w:jc w:val="left"/>
               <w:rPr>
-                <w:rFonts w:ascii="Mj_Casablanca" w:hAnsi="Mj_Casablanca" w:cs="Mj_Casablanca"/>
+                <w:rFonts w:ascii="Mj_Casablanca" w:hAnsi="Mj_Casablanca" w:cs="Mj_Casablanca" w:hint="default"/>
                 <w:rtl/>
               </w:rPr>
             </w:pPr>
@@ -539,7 +539,7 @@
               <w:bidi/>
               <w:jc w:val="left"/>
               <w:rPr>
-                <w:rFonts w:ascii="Mj_Casablanca" w:hAnsi="Mj_Casablanca" w:cs="Mj_Casablanca"/>
+                <w:rFonts w:ascii="Mj_Casablanca" w:hAnsi="Mj_Casablanca" w:cs="Mj_Casablanca" w:hint="default"/>
                 <w:rtl/>
               </w:rPr>
             </w:pPr>
@@ -597,7 +597,7 @@
               <w:bidi/>
               <w:jc w:val="left"/>
               <w:rPr>
-                <w:rFonts w:ascii="Mj_Casablanca" w:hAnsi="Mj_Casablanca" w:cs="Mj_Casablanca"/>
+                <w:rFonts w:ascii="Mj_Casablanca" w:hAnsi="Mj_Casablanca" w:cs="Mj_Casablanca" w:hint="default"/>
                 <w:color w:val="0070C0"/>
                 <w:rtl/>
               </w:rPr>
@@ -626,7 +626,7 @@
               <w:pStyle w:val="Body"/>
               <w:bidi/>
               <w:rPr>
-                <w:rFonts w:ascii="Mj_Casablanca" w:hAnsi="Mj_Casablanca" w:cs="Mj_Casablanca"/>
+                <w:rFonts w:ascii="Mj_Casablanca" w:hAnsi="Mj_Casablanca" w:cs="Mj_Casablanca" w:hint="default"/>
               </w:rPr>
             </w:pPr>
             <w:r>
@@ -699,7 +699,7 @@
               <w:bidi/>
               <w:jc w:val="left"/>
               <w:rPr>
-                <w:rFonts w:ascii="Mj_Casablanca" w:hAnsi="Mj_Casablanca" w:cs="Mj_Casablanca"/>
+                <w:rFonts w:ascii="Mj_Casablanca" w:hAnsi="Mj_Casablanca" w:cs="Mj_Casablanca" w:hint="default"/>
                 <w:rtl/>
               </w:rPr>
             </w:pPr>
@@ -768,7 +768,7 @@
               <w:bidi/>
               <w:jc w:val="left"/>
               <w:rPr>
-                <w:rFonts w:ascii="Mj_Casablanca" w:hAnsi="Mj_Casablanca" w:cs="Mj_Casablanca"/>
+                <w:rFonts w:ascii="Mj_Casablanca" w:hAnsi="Mj_Casablanca" w:cs="Mj_Casablanca" w:hint="default"/>
                 <w:rtl/>
               </w:rPr>
             </w:pPr>
@@ -828,7 +828,7 @@
               <w:bidi/>
               <w:jc w:val="left"/>
               <w:rPr>
-                <w:rFonts w:ascii="Mj_Casablanca" w:hAnsi="Mj_Casablanca" w:cs="Mj_Casablanca"/>
+                <w:rFonts w:ascii="Mj_Casablanca" w:hAnsi="Mj_Casablanca" w:cs="Mj_Casablanca" w:hint="default"/>
                 <w:rtl/>
               </w:rPr>
             </w:pPr>
@@ -866,7 +866,7 @@
               <w:bidi/>
               <w:jc w:val="left"/>
               <w:rPr>
-                <w:rFonts w:ascii="Mj_Casablanca" w:hAnsi="Mj_Casablanca" w:cs="Mj_Casablanca"/>
+                <w:rFonts w:ascii="Mj_Casablanca" w:hAnsi="Mj_Casablanca" w:cs="Mj_Casablanca" w:hint="default"/>
                 <w:rtl/>
               </w:rPr>
             </w:pPr>
@@ -936,7 +936,7 @@
               <w:bidi/>
               <w:jc w:val="left"/>
               <w:rPr>
-                <w:rFonts w:ascii="Mj_Casablanca" w:hAnsi="Mj_Casablanca" w:cs="Mj_Casablanca"/>
+                <w:rFonts w:ascii="Mj_Casablanca" w:hAnsi="Mj_Casablanca" w:cs="Mj_Casablanca" w:hint="default"/>
                 <w:rtl/>
                 <w:lang w:bidi="fa-IR"/>
               </w:rPr>
@@ -985,7 +985,7 @@
               <w:bidi/>
               <w:jc w:val="left"/>
               <w:rPr>
-                <w:rFonts w:ascii="Mj_Casablanca" w:hAnsi="Mj_Casablanca" w:cs="Mj_Casablanca"/>
+                <w:rFonts w:ascii="Mj_Casablanca" w:hAnsi="Mj_Casablanca" w:cs="Mj_Casablanca" w:hint="default"/>
                 <w:lang w:val="en-US"/>
               </w:rPr>
             </w:pPr>
@@ -1032,7 +1032,7 @@
               <w:pStyle w:val="Body"/>
               <w:bidi/>
               <w:rPr>
-                <w:rFonts w:ascii="Mj_Casablanca" w:hAnsi="Mj_Casablanca" w:cs="Mj_Casablanca"/>
+                <w:rFonts w:ascii="Mj_Casablanca" w:hAnsi="Mj_Casablanca" w:cs="Mj_Casablanca" w:hint="default"/>
               </w:rPr>
             </w:pPr>
             <w:proofErr w:type="gramStart"/>
@@ -1089,7 +1089,7 @@
               <w:bidi/>
               <w:jc w:val="left"/>
               <w:rPr>
-                <w:rFonts w:ascii="Mj_Casablanca" w:hAnsi="Mj_Casablanca" w:cs="Mj_Casablanca"/>
+                <w:rFonts w:ascii="Mj_Casablanca" w:hAnsi="Mj_Casablanca" w:cs="Mj_Casablanca" w:hint="default"/>
                 <w:color w:val="0070C0"/>
                 <w:rtl/>
               </w:rPr>
@@ -1123,7 +1123,7 @@
               <w:bidi/>
               <w:jc w:val="left"/>
               <w:rPr>
-                <w:rFonts w:ascii="Mj_Casablanca" w:hAnsi="Mj_Casablanca" w:cs="Mj_Casablanca"/>
+                <w:rFonts w:ascii="Mj_Casablanca" w:hAnsi="Mj_Casablanca" w:cs="Mj_Casablanca" w:hint="default"/>
               </w:rPr>
             </w:pPr>
             <w:r>
@@ -1144,7 +1144,7 @@
               <w:bidi/>
               <w:jc w:val="left"/>
               <w:rPr>
-                <w:rFonts w:ascii="Mj_Casablanca" w:hAnsi="Mj_Casablanca" w:cs="Mj_Casablanca"/>
+                <w:rFonts w:ascii="Mj_Casablanca" w:hAnsi="Mj_Casablanca" w:cs="Mj_Casablanca" w:hint="default"/>
                 <w:rtl/>
               </w:rPr>
             </w:pPr>
@@ -1166,7 +1166,7 @@
               <w:bidi/>
               <w:jc w:val="left"/>
               <w:rPr>
-                <w:rFonts w:ascii="Mj_Casablanca" w:hAnsi="Mj_Casablanca" w:cs="Mj_Casablanca"/>
+                <w:rFonts w:ascii="Mj_Casablanca" w:hAnsi="Mj_Casablanca" w:cs="Mj_Casablanca" w:hint="default"/>
                 <w:rtl/>
               </w:rPr>
             </w:pPr>
@@ -1188,7 +1188,7 @@
               <w:bidi/>
               <w:jc w:val="left"/>
               <w:rPr>
-                <w:rFonts w:ascii="Mj_Casablanca" w:hAnsi="Mj_Casablanca" w:cs="Mj_Casablanca"/>
+                <w:rFonts w:ascii="Mj_Casablanca" w:hAnsi="Mj_Casablanca" w:cs="Mj_Casablanca" w:hint="default"/>
                 <w:rtl/>
               </w:rPr>
             </w:pPr>
@@ -1210,7 +1210,7 @@
               <w:bidi/>
               <w:jc w:val="left"/>
               <w:rPr>
-                <w:rFonts w:ascii="Mj_Casablanca" w:hAnsi="Mj_Casablanca" w:cs="Mj_Casablanca"/>
+                <w:rFonts w:ascii="Mj_Casablanca" w:hAnsi="Mj_Casablanca" w:cs="Mj_Casablanca" w:hint="default"/>
                 <w:rtl/>
               </w:rPr>
             </w:pPr>
@@ -1228,7 +1228,7 @@
               <w:bidi/>
               <w:jc w:val="left"/>
               <w:rPr>
-                <w:rFonts w:ascii="Mj_Casablanca" w:hAnsi="Mj_Casablanca" w:cs="Mj_Casablanca"/>
+                <w:rFonts w:ascii="Mj_Casablanca" w:hAnsi="Mj_Casablanca" w:cs="Mj_Casablanca" w:hint="default"/>
                 <w:rtl/>
               </w:rPr>
             </w:pPr>
@@ -1260,7 +1260,7 @@
               <w:bidi/>
               <w:jc w:val="left"/>
               <w:rPr>
-                <w:rFonts w:ascii="Mj_Casablanca" w:hAnsi="Mj_Casablanca" w:cs="Mj_Casablanca"/>
+                <w:rFonts w:ascii="Mj_Casablanca" w:hAnsi="Mj_Casablanca" w:cs="Mj_Casablanca" w:hint="default"/>
                 <w:rtl/>
               </w:rPr>
             </w:pPr>
@@ -1291,83 +1291,62 @@
               <w:pStyle w:val="Body"/>
               <w:bidi/>
               <w:rPr>
-                <w:rFonts w:ascii="Mj_Casablanca" w:hAnsi="Mj_Casablanca" w:cs="Mj_Casablanca"/>
-              </w:rPr>
-            </w:pPr>
-          </w:p>
-          <w:p>
-            <w:pPr>
-              <w:pStyle w:val="Body"/>
-              <w:bidi/>
-              <w:jc w:val="left"/>
-              <w:rPr>
-                <w:rFonts w:ascii="Mj_Casablanca" w:hAnsi="Mj_Casablanca" w:cs="Mj_Casablanca"/>
-                <w:rtl/>
-              </w:rPr>
-            </w:pPr>
-            <w:r>
-              <w:rPr>
-                <w:rFonts w:ascii="Mj_Casablanca" w:hAnsi="Mj_Casablanca" w:cs="Mj_Casablanca"/>
-                <w:rtl/>
-              </w:rPr>
-              <w:t xml:space="preserve">۶. </w:t>
-            </w:r>
-            <w:r>
-              <w:rPr>
-                <w:rFonts w:ascii="Mj_Casablanca" w:hAnsi="Mj_Casablanca" w:cs="Mj_Casablanca"/>
-                <w:rtl/>
-              </w:rPr>
-              <w:t>مشتری در صورت تمایل، آنلاین پرداخت میکند</w:t>
-            </w:r>
-          </w:p>
-          <w:p>
-            <w:pPr>
-              <w:pStyle w:val="Body"/>
-              <w:bidi/>
-              <w:jc w:val="left"/>
-              <w:rPr>
-                <w:rFonts w:ascii="Mj_Casablanca" w:hAnsi="Mj_Casablanca" w:cs="Mj_Casablanca"/>
-                <w:rtl/>
-              </w:rPr>
-            </w:pPr>
-            <w:r>
-              <w:rPr>
-                <w:rFonts w:ascii="Mj_Casablanca" w:hAnsi="Mj_Casablanca" w:cs="Mj_Casablanca"/>
-                <w:rtl/>
-              </w:rPr>
-              <w:t>۷.</w:t>
-            </w:r>
-            <w:r>
-              <w:rPr>
-                <w:rFonts w:ascii="Mj_Casablanca" w:hAnsi="Mj_Casablanca" w:cs="Mj_Casablanca"/>
-                <w:rtl/>
-              </w:rPr>
-              <w:t xml:space="preserve"> مشتری کارت رزرو دریافت میکند</w:t>
-            </w:r>
-          </w:p>
-          <w:p>
-            <w:pPr>
-              <w:pStyle w:val="Body"/>
-              <w:bidi/>
-              <w:jc w:val="left"/>
-              <w:rPr>
-                <w:rFonts w:ascii="Mj_Casablanca" w:hAnsi="Mj_Casablanca" w:cs="Mj_Casablanca"/>
-                <w:rtl/>
-              </w:rPr>
-            </w:pPr>
-            <w:r>
-              <w:rPr>
-                <w:rFonts w:ascii="Mj_Casablanca" w:hAnsi="Mj_Casablanca" w:cs="Mj_Casablanca"/>
-                <w:rtl/>
-              </w:rPr>
-              <w:t>۸.</w:t>
-            </w:r>
-            <w:r>
-              <w:rPr>
-                <w:rFonts w:ascii="Mj_Casablanca" w:hAnsi="Mj_Casablanca" w:cs="Mj_Casablanca"/>
-                <w:rtl/>
-              </w:rPr>
-              <w:t xml:space="preserve"> مشتری با مراجعه حضوری </w:t>
+                <w:rFonts w:ascii="Mj_Casablanca" w:hAnsi="Mj_Casablanca" w:cs="Mj_Casablanca" w:hint="default"/>
+              </w:rPr>
+            </w:pPr>
+          </w:p>
+          <w:p>
+            <w:pPr>
+              <w:pStyle w:val="Body"/>
+              <w:bidi/>
+              <w:jc w:val="left"/>
+              <w:rPr>
+                <w:rFonts w:ascii="Mj_Casablanca" w:hAnsi="Mj_Casablanca" w:cs="Mj_Casablanca" w:hint="default"/>
+                <w:rtl/>
+              </w:rPr>
+            </w:pPr>
+            <w:r>
+              <w:rPr>
+                <w:rFonts w:ascii="Mj_Casablanca" w:hAnsi="Mj_Casablanca" w:cs="Mj_Casablanca"/>
+                <w:rtl/>
+              </w:rPr>
+              <w:t>۶. مشتری در صورت تمایل، آنلاین پرداخت میکند</w:t>
+            </w:r>
+          </w:p>
+          <w:p>
+            <w:pPr>
+              <w:pStyle w:val="Body"/>
+              <w:bidi/>
+              <w:jc w:val="left"/>
+              <w:rPr>
+                <w:rFonts w:ascii="Mj_Casablanca" w:hAnsi="Mj_Casablanca" w:cs="Mj_Casablanca" w:hint="default"/>
+                <w:rtl/>
+              </w:rPr>
+            </w:pPr>
+            <w:r>
+              <w:rPr>
+                <w:rFonts w:ascii="Mj_Casablanca" w:hAnsi="Mj_Casablanca" w:cs="Mj_Casablanca"/>
+                <w:rtl/>
+              </w:rPr>
+              <w:t>۷. مشتری کارت رزرو دریافت میکند</w:t>
+            </w:r>
+          </w:p>
+          <w:p>
+            <w:pPr>
+              <w:pStyle w:val="Body"/>
+              <w:bidi/>
+              <w:jc w:val="left"/>
+              <w:rPr>
+                <w:rFonts w:ascii="Mj_Casablanca" w:hAnsi="Mj_Casablanca" w:cs="Mj_Casablanca" w:hint="default"/>
+                <w:rtl/>
+              </w:rPr>
+            </w:pPr>
+            <w:r>
+              <w:rPr>
+                <w:rFonts w:ascii="Mj_Casablanca" w:hAnsi="Mj_Casablanca" w:cs="Mj_Casablanca"/>
+                <w:rtl/>
+              </w:rPr>
+              <w:t xml:space="preserve">۸. مشتری با مراجعه حضوری </w:t>
             </w:r>
             <w:proofErr w:type="gramStart"/>
             <w:r>
@@ -1416,7 +1395,7 @@
               <w:bidi/>
               <w:jc w:val="left"/>
               <w:rPr>
-                <w:rFonts w:ascii="Mj_Casablanca" w:hAnsi="Mj_Casablanca" w:cs="Mj_Casablanca"/>
+                <w:rFonts w:ascii="Mj_Casablanca" w:hAnsi="Mj_Casablanca" w:cs="Mj_Casablanca" w:hint="default"/>
                 <w:rtl/>
               </w:rPr>
             </w:pPr>
@@ -1468,7 +1447,7 @@
               <w:bidi/>
               <w:jc w:val="left"/>
               <w:rPr>
-                <w:rFonts w:ascii="Mj_Casablanca" w:hAnsi="Mj_Casablanca" w:cs="Mj_Casablanca"/>
+                <w:rFonts w:ascii="Mj_Casablanca" w:hAnsi="Mj_Casablanca" w:cs="Mj_Casablanca" w:hint="default"/>
                 <w:color w:val="0070C0"/>
                 <w:rtl/>
               </w:rPr>
@@ -1498,7 +1477,7 @@
               <w:bidi/>
               <w:jc w:val="left"/>
               <w:rPr>
-                <w:rFonts w:ascii="Mj_Casablanca" w:hAnsi="Mj_Casablanca" w:cs="Mj_Casablanca"/>
+                <w:rFonts w:ascii="Mj_Casablanca" w:hAnsi="Mj_Casablanca" w:cs="Mj_Casablanca" w:hint="default"/>
                 <w:rtl/>
               </w:rPr>
             </w:pPr>
@@ -1532,7 +1511,7 @@
               <w:bidi/>
               <w:jc w:val="left"/>
               <w:rPr>
-                <w:rFonts w:ascii="Mj_Casablanca" w:hAnsi="Mj_Casablanca" w:cs="Mj_Casablanca"/>
+                <w:rFonts w:ascii="Mj_Casablanca" w:hAnsi="Mj_Casablanca" w:cs="Mj_Casablanca" w:hint="default"/>
                 <w:rtl/>
               </w:rPr>
             </w:pPr>
@@ -1550,7 +1529,7 @@
               <w:bidi/>
               <w:jc w:val="left"/>
               <w:rPr>
-                <w:rFonts w:ascii="Mj_Casablanca" w:hAnsi="Mj_Casablanca" w:cs="Mj_Casablanca"/>
+                <w:rFonts w:ascii="Mj_Casablanca" w:hAnsi="Mj_Casablanca" w:cs="Mj_Casablanca" w:hint="default"/>
                 <w:rtl/>
               </w:rPr>
             </w:pPr>
@@ -1571,7 +1550,7 @@
         <w:bidi/>
         <w:jc w:val="left"/>
         <w:rPr>
-          <w:rFonts w:ascii="Mj_Casablanca" w:hAnsi="Mj_Casablanca" w:cs="Mj_Casablanca"/>
+          <w:rFonts w:ascii="Mj_Casablanca" w:hAnsi="Mj_Casablanca" w:cs="Mj_Casablanca" w:hint="default"/>
           <w:rtl/>
           <w:lang w:val="en-US" w:bidi="fa-IR"/>
         </w:rPr>
@@ -1632,7 +1611,7 @@
               <w:spacing w:after="160" w:line="278" w:lineRule="auto"/>
               <w:jc w:val="left"/>
               <w:rPr>
-                <w:rFonts w:ascii="Mj_Casablanca" w:hAnsi="Mj_Casablanca" w:cs="Mj_Casablanca"/>
+                <w:rFonts w:ascii="Mj_Casablanca" w:hAnsi="Mj_Casablanca" w:cs="Mj_Casablanca" w:hint="default"/>
                 <w:rtl/>
               </w:rPr>
             </w:pPr>
@@ -1711,7 +1690,7 @@
               <w:bidi/>
               <w:jc w:val="left"/>
               <w:rPr>
-                <w:rFonts w:ascii="Mj_Casablanca" w:hAnsi="Mj_Casablanca" w:cs="Mj_Casablanca"/>
+                <w:rFonts w:ascii="Mj_Casablanca" w:hAnsi="Mj_Casablanca" w:cs="Mj_Casablanca" w:hint="default"/>
                 <w:rtl/>
               </w:rPr>
             </w:pPr>
@@ -1773,7 +1752,7 @@
               <w:bidi/>
               <w:jc w:val="left"/>
               <w:rPr>
-                <w:rFonts w:ascii="Mj_Casablanca" w:hAnsi="Mj_Casablanca" w:cs="Mj_Casablanca"/>
+                <w:rFonts w:ascii="Mj_Casablanca" w:hAnsi="Mj_Casablanca" w:cs="Mj_Casablanca" w:hint="default"/>
                 <w:rtl/>
               </w:rPr>
             </w:pPr>
@@ -1834,7 +1813,7 @@
               <w:bidi/>
               <w:jc w:val="left"/>
               <w:rPr>
-                <w:rFonts w:ascii="Mj_Casablanca" w:hAnsi="Mj_Casablanca" w:cs="Mj_Casablanca"/>
+                <w:rFonts w:ascii="Mj_Casablanca" w:hAnsi="Mj_Casablanca" w:cs="Mj_Casablanca" w:hint="default"/>
                 <w:rtl/>
               </w:rPr>
             </w:pPr>
@@ -1899,7 +1878,7 @@
               <w:bidi/>
               <w:jc w:val="left"/>
               <w:rPr>
-                <w:rFonts w:ascii="Mj_Casablanca" w:hAnsi="Mj_Casablanca" w:cs="Mj_Casablanca"/>
+                <w:rFonts w:ascii="Mj_Casablanca" w:hAnsi="Mj_Casablanca" w:cs="Mj_Casablanca" w:hint="default"/>
                 <w:rtl/>
                 <w:lang w:val="en-US"/>
               </w:rPr>
@@ -1982,7 +1961,7 @@
               <w:bidi/>
               <w:jc w:val="left"/>
               <w:rPr>
-                <w:rFonts w:ascii="Mj_Casablanca" w:hAnsi="Mj_Casablanca" w:cs="Mj_Casablanca"/>
+                <w:rFonts w:ascii="Mj_Casablanca" w:hAnsi="Mj_Casablanca" w:cs="Mj_Casablanca" w:hint="default"/>
                 <w:color w:val="0070C0"/>
                 <w:rtl/>
               </w:rPr>
@@ -2030,7 +2009,7 @@
               <w:bidi/>
               <w:jc w:val="left"/>
               <w:rPr>
-                <w:rFonts w:ascii="Mj_Casablanca" w:hAnsi="Mj_Casablanca" w:cs="Mj_Casablanca"/>
+                <w:rFonts w:ascii="Mj_Casablanca" w:hAnsi="Mj_Casablanca" w:cs="Mj_Casablanca" w:hint="default"/>
                 <w:rtl/>
               </w:rPr>
             </w:pPr>
@@ -2077,7 +2056,7 @@
               <w:pStyle w:val="Body"/>
               <w:bidi/>
               <w:rPr>
-                <w:rFonts w:ascii="Mj_Casablanca" w:hAnsi="Mj_Casablanca" w:cs="Mj_Casablanca"/>
+                <w:rFonts w:ascii="Mj_Casablanca" w:hAnsi="Mj_Casablanca" w:cs="Mj_Casablanca" w:hint="default"/>
               </w:rPr>
             </w:pPr>
             <w:r>
@@ -2148,7 +2127,7 @@
               <w:bidi/>
               <w:jc w:val="left"/>
               <w:rPr>
-                <w:rFonts w:ascii="Mj_Casablanca" w:hAnsi="Mj_Casablanca" w:cs="Mj_Casablanca"/>
+                <w:rFonts w:ascii="Mj_Casablanca" w:hAnsi="Mj_Casablanca" w:cs="Mj_Casablanca" w:hint="default"/>
                 <w:color w:val="0070C0"/>
                 <w:rtl/>
               </w:rPr>
@@ -2178,7 +2157,7 @@
               <w:bidi/>
               <w:jc w:val="left"/>
               <w:rPr>
-                <w:rFonts w:ascii="Mj_Casablanca" w:hAnsi="Mj_Casablanca" w:cs="Mj_Casablanca"/>
+                <w:rFonts w:ascii="Mj_Casablanca" w:hAnsi="Mj_Casablanca" w:cs="Mj_Casablanca" w:hint="default"/>
                 <w:rtl/>
               </w:rPr>
             </w:pPr>
@@ -2268,7 +2247,7 @@
               <w:bidi/>
               <w:jc w:val="left"/>
               <w:rPr>
-                <w:rFonts w:ascii="Mj_Casablanca" w:hAnsi="Mj_Casablanca" w:cs="Mj_Casablanca"/>
+                <w:rFonts w:ascii="Mj_Casablanca" w:hAnsi="Mj_Casablanca" w:cs="Mj_Casablanca" w:hint="default"/>
                 <w:rtl/>
               </w:rPr>
             </w:pPr>
@@ -2331,7 +2310,7 @@
               <w:bidi/>
               <w:jc w:val="left"/>
               <w:rPr>
-                <w:rFonts w:ascii="Mj_Casablanca" w:hAnsi="Mj_Casablanca" w:cs="Mj_Casablanca"/>
+                <w:rFonts w:ascii="Mj_Casablanca" w:hAnsi="Mj_Casablanca" w:cs="Mj_Casablanca" w:hint="default"/>
                 <w:rtl/>
               </w:rPr>
             </w:pPr>
@@ -2392,7 +2371,7 @@
               <w:bidi/>
               <w:jc w:val="left"/>
               <w:rPr>
-                <w:rFonts w:ascii="Mj_Casablanca" w:hAnsi="Mj_Casablanca" w:cs="Mj_Casablanca"/>
+                <w:rFonts w:ascii="Mj_Casablanca" w:hAnsi="Mj_Casablanca" w:cs="Mj_Casablanca" w:hint="default"/>
                 <w:rtl/>
               </w:rPr>
             </w:pPr>
@@ -2430,7 +2409,7 @@
               <w:bidi/>
               <w:jc w:val="left"/>
               <w:rPr>
-                <w:rFonts w:ascii="Mj_Casablanca" w:hAnsi="Mj_Casablanca" w:cs="Mj_Casablanca"/>
+                <w:rFonts w:ascii="Mj_Casablanca" w:hAnsi="Mj_Casablanca" w:cs="Mj_Casablanca" w:hint="default"/>
                 <w:rtl/>
               </w:rPr>
             </w:pPr>
@@ -2485,7 +2464,7 @@
               <w:bidi/>
               <w:jc w:val="left"/>
               <w:rPr>
-                <w:rFonts w:ascii="Mj_Casablanca" w:hAnsi="Mj_Casablanca" w:cs="Mj_Casablanca"/>
+                <w:rFonts w:ascii="Mj_Casablanca" w:hAnsi="Mj_Casablanca" w:cs="Mj_Casablanca" w:hint="default"/>
                 <w:rtl/>
               </w:rPr>
             </w:pPr>
@@ -2541,7 +2520,7 @@
               <w:bidi/>
               <w:jc w:val="left"/>
               <w:rPr>
-                <w:rFonts w:ascii="Mj_Casablanca" w:hAnsi="Mj_Casablanca" w:cs="Mj_Casablanca"/>
+                <w:rFonts w:ascii="Mj_Casablanca" w:hAnsi="Mj_Casablanca" w:cs="Mj_Casablanca" w:hint="default"/>
                 <w:rtl/>
               </w:rPr>
             </w:pPr>
@@ -2597,7 +2576,7 @@
               <w:bidi/>
               <w:jc w:val="left"/>
               <w:rPr>
-                <w:rFonts w:ascii="Mj_Casablanca" w:hAnsi="Mj_Casablanca" w:cs="Mj_Casablanca"/>
+                <w:rFonts w:ascii="Mj_Casablanca" w:hAnsi="Mj_Casablanca" w:cs="Mj_Casablanca" w:hint="default"/>
                 <w:rtl/>
               </w:rPr>
             </w:pPr>
@@ -2656,7 +2635,7 @@
               <w:bidi/>
               <w:jc w:val="left"/>
               <w:rPr>
-                <w:rFonts w:ascii="Mj_Casablanca" w:hAnsi="Mj_Casablanca" w:cs="Mj_Casablanca"/>
+                <w:rFonts w:ascii="Mj_Casablanca" w:hAnsi="Mj_Casablanca" w:cs="Mj_Casablanca" w:hint="default"/>
                 <w:color w:val="0070C0"/>
                 <w:rtl/>
               </w:rPr>
@@ -2684,7 +2663,7 @@
             <w:pPr>
               <w:pStyle w:val="Body"/>
               <w:rPr>
-                <w:rFonts w:ascii="Mj_Casablanca" w:hAnsi="Mj_Casablanca" w:cs="Mj_Casablanca"/>
+                <w:rFonts w:ascii="Mj_Casablanca" w:hAnsi="Mj_Casablanca" w:cs="Mj_Casablanca" w:hint="default"/>
               </w:rPr>
             </w:pPr>
             <w:r>
@@ -2699,7 +2678,7 @@
             <w:pPr>
               <w:pStyle w:val="Body"/>
               <w:rPr>
-                <w:rFonts w:ascii="Mj_Casablanca" w:hAnsi="Mj_Casablanca" w:cs="Mj_Casablanca"/>
+                <w:rFonts w:ascii="Mj_Casablanca" w:hAnsi="Mj_Casablanca" w:cs="Mj_Casablanca" w:hint="default"/>
               </w:rPr>
             </w:pPr>
             <w:r>
@@ -2714,7 +2693,7 @@
             <w:pPr>
               <w:pStyle w:val="Body"/>
               <w:rPr>
-                <w:rFonts w:ascii="Mj_Casablanca" w:hAnsi="Mj_Casablanca" w:cs="Mj_Casablanca"/>
+                <w:rFonts w:ascii="Mj_Casablanca" w:hAnsi="Mj_Casablanca" w:cs="Mj_Casablanca" w:hint="default"/>
               </w:rPr>
             </w:pPr>
             <w:r>
@@ -2729,7 +2708,7 @@
             <w:pPr>
               <w:pStyle w:val="Body"/>
               <w:rPr>
-                <w:rFonts w:ascii="Mj_Casablanca" w:hAnsi="Mj_Casablanca" w:cs="Mj_Casablanca"/>
+                <w:rFonts w:ascii="Mj_Casablanca" w:hAnsi="Mj_Casablanca" w:cs="Mj_Casablanca" w:hint="default"/>
               </w:rPr>
             </w:pPr>
             <w:r>
@@ -2744,7 +2723,7 @@
             <w:pPr>
               <w:pStyle w:val="Body"/>
               <w:rPr>
-                <w:rFonts w:ascii="Mj_Casablanca" w:hAnsi="Mj_Casablanca" w:cs="Mj_Casablanca"/>
+                <w:rFonts w:ascii="Mj_Casablanca" w:hAnsi="Mj_Casablanca" w:cs="Mj_Casablanca" w:hint="default"/>
               </w:rPr>
             </w:pPr>
             <w:r>
@@ -2759,7 +2738,7 @@
             <w:pPr>
               <w:pStyle w:val="Body"/>
               <w:rPr>
-                <w:rFonts w:ascii="Mj_Casablanca" w:hAnsi="Mj_Casablanca" w:cs="Mj_Casablanca"/>
+                <w:rFonts w:ascii="Mj_Casablanca" w:hAnsi="Mj_Casablanca" w:cs="Mj_Casablanca" w:hint="default"/>
               </w:rPr>
             </w:pPr>
             <w:r>
@@ -2797,7 +2776,7 @@
             <w:pPr>
               <w:pStyle w:val="Body"/>
               <w:rPr>
-                <w:rFonts w:ascii="Mj_Casablanca" w:hAnsi="Mj_Casablanca" w:cs="Mj_Casablanca"/>
+                <w:rFonts w:ascii="Mj_Casablanca" w:hAnsi="Mj_Casablanca" w:cs="Mj_Casablanca" w:hint="default"/>
               </w:rPr>
             </w:pPr>
             <w:r>
@@ -2859,7 +2838,7 @@
               <w:bidi/>
               <w:jc w:val="left"/>
               <w:rPr>
-                <w:rFonts w:ascii="Mj_Casablanca" w:hAnsi="Mj_Casablanca" w:cs="Mj_Casablanca"/>
+                <w:rFonts w:ascii="Mj_Casablanca" w:hAnsi="Mj_Casablanca" w:cs="Mj_Casablanca" w:hint="default"/>
                 <w:rtl/>
               </w:rPr>
             </w:pPr>
@@ -2911,7 +2890,7 @@
               <w:bidi/>
               <w:jc w:val="left"/>
               <w:rPr>
-                <w:rFonts w:ascii="Mj_Casablanca" w:hAnsi="Mj_Casablanca" w:cs="Mj_Casablanca"/>
+                <w:rFonts w:ascii="Mj_Casablanca" w:hAnsi="Mj_Casablanca" w:cs="Mj_Casablanca" w:hint="default"/>
                 <w:color w:val="0070C0"/>
                 <w:rtl/>
               </w:rPr>
@@ -2941,7 +2920,7 @@
               <w:bidi/>
               <w:jc w:val="left"/>
               <w:rPr>
-                <w:rFonts w:ascii="Mj_Casablanca" w:hAnsi="Mj_Casablanca" w:cs="Mj_Casablanca"/>
+                <w:rFonts w:ascii="Mj_Casablanca" w:hAnsi="Mj_Casablanca" w:cs="Mj_Casablanca" w:hint="default"/>
                 <w:rtl/>
               </w:rPr>
             </w:pPr>
@@ -2961,7 +2940,7 @@
         <w:pStyle w:val="Body"/>
         <w:bidi/>
         <w:rPr>
-          <w:rFonts w:ascii="Mj_Casablanca" w:hAnsi="Mj_Casablanca" w:cs="Mj_Casablanca"/>
+          <w:rFonts w:ascii="Mj_Casablanca" w:hAnsi="Mj_Casablanca" w:cs="Mj_Casablanca" w:hint="default"/>
         </w:rPr>
       </w:pPr>
       <w:r>
@@ -3026,7 +3005,7 @@
               <w:spacing w:after="160" w:line="278" w:lineRule="auto"/>
               <w:jc w:val="left"/>
               <w:rPr>
-                <w:rFonts w:ascii="Mj_Casablanca" w:hAnsi="Mj_Casablanca" w:cs="Mj_Casablanca"/>
+                <w:rFonts w:ascii="Mj_Casablanca" w:hAnsi="Mj_Casablanca" w:cs="Mj_Casablanca" w:hint="default"/>
                 <w:rtl/>
               </w:rPr>
             </w:pPr>
@@ -3107,7 +3086,7 @@
               <w:bidi/>
               <w:jc w:val="left"/>
               <w:rPr>
-                <w:rFonts w:ascii="Mj_Casablanca" w:hAnsi="Mj_Casablanca" w:cs="Mj_Casablanca"/>
+                <w:rFonts w:ascii="Mj_Casablanca" w:hAnsi="Mj_Casablanca" w:cs="Mj_Casablanca" w:hint="default"/>
                 <w:rtl/>
               </w:rPr>
             </w:pPr>
@@ -3169,7 +3148,7 @@
               <w:bidi/>
               <w:jc w:val="left"/>
               <w:rPr>
-                <w:rFonts w:ascii="Mj_Casablanca" w:hAnsi="Mj_Casablanca" w:cs="Mj_Casablanca"/>
+                <w:rFonts w:ascii="Mj_Casablanca" w:hAnsi="Mj_Casablanca" w:cs="Mj_Casablanca" w:hint="default"/>
                 <w:rtl/>
               </w:rPr>
             </w:pPr>
@@ -3239,7 +3218,7 @@
               <w:bidi/>
               <w:jc w:val="left"/>
               <w:rPr>
-                <w:rFonts w:ascii="Mj_Casablanca" w:hAnsi="Mj_Casablanca" w:cs="Mj_Casablanca"/>
+                <w:rFonts w:ascii="Mj_Casablanca" w:hAnsi="Mj_Casablanca" w:cs="Mj_Casablanca" w:hint="default"/>
                 <w:rtl/>
               </w:rPr>
             </w:pPr>
@@ -3304,7 +3283,7 @@
               <w:bidi/>
               <w:jc w:val="left"/>
               <w:rPr>
-                <w:rFonts w:ascii="Mj_Casablanca" w:hAnsi="Mj_Casablanca" w:cs="Mj_Casablanca"/>
+                <w:rFonts w:ascii="Mj_Casablanca" w:hAnsi="Mj_Casablanca" w:cs="Mj_Casablanca" w:hint="default"/>
                 <w:rtl/>
                 <w:lang w:val="en-US" w:bidi="fa-IR"/>
               </w:rPr>
@@ -3389,7 +3368,7 @@
               <w:bidi/>
               <w:jc w:val="left"/>
               <w:rPr>
-                <w:rFonts w:ascii="Mj_Casablanca" w:hAnsi="Mj_Casablanca" w:cs="Mj_Casablanca"/>
+                <w:rFonts w:ascii="Mj_Casablanca" w:hAnsi="Mj_Casablanca" w:cs="Mj_Casablanca" w:hint="default"/>
                 <w:color w:val="0070C0"/>
                 <w:rtl/>
               </w:rPr>
@@ -3437,7 +3416,7 @@
               <w:bidi/>
               <w:jc w:val="left"/>
               <w:rPr>
-                <w:rFonts w:ascii="Mj_Casablanca" w:hAnsi="Mj_Casablanca" w:cs="Mj_Casablanca"/>
+                <w:rFonts w:ascii="Mj_Casablanca" w:hAnsi="Mj_Casablanca" w:cs="Mj_Casablanca" w:hint="default"/>
                 <w:color w:val="000000" w:themeColor="text1"/>
                 <w:rtl/>
               </w:rPr>
@@ -3473,7 +3452,7 @@
               <w:bidi/>
               <w:jc w:val="left"/>
               <w:rPr>
-                <w:rFonts w:ascii="Mj_Casablanca" w:hAnsi="Mj_Casablanca" w:cs="Mj_Casablanca"/>
+                <w:rFonts w:ascii="Mj_Casablanca" w:hAnsi="Mj_Casablanca" w:cs="Mj_Casablanca" w:hint="default"/>
                 <w:rtl/>
               </w:rPr>
             </w:pPr>
@@ -3532,7 +3511,7 @@
               <w:bidi/>
               <w:jc w:val="left"/>
               <w:rPr>
-                <w:rFonts w:ascii="Mj_Casablanca" w:hAnsi="Mj_Casablanca" w:cs="Mj_Casablanca"/>
+                <w:rFonts w:ascii="Mj_Casablanca" w:hAnsi="Mj_Casablanca" w:cs="Mj_Casablanca" w:hint="default"/>
                 <w:color w:val="0070C0"/>
                 <w:rtl/>
               </w:rPr>
@@ -3570,7 +3549,7 @@
               <w:bidi/>
               <w:jc w:val="left"/>
               <w:rPr>
-                <w:rFonts w:ascii="Mj_Casablanca" w:hAnsi="Mj_Casablanca" w:cs="Mj_Casablanca"/>
+                <w:rFonts w:ascii="Mj_Casablanca" w:hAnsi="Mj_Casablanca" w:cs="Mj_Casablanca" w:hint="default"/>
                 <w:rtl/>
               </w:rPr>
             </w:pPr>
@@ -3639,7 +3618,7 @@
               <w:bidi/>
               <w:jc w:val="left"/>
               <w:rPr>
-                <w:rFonts w:ascii="Mj_Casablanca" w:hAnsi="Mj_Casablanca" w:cs="Mj_Casablanca"/>
+                <w:rFonts w:ascii="Mj_Casablanca" w:hAnsi="Mj_Casablanca" w:cs="Mj_Casablanca" w:hint="default"/>
                 <w:rtl/>
               </w:rPr>
             </w:pPr>
@@ -3695,7 +3674,7 @@
               <w:bidi/>
               <w:jc w:val="left"/>
               <w:rPr>
-                <w:rFonts w:ascii="Mj_Casablanca" w:hAnsi="Mj_Casablanca" w:cs="Mj_Casablanca"/>
+                <w:rFonts w:ascii="Mj_Casablanca" w:hAnsi="Mj_Casablanca" w:cs="Mj_Casablanca" w:hint="default"/>
                 <w:rtl/>
               </w:rPr>
             </w:pPr>
@@ -3756,7 +3735,7 @@
               <w:bidi/>
               <w:jc w:val="left"/>
               <w:rPr>
-                <w:rFonts w:ascii="Mj_Casablanca" w:hAnsi="Mj_Casablanca" w:cs="Mj_Casablanca"/>
+                <w:rFonts w:ascii="Mj_Casablanca" w:hAnsi="Mj_Casablanca" w:cs="Mj_Casablanca" w:hint="default"/>
                 <w:rtl/>
               </w:rPr>
             </w:pPr>
@@ -3794,7 +3773,7 @@
               <w:bidi/>
               <w:jc w:val="left"/>
               <w:rPr>
-                <w:rFonts w:ascii="Mj_Casablanca" w:hAnsi="Mj_Casablanca" w:cs="Mj_Casablanca"/>
+                <w:rFonts w:ascii="Mj_Casablanca" w:hAnsi="Mj_Casablanca" w:cs="Mj_Casablanca" w:hint="default"/>
                 <w:rtl/>
               </w:rPr>
             </w:pPr>
@@ -3850,7 +3829,7 @@
               <w:bidi/>
               <w:jc w:val="left"/>
               <w:rPr>
-                <w:rFonts w:ascii="Mj_Casablanca" w:hAnsi="Mj_Casablanca" w:cs="Mj_Casablanca"/>
+                <w:rFonts w:ascii="Mj_Casablanca" w:hAnsi="Mj_Casablanca" w:cs="Mj_Casablanca" w:hint="default"/>
                 <w:rtl/>
               </w:rPr>
             </w:pPr>
@@ -3907,7 +3886,7 @@
               <w:bidi/>
               <w:jc w:val="left"/>
               <w:rPr>
-                <w:rFonts w:ascii="Mj_Casablanca" w:hAnsi="Mj_Casablanca" w:cs="Mj_Casablanca"/>
+                <w:rFonts w:ascii="Mj_Casablanca" w:hAnsi="Mj_Casablanca" w:cs="Mj_Casablanca" w:hint="default"/>
                 <w:rtl/>
               </w:rPr>
             </w:pPr>
@@ -3964,7 +3943,7 @@
               <w:bidi/>
               <w:jc w:val="left"/>
               <w:rPr>
-                <w:rFonts w:ascii="Mj_Casablanca" w:hAnsi="Mj_Casablanca" w:cs="Mj_Casablanca"/>
+                <w:rFonts w:ascii="Mj_Casablanca" w:hAnsi="Mj_Casablanca" w:cs="Mj_Casablanca" w:hint="default"/>
                 <w:rtl/>
               </w:rPr>
             </w:pPr>
@@ -4024,7 +4003,7 @@
               <w:bidi/>
               <w:jc w:val="left"/>
               <w:rPr>
-                <w:rFonts w:ascii="Mj_Casablanca" w:hAnsi="Mj_Casablanca" w:cs="Mj_Casablanca"/>
+                <w:rFonts w:ascii="Mj_Casablanca" w:hAnsi="Mj_Casablanca" w:cs="Mj_Casablanca" w:hint="default"/>
                 <w:color w:val="0070C0"/>
                 <w:lang w:val="en-US"/>
               </w:rPr>
@@ -4058,7 +4037,7 @@
               <w:bidi/>
               <w:jc w:val="left"/>
               <w:rPr>
-                <w:rFonts w:ascii="Mj_Casablanca" w:hAnsi="Mj_Casablanca" w:cs="Mj_Casablanca"/>
+                <w:rFonts w:ascii="Mj_Casablanca" w:hAnsi="Mj_Casablanca" w:cs="Mj_Casablanca" w:hint="default"/>
                 <w:color w:val="000000" w:themeColor="text1"/>
                 <w:lang w:val="en-US" w:bidi="fa-IR"/>
               </w:rPr>
@@ -4083,7 +4062,7 @@
               <w:bidi/>
               <w:jc w:val="left"/>
               <w:rPr>
-                <w:rFonts w:ascii="Mj_Casablanca" w:hAnsi="Mj_Casablanca" w:cs="Mj_Casablanca"/>
+                <w:rFonts w:ascii="Mj_Casablanca" w:hAnsi="Mj_Casablanca" w:cs="Mj_Casablanca" w:hint="default"/>
                 <w:color w:val="000000" w:themeColor="text1"/>
                 <w:lang w:val="en-US" w:bidi="fa-IR"/>
               </w:rPr>
@@ -4108,7 +4087,7 @@
               <w:bidi/>
               <w:jc w:val="left"/>
               <w:rPr>
-                <w:rFonts w:ascii="Mj_Casablanca" w:hAnsi="Mj_Casablanca" w:cs="Mj_Casablanca"/>
+                <w:rFonts w:ascii="Mj_Casablanca" w:hAnsi="Mj_Casablanca" w:cs="Mj_Casablanca" w:hint="default"/>
                 <w:color w:val="000000" w:themeColor="text1"/>
                 <w:lang w:val="en-US" w:bidi="fa-IR"/>
               </w:rPr>
@@ -4133,7 +4112,7 @@
               <w:bidi/>
               <w:jc w:val="left"/>
               <w:rPr>
-                <w:rFonts w:ascii="Mj_Casablanca" w:hAnsi="Mj_Casablanca" w:cs="Mj_Casablanca"/>
+                <w:rFonts w:ascii="Mj_Casablanca" w:hAnsi="Mj_Casablanca" w:cs="Mj_Casablanca" w:hint="default"/>
                 <w:color w:val="000000" w:themeColor="text1"/>
                 <w:lang w:val="en-US" w:bidi="fa-IR"/>
               </w:rPr>
@@ -4158,7 +4137,7 @@
               <w:bidi/>
               <w:jc w:val="left"/>
               <w:rPr>
-                <w:rFonts w:ascii="Mj_Casablanca" w:hAnsi="Mj_Casablanca" w:cs="Mj_Casablanca"/>
+                <w:rFonts w:ascii="Mj_Casablanca" w:hAnsi="Mj_Casablanca" w:cs="Mj_Casablanca" w:hint="default"/>
                 <w:color w:val="000000" w:themeColor="text1"/>
                 <w:lang w:val="en-US" w:bidi="fa-IR"/>
               </w:rPr>
@@ -4183,7 +4162,7 @@
               <w:bidi/>
               <w:jc w:val="left"/>
               <w:rPr>
-                <w:rFonts w:ascii="Mj_Casablanca" w:hAnsi="Mj_Casablanca" w:cs="Mj_Casablanca"/>
+                <w:rFonts w:ascii="Mj_Casablanca" w:hAnsi="Mj_Casablanca" w:cs="Mj_Casablanca" w:hint="default"/>
                 <w:color w:val="000000" w:themeColor="text1"/>
                 <w:lang w:val="en-US" w:bidi="fa-IR"/>
               </w:rPr>
@@ -4204,7 +4183,7 @@
               <w:bidi/>
               <w:jc w:val="left"/>
               <w:rPr>
-                <w:rFonts w:ascii="Mj_Casablanca" w:hAnsi="Mj_Casablanca" w:cs="Mj_Casablanca"/>
+                <w:rFonts w:ascii="Mj_Casablanca" w:hAnsi="Mj_Casablanca" w:cs="Mj_Casablanca" w:hint="default"/>
                 <w:rtl/>
               </w:rPr>
             </w:pPr>
@@ -4239,7 +4218,7 @@
               <w:bidi/>
               <w:jc w:val="left"/>
               <w:rPr>
-                <w:rFonts w:ascii="Mj_Casablanca" w:hAnsi="Mj_Casablanca" w:cs="Mj_Casablanca"/>
+                <w:rFonts w:ascii="Mj_Casablanca" w:hAnsi="Mj_Casablanca" w:cs="Mj_Casablanca" w:hint="default"/>
                 <w:rtl/>
               </w:rPr>
             </w:pPr>
@@ -4291,7 +4270,7 @@
               <w:bidi/>
               <w:jc w:val="left"/>
               <w:rPr>
-                <w:rFonts w:ascii="Mj_Casablanca" w:hAnsi="Mj_Casablanca" w:cs="Mj_Casablanca"/>
+                <w:rFonts w:ascii="Mj_Casablanca" w:hAnsi="Mj_Casablanca" w:cs="Mj_Casablanca" w:hint="default"/>
                 <w:color w:val="0070C0"/>
                 <w:rtl/>
               </w:rPr>
@@ -4321,7 +4300,7 @@
               <w:bidi/>
               <w:jc w:val="left"/>
               <w:rPr>
-                <w:rFonts w:ascii="Mj_Casablanca" w:hAnsi="Mj_Casablanca" w:cs="Mj_Casablanca"/>
+                <w:rFonts w:ascii="Mj_Casablanca" w:hAnsi="Mj_Casablanca" w:cs="Mj_Casablanca" w:hint="default"/>
                 <w:color w:val="000000" w:themeColor="text1"/>
                 <w:rtl/>
               </w:rPr>
@@ -4341,7 +4320,7 @@
               <w:bidi/>
               <w:jc w:val="left"/>
               <w:rPr>
-                <w:rFonts w:ascii="Mj_Casablanca" w:hAnsi="Mj_Casablanca" w:cs="Mj_Casablanca"/>
+                <w:rFonts w:ascii="Mj_Casablanca" w:hAnsi="Mj_Casablanca" w:cs="Mj_Casablanca" w:hint="default"/>
                 <w:rtl/>
               </w:rPr>
             </w:pPr>
@@ -4362,7 +4341,7 @@
         <w:pStyle w:val="Body"/>
         <w:bidi/>
         <w:rPr>
-          <w:rFonts w:ascii="Mj_Casablanca" w:hAnsi="Mj_Casablanca" w:cs="Mj_Casablanca"/>
+          <w:rFonts w:ascii="Mj_Casablanca" w:hAnsi="Mj_Casablanca" w:cs="Mj_Casablanca" w:hint="default"/>
         </w:rPr>
       </w:pPr>
       <w:r>
@@ -4427,7 +4406,7 @@
               <w:spacing w:after="160" w:line="278" w:lineRule="auto"/>
               <w:jc w:val="left"/>
               <w:rPr>
-                <w:rFonts w:ascii="Mj_Casablanca" w:hAnsi="Mj_Casablanca" w:cs="Mj_Casablanca"/>
+                <w:rFonts w:ascii="Mj_Casablanca" w:hAnsi="Mj_Casablanca" w:cs="Mj_Casablanca" w:hint="default"/>
                 <w:rtl/>
               </w:rPr>
             </w:pPr>
@@ -4516,7 +4495,7 @@
               <w:bidi/>
               <w:jc w:val="left"/>
               <w:rPr>
-                <w:rFonts w:ascii="Mj_Casablanca" w:hAnsi="Mj_Casablanca" w:cs="Mj_Casablanca"/>
+                <w:rFonts w:ascii="Mj_Casablanca" w:hAnsi="Mj_Casablanca" w:cs="Mj_Casablanca" w:hint="default"/>
                 <w:rtl/>
               </w:rPr>
             </w:pPr>
@@ -4578,7 +4557,7 @@
               <w:bidi/>
               <w:jc w:val="left"/>
               <w:rPr>
-                <w:rFonts w:ascii="Mj_Casablanca" w:hAnsi="Mj_Casablanca" w:cs="Mj_Casablanca"/>
+                <w:rFonts w:ascii="Mj_Casablanca" w:hAnsi="Mj_Casablanca" w:cs="Mj_Casablanca" w:hint="default"/>
                 <w:rtl/>
               </w:rPr>
             </w:pPr>
@@ -4648,7 +4627,7 @@
               <w:bidi/>
               <w:jc w:val="left"/>
               <w:rPr>
-                <w:rFonts w:ascii="Mj_Casablanca" w:hAnsi="Mj_Casablanca" w:cs="Mj_Casablanca"/>
+                <w:rFonts w:ascii="Mj_Casablanca" w:hAnsi="Mj_Casablanca" w:cs="Mj_Casablanca" w:hint="default"/>
                 <w:rtl/>
               </w:rPr>
             </w:pPr>
@@ -4713,7 +4692,7 @@
               <w:bidi/>
               <w:jc w:val="left"/>
               <w:rPr>
-                <w:rFonts w:ascii="Mj_Casablanca" w:hAnsi="Mj_Casablanca" w:cs="Mj_Casablanca"/>
+                <w:rFonts w:ascii="Mj_Casablanca" w:hAnsi="Mj_Casablanca" w:cs="Mj_Casablanca" w:hint="default"/>
                 <w:color w:val="000000" w:themeColor="text1"/>
                 <w:lang w:val="en-US"/>
               </w:rPr>
@@ -4798,7 +4777,7 @@
               <w:bidi/>
               <w:jc w:val="left"/>
               <w:rPr>
-                <w:rFonts w:ascii="Mj_Casablanca" w:hAnsi="Mj_Casablanca" w:cs="Mj_Casablanca"/>
+                <w:rFonts w:ascii="Mj_Casablanca" w:hAnsi="Mj_Casablanca" w:cs="Mj_Casablanca" w:hint="default"/>
                 <w:color w:val="0070C0"/>
                 <w:rtl/>
               </w:rPr>
@@ -4846,7 +4825,7 @@
               <w:bidi/>
               <w:jc w:val="left"/>
               <w:rPr>
-                <w:rFonts w:ascii="Mj_Casablanca" w:hAnsi="Mj_Casablanca" w:cs="Mj_Casablanca"/>
+                <w:rFonts w:ascii="Mj_Casablanca" w:hAnsi="Mj_Casablanca" w:cs="Mj_Casablanca" w:hint="default"/>
                 <w:rtl/>
                 <w:lang w:bidi="fa-IR"/>
               </w:rPr>
@@ -4924,7 +4903,7 @@
               <w:bidi/>
               <w:jc w:val="left"/>
               <w:rPr>
-                <w:rFonts w:ascii="Mj_Casablanca" w:hAnsi="Mj_Casablanca" w:cs="Mj_Casablanca"/>
+                <w:rFonts w:ascii="Mj_Casablanca" w:hAnsi="Mj_Casablanca" w:cs="Mj_Casablanca" w:hint="default"/>
                 <w:color w:val="0070C0"/>
                 <w:rtl/>
               </w:rPr>
@@ -4954,7 +4933,7 @@
               <w:bidi/>
               <w:jc w:val="left"/>
               <w:rPr>
-                <w:rFonts w:ascii="Mj_Casablanca" w:hAnsi="Mj_Casablanca" w:cs="Mj_Casablanca"/>
+                <w:rFonts w:ascii="Mj_Casablanca" w:hAnsi="Mj_Casablanca" w:cs="Mj_Casablanca" w:hint="default"/>
                 <w:rtl/>
               </w:rPr>
             </w:pPr>
@@ -5015,7 +4994,7 @@
               <w:bidi/>
               <w:jc w:val="left"/>
               <w:rPr>
-                <w:rFonts w:ascii="Mj_Casablanca" w:hAnsi="Mj_Casablanca" w:cs="Mj_Casablanca"/>
+                <w:rFonts w:ascii="Mj_Casablanca" w:hAnsi="Mj_Casablanca" w:cs="Mj_Casablanca" w:hint="default"/>
                 <w:rtl/>
               </w:rPr>
             </w:pPr>
@@ -5071,7 +5050,7 @@
               <w:bidi/>
               <w:jc w:val="left"/>
               <w:rPr>
-                <w:rFonts w:ascii="Mj_Casablanca" w:hAnsi="Mj_Casablanca" w:cs="Mj_Casablanca"/>
+                <w:rFonts w:ascii="Mj_Casablanca" w:hAnsi="Mj_Casablanca" w:cs="Mj_Casablanca" w:hint="default"/>
                 <w:rtl/>
               </w:rPr>
             </w:pPr>
@@ -5124,7 +5103,7 @@
               <w:bidi/>
               <w:jc w:val="left"/>
               <w:rPr>
-                <w:rFonts w:ascii="Mj_Casablanca" w:hAnsi="Mj_Casablanca" w:cs="Mj_Casablanca"/>
+                <w:rFonts w:ascii="Mj_Casablanca" w:hAnsi="Mj_Casablanca" w:cs="Mj_Casablanca" w:hint="default"/>
                 <w:rtl/>
               </w:rPr>
             </w:pPr>
@@ -5162,7 +5141,7 @@
               <w:bidi/>
               <w:jc w:val="left"/>
               <w:rPr>
-                <w:rFonts w:ascii="Mj_Casablanca" w:hAnsi="Mj_Casablanca" w:cs="Mj_Casablanca"/>
+                <w:rFonts w:ascii="Mj_Casablanca" w:hAnsi="Mj_Casablanca" w:cs="Mj_Casablanca" w:hint="default"/>
                 <w:rtl/>
               </w:rPr>
             </w:pPr>
@@ -5218,7 +5197,7 @@
               <w:bidi/>
               <w:jc w:val="left"/>
               <w:rPr>
-                <w:rFonts w:ascii="Mj_Casablanca" w:hAnsi="Mj_Casablanca" w:cs="Mj_Casablanca"/>
+                <w:rFonts w:ascii="Mj_Casablanca" w:hAnsi="Mj_Casablanca" w:cs="Mj_Casablanca" w:hint="default"/>
                 <w:rtl/>
               </w:rPr>
             </w:pPr>
@@ -5275,7 +5254,7 @@
               <w:bidi/>
               <w:jc w:val="left"/>
               <w:rPr>
-                <w:rFonts w:ascii="Mj_Casablanca" w:hAnsi="Mj_Casablanca" w:cs="Mj_Casablanca"/>
+                <w:rFonts w:ascii="Mj_Casablanca" w:hAnsi="Mj_Casablanca" w:cs="Mj_Casablanca" w:hint="default"/>
                 <w:rtl/>
               </w:rPr>
             </w:pPr>
@@ -5350,7 +5329,7 @@
               <w:bidi/>
               <w:jc w:val="left"/>
               <w:rPr>
-                <w:rFonts w:ascii="Mj_Casablanca" w:hAnsi="Mj_Casablanca" w:cs="Mj_Casablanca"/>
+                <w:rFonts w:ascii="Mj_Casablanca" w:hAnsi="Mj_Casablanca" w:cs="Mj_Casablanca" w:hint="default"/>
                 <w:rtl/>
               </w:rPr>
             </w:pPr>
@@ -5428,7 +5407,7 @@
               <w:bidi/>
               <w:jc w:val="left"/>
               <w:rPr>
-                <w:rFonts w:ascii="Mj_Casablanca" w:hAnsi="Mj_Casablanca" w:cs="Mj_Casablanca"/>
+                <w:rFonts w:ascii="Mj_Casablanca" w:hAnsi="Mj_Casablanca" w:cs="Mj_Casablanca" w:hint="default"/>
                 <w:color w:val="0070C0"/>
                 <w:rtl/>
               </w:rPr>
@@ -5458,7 +5437,7 @@
               <w:bidi/>
               <w:jc w:val="left"/>
               <w:rPr>
-                <w:rFonts w:ascii="Mj_Casablanca" w:hAnsi="Mj_Casablanca" w:cs="Mj_Casablanca"/>
+                <w:rFonts w:ascii="Mj_Casablanca" w:hAnsi="Mj_Casablanca" w:cs="Mj_Casablanca" w:hint="default"/>
                 <w:color w:val="000000" w:themeColor="text1"/>
                 <w:rtl/>
               </w:rPr>
@@ -5486,7 +5465,7 @@
               <w:bidi/>
               <w:jc w:val="left"/>
               <w:rPr>
-                <w:rFonts w:ascii="Mj_Casablanca" w:hAnsi="Mj_Casablanca" w:cs="Mj_Casablanca"/>
+                <w:rFonts w:ascii="Mj_Casablanca" w:hAnsi="Mj_Casablanca" w:cs="Mj_Casablanca" w:hint="default"/>
                 <w:color w:val="000000" w:themeColor="text1"/>
                 <w:rtl/>
               </w:rPr>
@@ -5524,7 +5503,7 @@
               <w:bidi/>
               <w:jc w:val="left"/>
               <w:rPr>
-                <w:rFonts w:ascii="Mj_Casablanca" w:hAnsi="Mj_Casablanca" w:cs="Mj_Casablanca"/>
+                <w:rFonts w:ascii="Mj_Casablanca" w:hAnsi="Mj_Casablanca" w:cs="Mj_Casablanca" w:hint="default"/>
                 <w:color w:val="000000" w:themeColor="text1"/>
                 <w:rtl/>
               </w:rPr>
@@ -5544,7 +5523,7 @@
               <w:bidi/>
               <w:jc w:val="left"/>
               <w:rPr>
-                <w:rFonts w:ascii="Mj_Casablanca" w:hAnsi="Mj_Casablanca" w:cs="Mj_Casablanca"/>
+                <w:rFonts w:ascii="Mj_Casablanca" w:hAnsi="Mj_Casablanca" w:cs="Mj_Casablanca" w:hint="default"/>
                 <w:rtl/>
               </w:rPr>
             </w:pPr>
@@ -5587,7 +5566,7 @@
               <w:bidi/>
               <w:jc w:val="left"/>
               <w:rPr>
-                <w:rFonts w:ascii="Mj_Casablanca" w:hAnsi="Mj_Casablanca" w:cs="Mj_Casablanca"/>
+                <w:rFonts w:ascii="Mj_Casablanca" w:hAnsi="Mj_Casablanca" w:cs="Mj_Casablanca" w:hint="default"/>
                 <w:color w:val="0070C0"/>
                 <w:rtl/>
               </w:rPr>
@@ -5617,7 +5596,7 @@
               <w:bidi/>
               <w:jc w:val="left"/>
               <w:rPr>
-                <w:rFonts w:ascii="Mj_Casablanca" w:hAnsi="Mj_Casablanca" w:cs="Mj_Casablanca"/>
+                <w:rFonts w:ascii="Mj_Casablanca" w:hAnsi="Mj_Casablanca" w:cs="Mj_Casablanca" w:hint="default"/>
                 <w:color w:val="000000" w:themeColor="text1"/>
                 <w:rtl/>
               </w:rPr>
@@ -5655,7 +5634,7 @@
               <w:bidi/>
               <w:jc w:val="left"/>
               <w:rPr>
-                <w:rFonts w:ascii="Mj_Casablanca" w:hAnsi="Mj_Casablanca" w:cs="Mj_Casablanca"/>
+                <w:rFonts w:ascii="Mj_Casablanca" w:hAnsi="Mj_Casablanca" w:cs="Mj_Casablanca" w:hint="default"/>
                 <w:rtl/>
               </w:rPr>
             </w:pPr>
@@ -5731,7 +5710,7 @@
               <w:bidi/>
               <w:jc w:val="left"/>
               <w:rPr>
-                <w:rFonts w:ascii="Mj_Casablanca" w:hAnsi="Mj_Casablanca" w:cs="Mj_Casablanca"/>
+                <w:rFonts w:ascii="Mj_Casablanca" w:hAnsi="Mj_Casablanca" w:cs="Mj_Casablanca" w:hint="default"/>
                 <w:rtl/>
               </w:rPr>
             </w:pPr>
@@ -5762,7 +5741,7 @@
         <w:pStyle w:val="Body"/>
         <w:bidi/>
         <w:rPr>
-          <w:rFonts w:ascii="Mj_Casablanca" w:hAnsi="Mj_Casablanca" w:cs="Mj_Casablanca"/>
+          <w:rFonts w:ascii="Mj_Casablanca" w:hAnsi="Mj_Casablanca" w:cs="Mj_Casablanca" w:hint="default"/>
         </w:rPr>
       </w:pPr>
       <w:r>
@@ -5827,7 +5806,7 @@
               <w:spacing w:after="160" w:line="278" w:lineRule="auto"/>
               <w:jc w:val="left"/>
               <w:rPr>
-                <w:rFonts w:ascii="Mj_Casablanca" w:hAnsi="Mj_Casablanca" w:cs="Mj_Casablanca"/>
+                <w:rFonts w:ascii="Mj_Casablanca" w:hAnsi="Mj_Casablanca" w:cs="Mj_Casablanca" w:hint="default"/>
                 <w:rtl/>
               </w:rPr>
             </w:pPr>
@@ -5934,7 +5913,7 @@
               <w:bidi/>
               <w:jc w:val="left"/>
               <w:rPr>
-                <w:rFonts w:ascii="Mj_Casablanca" w:hAnsi="Mj_Casablanca" w:cs="Mj_Casablanca"/>
+                <w:rFonts w:ascii="Mj_Casablanca" w:hAnsi="Mj_Casablanca" w:cs="Mj_Casablanca" w:hint="default"/>
                 <w:rtl/>
               </w:rPr>
             </w:pPr>
@@ -5997,7 +5976,7 @@
               <w:bidi/>
               <w:jc w:val="left"/>
               <w:rPr>
-                <w:rFonts w:ascii="Mj_Casablanca" w:hAnsi="Mj_Casablanca" w:cs="Mj_Casablanca"/>
+                <w:rFonts w:ascii="Mj_Casablanca" w:hAnsi="Mj_Casablanca" w:cs="Mj_Casablanca" w:hint="default"/>
                 <w:rtl/>
               </w:rPr>
             </w:pPr>
@@ -6067,7 +6046,7 @@
               <w:bidi/>
               <w:jc w:val="left"/>
               <w:rPr>
-                <w:rFonts w:ascii="Mj_Casablanca" w:hAnsi="Mj_Casablanca" w:cs="Mj_Casablanca"/>
+                <w:rFonts w:ascii="Mj_Casablanca" w:hAnsi="Mj_Casablanca" w:cs="Mj_Casablanca" w:hint="default"/>
                 <w:rtl/>
               </w:rPr>
             </w:pPr>
@@ -6132,7 +6111,7 @@
               <w:bidi/>
               <w:jc w:val="left"/>
               <w:rPr>
-                <w:rFonts w:ascii="Mj_Casablanca" w:hAnsi="Mj_Casablanca" w:cs="Mj_Casablanca"/>
+                <w:rFonts w:ascii="Mj_Casablanca" w:hAnsi="Mj_Casablanca" w:cs="Mj_Casablanca" w:hint="default"/>
                 <w:color w:val="000000" w:themeColor="text1"/>
                 <w:lang w:val="en-US"/>
               </w:rPr>
@@ -6217,7 +6196,7 @@
               <w:bidi/>
               <w:jc w:val="left"/>
               <w:rPr>
-                <w:rFonts w:ascii="Mj_Casablanca" w:hAnsi="Mj_Casablanca" w:cs="Mj_Casablanca"/>
+                <w:rFonts w:ascii="Mj_Casablanca" w:hAnsi="Mj_Casablanca" w:cs="Mj_Casablanca" w:hint="default"/>
                 <w:color w:val="0070C0"/>
                 <w:rtl/>
               </w:rPr>
@@ -6265,7 +6244,7 @@
               <w:bidi/>
               <w:jc w:val="left"/>
               <w:rPr>
-                <w:rFonts w:ascii="Mj_Casablanca" w:hAnsi="Mj_Casablanca" w:cs="Mj_Casablanca"/>
+                <w:rFonts w:ascii="Mj_Casablanca" w:hAnsi="Mj_Casablanca" w:cs="Mj_Casablanca" w:hint="default"/>
                 <w:rtl/>
               </w:rPr>
             </w:pPr>
@@ -6360,7 +6339,7 @@
               <w:bidi/>
               <w:jc w:val="left"/>
               <w:rPr>
-                <w:rFonts w:ascii="Mj_Casablanca" w:hAnsi="Mj_Casablanca" w:cs="Mj_Casablanca"/>
+                <w:rFonts w:ascii="Mj_Casablanca" w:hAnsi="Mj_Casablanca" w:cs="Mj_Casablanca" w:hint="default"/>
                 <w:color w:val="0070C0"/>
                 <w:rtl/>
               </w:rPr>
@@ -6398,7 +6377,7 @@
               <w:bidi/>
               <w:jc w:val="left"/>
               <w:rPr>
-                <w:rFonts w:ascii="Mj_Casablanca" w:hAnsi="Mj_Casablanca" w:cs="Mj_Casablanca"/>
+                <w:rFonts w:ascii="Mj_Casablanca" w:hAnsi="Mj_Casablanca" w:cs="Mj_Casablanca" w:hint="default"/>
                 <w:rtl/>
               </w:rPr>
             </w:pPr>
@@ -6459,7 +6438,7 @@
               <w:bidi/>
               <w:jc w:val="left"/>
               <w:rPr>
-                <w:rFonts w:ascii="Mj_Casablanca" w:hAnsi="Mj_Casablanca" w:cs="Mj_Casablanca"/>
+                <w:rFonts w:ascii="Mj_Casablanca" w:hAnsi="Mj_Casablanca" w:cs="Mj_Casablanca" w:hint="default"/>
                 <w:rtl/>
               </w:rPr>
             </w:pPr>
@@ -6515,7 +6494,7 @@
               <w:bidi/>
               <w:jc w:val="left"/>
               <w:rPr>
-                <w:rFonts w:ascii="Mj_Casablanca" w:hAnsi="Mj_Casablanca" w:cs="Mj_Casablanca"/>
+                <w:rFonts w:ascii="Mj_Casablanca" w:hAnsi="Mj_Casablanca" w:cs="Mj_Casablanca" w:hint="default"/>
                 <w:rtl/>
               </w:rPr>
             </w:pPr>
@@ -6568,7 +6547,7 @@
               <w:bidi/>
               <w:jc w:val="left"/>
               <w:rPr>
-                <w:rFonts w:ascii="Mj_Casablanca" w:hAnsi="Mj_Casablanca" w:cs="Mj_Casablanca"/>
+                <w:rFonts w:ascii="Mj_Casablanca" w:hAnsi="Mj_Casablanca" w:cs="Mj_Casablanca" w:hint="default"/>
                 <w:rtl/>
               </w:rPr>
             </w:pPr>
@@ -6606,7 +6585,7 @@
               <w:bidi/>
               <w:jc w:val="left"/>
               <w:rPr>
-                <w:rFonts w:ascii="Mj_Casablanca" w:hAnsi="Mj_Casablanca" w:cs="Mj_Casablanca"/>
+                <w:rFonts w:ascii="Mj_Casablanca" w:hAnsi="Mj_Casablanca" w:cs="Mj_Casablanca" w:hint="default"/>
                 <w:rtl/>
               </w:rPr>
             </w:pPr>
@@ -6662,7 +6641,7 @@
               <w:bidi/>
               <w:jc w:val="left"/>
               <w:rPr>
-                <w:rFonts w:ascii="Mj_Casablanca" w:hAnsi="Mj_Casablanca" w:cs="Mj_Casablanca"/>
+                <w:rFonts w:ascii="Mj_Casablanca" w:hAnsi="Mj_Casablanca" w:cs="Mj_Casablanca" w:hint="default"/>
                 <w:rtl/>
               </w:rPr>
             </w:pPr>
@@ -6719,7 +6698,7 @@
               <w:bidi/>
               <w:jc w:val="left"/>
               <w:rPr>
-                <w:rFonts w:ascii="Mj_Casablanca" w:hAnsi="Mj_Casablanca" w:cs="Mj_Casablanca"/>
+                <w:rFonts w:ascii="Mj_Casablanca" w:hAnsi="Mj_Casablanca" w:cs="Mj_Casablanca" w:hint="default"/>
                 <w:rtl/>
               </w:rPr>
             </w:pPr>
@@ -6776,7 +6755,7 @@
               <w:bidi/>
               <w:jc w:val="left"/>
               <w:rPr>
-                <w:rFonts w:ascii="Mj_Casablanca" w:hAnsi="Mj_Casablanca" w:cs="Mj_Casablanca"/>
+                <w:rFonts w:ascii="Mj_Casablanca" w:hAnsi="Mj_Casablanca" w:cs="Mj_Casablanca" w:hint="default"/>
                 <w:rtl/>
               </w:rPr>
             </w:pPr>
@@ -6836,7 +6815,7 @@
               <w:bidi/>
               <w:jc w:val="left"/>
               <w:rPr>
-                <w:rFonts w:ascii="Mj_Casablanca" w:hAnsi="Mj_Casablanca" w:cs="Mj_Casablanca"/>
+                <w:rFonts w:ascii="Mj_Casablanca" w:hAnsi="Mj_Casablanca" w:cs="Mj_Casablanca" w:hint="default"/>
                 <w:color w:val="0070C0"/>
                 <w:rtl/>
               </w:rPr>
@@ -6866,7 +6845,7 @@
               <w:bidi/>
               <w:jc w:val="left"/>
               <w:rPr>
-                <w:rFonts w:ascii="Mj_Casablanca" w:hAnsi="Mj_Casablanca" w:cs="Mj_Casablanca"/>
+                <w:rFonts w:ascii="Mj_Casablanca" w:hAnsi="Mj_Casablanca" w:cs="Mj_Casablanca" w:hint="default"/>
                 <w:color w:val="000000" w:themeColor="text1"/>
                 <w:rtl/>
               </w:rPr>
@@ -6894,7 +6873,7 @@
               <w:bidi/>
               <w:jc w:val="left"/>
               <w:rPr>
-                <w:rFonts w:ascii="Mj_Casablanca" w:hAnsi="Mj_Casablanca" w:cs="Mj_Casablanca"/>
+                <w:rFonts w:ascii="Mj_Casablanca" w:hAnsi="Mj_Casablanca" w:cs="Mj_Casablanca" w:hint="default"/>
                 <w:color w:val="000000" w:themeColor="text1"/>
                 <w:rtl/>
               </w:rPr>
@@ -6932,7 +6911,7 @@
               <w:bidi/>
               <w:jc w:val="left"/>
               <w:rPr>
-                <w:rFonts w:ascii="Mj_Casablanca" w:hAnsi="Mj_Casablanca" w:cs="Mj_Casablanca"/>
+                <w:rFonts w:ascii="Mj_Casablanca" w:hAnsi="Mj_Casablanca" w:cs="Mj_Casablanca" w:hint="default"/>
                 <w:rtl/>
               </w:rPr>
             </w:pPr>
@@ -6975,7 +6954,7 @@
               <w:bidi/>
               <w:jc w:val="left"/>
               <w:rPr>
-                <w:rFonts w:ascii="Mj_Casablanca" w:hAnsi="Mj_Casablanca" w:cs="Mj_Casablanca"/>
+                <w:rFonts w:ascii="Mj_Casablanca" w:hAnsi="Mj_Casablanca" w:cs="Mj_Casablanca" w:hint="default"/>
                 <w:rtl/>
               </w:rPr>
             </w:pPr>
@@ -7027,7 +7006,7 @@
               <w:bidi/>
               <w:jc w:val="left"/>
               <w:rPr>
-                <w:rFonts w:ascii="Mj_Casablanca" w:hAnsi="Mj_Casablanca" w:cs="Mj_Casablanca"/>
+                <w:rFonts w:ascii="Mj_Casablanca" w:hAnsi="Mj_Casablanca" w:cs="Mj_Casablanca" w:hint="default"/>
                 <w:color w:val="0070C0"/>
                 <w:rtl/>
               </w:rPr>
@@ -7057,7 +7036,7 @@
               <w:bidi/>
               <w:jc w:val="left"/>
               <w:rPr>
-                <w:rFonts w:ascii="Mj_Casablanca" w:hAnsi="Mj_Casablanca" w:cs="Mj_Casablanca"/>
+                <w:rFonts w:ascii="Mj_Casablanca" w:hAnsi="Mj_Casablanca" w:cs="Mj_Casablanca" w:hint="default"/>
                 <w:rtl/>
               </w:rPr>
             </w:pPr>
@@ -7078,7 +7057,7 @@
         <w:pStyle w:val="Body"/>
         <w:bidi/>
         <w:rPr>
-          <w:rFonts w:ascii="Mj_Casablanca" w:hAnsi="Mj_Casablanca" w:cs="Mj_Casablanca"/>
+          <w:rFonts w:ascii="Mj_Casablanca" w:hAnsi="Mj_Casablanca" w:cs="Mj_Casablanca" w:hint="default"/>
         </w:rPr>
       </w:pPr>
       <w:r>
@@ -7143,7 +7122,7 @@
               <w:spacing w:after="160" w:line="278" w:lineRule="auto"/>
               <w:jc w:val="left"/>
               <w:rPr>
-                <w:rFonts w:ascii="Mj_Casablanca" w:hAnsi="Mj_Casablanca" w:cs="Mj_Casablanca"/>
+                <w:rFonts w:ascii="Mj_Casablanca" w:hAnsi="Mj_Casablanca" w:cs="Mj_Casablanca" w:hint="default"/>
                 <w:rtl/>
               </w:rPr>
             </w:pPr>
@@ -7242,7 +7221,7 @@
               <w:bidi/>
               <w:jc w:val="left"/>
               <w:rPr>
-                <w:rFonts w:ascii="Mj_Casablanca" w:hAnsi="Mj_Casablanca" w:cs="Mj_Casablanca"/>
+                <w:rFonts w:ascii="Mj_Casablanca" w:hAnsi="Mj_Casablanca" w:cs="Mj_Casablanca" w:hint="default"/>
                 <w:rtl/>
               </w:rPr>
             </w:pPr>
@@ -7305,7 +7284,7 @@
               <w:bidi/>
               <w:jc w:val="left"/>
               <w:rPr>
-                <w:rFonts w:ascii="Mj_Casablanca" w:hAnsi="Mj_Casablanca" w:cs="Mj_Casablanca"/>
+                <w:rFonts w:ascii="Mj_Casablanca" w:hAnsi="Mj_Casablanca" w:cs="Mj_Casablanca" w:hint="default"/>
                 <w:rtl/>
               </w:rPr>
             </w:pPr>
@@ -7375,7 +7354,7 @@
               <w:bidi/>
               <w:jc w:val="left"/>
               <w:rPr>
-                <w:rFonts w:ascii="Mj_Casablanca" w:hAnsi="Mj_Casablanca" w:cs="Mj_Casablanca"/>
+                <w:rFonts w:ascii="Mj_Casablanca" w:hAnsi="Mj_Casablanca" w:cs="Mj_Casablanca" w:hint="default"/>
                 <w:rtl/>
               </w:rPr>
             </w:pPr>
@@ -7440,7 +7419,7 @@
               <w:bidi/>
               <w:jc w:val="left"/>
               <w:rPr>
-                <w:rFonts w:ascii="Mj_Casablanca" w:hAnsi="Mj_Casablanca" w:cs="Mj_Casablanca"/>
+                <w:rFonts w:ascii="Mj_Casablanca" w:hAnsi="Mj_Casablanca" w:cs="Mj_Casablanca" w:hint="default"/>
                 <w:color w:val="000000" w:themeColor="text1"/>
                 <w:lang w:val="en-US" w:bidi="fa-IR"/>
               </w:rPr>
@@ -7516,7 +7495,7 @@
               <w:bidi/>
               <w:jc w:val="left"/>
               <w:rPr>
-                <w:rFonts w:ascii="Mj_Casablanca" w:hAnsi="Mj_Casablanca" w:cs="Mj_Casablanca"/>
+                <w:rFonts w:ascii="Mj_Casablanca" w:hAnsi="Mj_Casablanca" w:cs="Mj_Casablanca" w:hint="default"/>
                 <w:color w:val="0070C0"/>
                 <w:rtl/>
               </w:rPr>
@@ -7564,7 +7543,7 @@
               <w:bidi/>
               <w:jc w:val="left"/>
               <w:rPr>
-                <w:rFonts w:ascii="Mj_Casablanca" w:hAnsi="Mj_Casablanca" w:cs="Mj_Casablanca"/>
+                <w:rFonts w:ascii="Mj_Casablanca" w:hAnsi="Mj_Casablanca" w:cs="Mj_Casablanca" w:hint="default"/>
                 <w:rtl/>
               </w:rPr>
             </w:pPr>
@@ -7641,7 +7620,7 @@
               <w:bidi/>
               <w:jc w:val="left"/>
               <w:rPr>
-                <w:rFonts w:ascii="Mj_Casablanca" w:hAnsi="Mj_Casablanca" w:cs="Mj_Casablanca"/>
+                <w:rFonts w:ascii="Mj_Casablanca" w:hAnsi="Mj_Casablanca" w:cs="Mj_Casablanca" w:hint="default"/>
                 <w:color w:val="0070C0"/>
                 <w:rtl/>
               </w:rPr>
@@ -7671,7 +7650,7 @@
               <w:bidi/>
               <w:jc w:val="left"/>
               <w:rPr>
-                <w:rFonts w:ascii="Mj_Casablanca" w:hAnsi="Mj_Casablanca" w:cs="Mj_Casablanca"/>
+                <w:rFonts w:ascii="Mj_Casablanca" w:hAnsi="Mj_Casablanca" w:cs="Mj_Casablanca" w:hint="default"/>
                 <w:color w:val="000000" w:themeColor="text1"/>
                 <w:rtl/>
               </w:rPr>
@@ -7709,7 +7688,7 @@
               <w:bidi/>
               <w:jc w:val="left"/>
               <w:rPr>
-                <w:rFonts w:ascii="Mj_Casablanca" w:hAnsi="Mj_Casablanca" w:cs="Mj_Casablanca"/>
+                <w:rFonts w:ascii="Mj_Casablanca" w:hAnsi="Mj_Casablanca" w:cs="Mj_Casablanca" w:hint="default"/>
                 <w:color w:val="000000" w:themeColor="text1"/>
                 <w:rtl/>
               </w:rPr>
@@ -7742,7 +7721,7 @@
               <w:bidi/>
               <w:jc w:val="left"/>
               <w:rPr>
-                <w:rFonts w:ascii="Mj_Casablanca" w:hAnsi="Mj_Casablanca" w:cs="Mj_Casablanca"/>
+                <w:rFonts w:ascii="Mj_Casablanca" w:hAnsi="Mj_Casablanca" w:cs="Mj_Casablanca" w:hint="default"/>
                 <w:color w:val="000000" w:themeColor="text1"/>
                 <w:rtl/>
               </w:rPr>
@@ -7784,7 +7763,7 @@
               <w:bidi/>
               <w:jc w:val="left"/>
               <w:rPr>
-                <w:rFonts w:ascii="Mj_Casablanca" w:hAnsi="Mj_Casablanca" w:cs="Mj_Casablanca"/>
+                <w:rFonts w:ascii="Mj_Casablanca" w:hAnsi="Mj_Casablanca" w:cs="Mj_Casablanca" w:hint="default"/>
                 <w:color w:val="000000" w:themeColor="text1"/>
                 <w:rtl/>
               </w:rPr>
@@ -7808,7 +7787,7 @@
               <w:bidi/>
               <w:jc w:val="left"/>
               <w:rPr>
-                <w:rFonts w:ascii="Mj_Casablanca" w:hAnsi="Mj_Casablanca" w:cs="Mj_Casablanca"/>
+                <w:rFonts w:ascii="Mj_Casablanca" w:hAnsi="Mj_Casablanca" w:cs="Mj_Casablanca" w:hint="default"/>
                 <w:color w:val="0070C0"/>
                 <w:rtl/>
               </w:rPr>
@@ -7868,7 +7847,7 @@
               <w:bidi/>
               <w:jc w:val="left"/>
               <w:rPr>
-                <w:rFonts w:ascii="Mj_Casablanca" w:hAnsi="Mj_Casablanca" w:cs="Mj_Casablanca"/>
+                <w:rFonts w:ascii="Mj_Casablanca" w:hAnsi="Mj_Casablanca" w:cs="Mj_Casablanca" w:hint="default"/>
                 <w:rtl/>
               </w:rPr>
             </w:pPr>
@@ -7924,7 +7903,7 @@
               <w:bidi/>
               <w:jc w:val="left"/>
               <w:rPr>
-                <w:rFonts w:ascii="Mj_Casablanca" w:hAnsi="Mj_Casablanca" w:cs="Mj_Casablanca"/>
+                <w:rFonts w:ascii="Mj_Casablanca" w:hAnsi="Mj_Casablanca" w:cs="Mj_Casablanca" w:hint="default"/>
                 <w:rtl/>
               </w:rPr>
             </w:pPr>
@@ -7977,7 +7956,7 @@
               <w:bidi/>
               <w:jc w:val="left"/>
               <w:rPr>
-                <w:rFonts w:ascii="Mj_Casablanca" w:hAnsi="Mj_Casablanca" w:cs="Mj_Casablanca"/>
+                <w:rFonts w:ascii="Mj_Casablanca" w:hAnsi="Mj_Casablanca" w:cs="Mj_Casablanca" w:hint="default"/>
                 <w:rtl/>
               </w:rPr>
             </w:pPr>
@@ -8015,7 +7994,7 @@
               <w:bidi/>
               <w:jc w:val="left"/>
               <w:rPr>
-                <w:rFonts w:ascii="Mj_Casablanca" w:hAnsi="Mj_Casablanca" w:cs="Mj_Casablanca"/>
+                <w:rFonts w:ascii="Mj_Casablanca" w:hAnsi="Mj_Casablanca" w:cs="Mj_Casablanca" w:hint="default"/>
                 <w:rtl/>
               </w:rPr>
             </w:pPr>
@@ -8071,7 +8050,7 @@
               <w:bidi/>
               <w:jc w:val="left"/>
               <w:rPr>
-                <w:rFonts w:ascii="Mj_Casablanca" w:hAnsi="Mj_Casablanca" w:cs="Mj_Casablanca"/>
+                <w:rFonts w:ascii="Mj_Casablanca" w:hAnsi="Mj_Casablanca" w:cs="Mj_Casablanca" w:hint="default"/>
                 <w:rtl/>
               </w:rPr>
             </w:pPr>
@@ -8128,7 +8107,7 @@
               <w:bidi/>
               <w:jc w:val="left"/>
               <w:rPr>
-                <w:rFonts w:ascii="Mj_Casablanca" w:hAnsi="Mj_Casablanca" w:cs="Mj_Casablanca"/>
+                <w:rFonts w:ascii="Mj_Casablanca" w:hAnsi="Mj_Casablanca" w:cs="Mj_Casablanca" w:hint="default"/>
                 <w:color w:val="000000" w:themeColor="text1"/>
                 <w:rtl/>
                 <w:lang w:val="en-US" w:bidi="fa-IR"/>
@@ -8188,7 +8167,7 @@
               <w:bidi/>
               <w:jc w:val="left"/>
               <w:rPr>
-                <w:rFonts w:ascii="Mj_Casablanca" w:hAnsi="Mj_Casablanca" w:cs="Mj_Casablanca"/>
+                <w:rFonts w:ascii="Mj_Casablanca" w:hAnsi="Mj_Casablanca" w:cs="Mj_Casablanca" w:hint="default"/>
                 <w:rtl/>
               </w:rPr>
             </w:pPr>
@@ -8248,7 +8227,7 @@
               <w:bidi/>
               <w:jc w:val="left"/>
               <w:rPr>
-                <w:rFonts w:ascii="Mj_Casablanca" w:hAnsi="Mj_Casablanca" w:cs="Mj_Casablanca"/>
+                <w:rFonts w:ascii="Mj_Casablanca" w:hAnsi="Mj_Casablanca" w:cs="Mj_Casablanca" w:hint="default"/>
                 <w:color w:val="0070C0"/>
                 <w:rtl/>
               </w:rPr>
@@ -8278,7 +8257,7 @@
               <w:bidi/>
               <w:jc w:val="left"/>
               <w:rPr>
-                <w:rFonts w:ascii="Mj_Casablanca" w:hAnsi="Mj_Casablanca" w:cs="Mj_Casablanca"/>
+                <w:rFonts w:ascii="Mj_Casablanca" w:hAnsi="Mj_Casablanca" w:cs="Mj_Casablanca" w:hint="default"/>
                 <w:color w:val="000000" w:themeColor="text1"/>
                 <w:rtl/>
               </w:rPr>
@@ -8324,7 +8303,7 @@
               <w:bidi/>
               <w:jc w:val="left"/>
               <w:rPr>
-                <w:rFonts w:ascii="Mj_Casablanca" w:hAnsi="Mj_Casablanca" w:cs="Mj_Casablanca"/>
+                <w:rFonts w:ascii="Mj_Casablanca" w:hAnsi="Mj_Casablanca" w:cs="Mj_Casablanca" w:hint="default"/>
                 <w:color w:val="000000" w:themeColor="text1"/>
                 <w:rtl/>
               </w:rPr>
@@ -8378,7 +8357,7 @@
               <w:bidi/>
               <w:jc w:val="left"/>
               <w:rPr>
-                <w:rFonts w:ascii="Mj_Casablanca" w:hAnsi="Mj_Casablanca" w:cs="Mj_Casablanca"/>
+                <w:rFonts w:ascii="Mj_Casablanca" w:hAnsi="Mj_Casablanca" w:cs="Mj_Casablanca" w:hint="default"/>
                 <w:color w:val="000000" w:themeColor="text1"/>
                 <w:rtl/>
               </w:rPr>
@@ -8398,7 +8377,7 @@
               <w:bidi/>
               <w:jc w:val="left"/>
               <w:rPr>
-                <w:rFonts w:ascii="Mj_Casablanca" w:hAnsi="Mj_Casablanca" w:cs="Mj_Casablanca"/>
+                <w:rFonts w:ascii="Mj_Casablanca" w:hAnsi="Mj_Casablanca" w:cs="Mj_Casablanca" w:hint="default"/>
                 <w:rtl/>
               </w:rPr>
             </w:pPr>
@@ -8441,7 +8420,7 @@
               <w:bidi/>
               <w:jc w:val="left"/>
               <w:rPr>
-                <w:rFonts w:ascii="Mj_Casablanca" w:hAnsi="Mj_Casablanca" w:cs="Mj_Casablanca"/>
+                <w:rFonts w:ascii="Mj_Casablanca" w:hAnsi="Mj_Casablanca" w:cs="Mj_Casablanca" w:hint="default"/>
                 <w:color w:val="0070C0"/>
                 <w:rtl/>
               </w:rPr>
@@ -8471,7 +8450,7 @@
               <w:bidi/>
               <w:jc w:val="left"/>
               <w:rPr>
-                <w:rFonts w:ascii="Mj_Casablanca" w:hAnsi="Mj_Casablanca" w:cs="Mj_Casablanca"/>
+                <w:rFonts w:ascii="Mj_Casablanca" w:hAnsi="Mj_Casablanca" w:cs="Mj_Casablanca" w:hint="default"/>
                 <w:rtl/>
               </w:rPr>
             </w:pPr>
@@ -8513,7 +8492,7 @@
               <w:bidi/>
               <w:jc w:val="left"/>
               <w:rPr>
-                <w:rFonts w:ascii="Mj_Casablanca" w:hAnsi="Mj_Casablanca" w:cs="Mj_Casablanca"/>
+                <w:rFonts w:ascii="Mj_Casablanca" w:hAnsi="Mj_Casablanca" w:cs="Mj_Casablanca" w:hint="default"/>
                 <w:rtl/>
               </w:rPr>
             </w:pPr>
@@ -8544,7 +8523,7 @@
         <w:pStyle w:val="Body"/>
         <w:bidi/>
         <w:rPr>
-          <w:rFonts w:ascii="Mj_Casablanca" w:hAnsi="Mj_Casablanca" w:cs="Mj_Casablanca"/>
+          <w:rFonts w:ascii="Mj_Casablanca" w:hAnsi="Mj_Casablanca" w:cs="Mj_Casablanca" w:hint="default"/>
         </w:rPr>
       </w:pPr>
       <w:r>
@@ -8609,7 +8588,7 @@
               <w:spacing w:after="160" w:line="278" w:lineRule="auto"/>
               <w:jc w:val="left"/>
               <w:rPr>
-                <w:rFonts w:ascii="Mj_Casablanca" w:hAnsi="Mj_Casablanca" w:cs="Mj_Casablanca"/>
+                <w:rFonts w:ascii="Mj_Casablanca" w:hAnsi="Mj_Casablanca" w:cs="Mj_Casablanca" w:hint="default"/>
                 <w:rtl/>
               </w:rPr>
             </w:pPr>
@@ -8690,7 +8669,7 @@
               <w:bidi/>
               <w:jc w:val="left"/>
               <w:rPr>
-                <w:rFonts w:ascii="Mj_Casablanca" w:hAnsi="Mj_Casablanca" w:cs="Mj_Casablanca"/>
+                <w:rFonts w:ascii="Mj_Casablanca" w:hAnsi="Mj_Casablanca" w:cs="Mj_Casablanca" w:hint="default"/>
                 <w:rtl/>
               </w:rPr>
             </w:pPr>
@@ -8753,7 +8732,7 @@
               <w:bidi/>
               <w:jc w:val="left"/>
               <w:rPr>
-                <w:rFonts w:ascii="Mj_Casablanca" w:hAnsi="Mj_Casablanca" w:cs="Mj_Casablanca"/>
+                <w:rFonts w:ascii="Mj_Casablanca" w:hAnsi="Mj_Casablanca" w:cs="Mj_Casablanca" w:hint="default"/>
                 <w:rtl/>
               </w:rPr>
             </w:pPr>
@@ -8823,7 +8802,7 @@
               <w:bidi/>
               <w:jc w:val="left"/>
               <w:rPr>
-                <w:rFonts w:ascii="Mj_Casablanca" w:hAnsi="Mj_Casablanca" w:cs="Mj_Casablanca"/>
+                <w:rFonts w:ascii="Mj_Casablanca" w:hAnsi="Mj_Casablanca" w:cs="Mj_Casablanca" w:hint="default"/>
                 <w:rtl/>
               </w:rPr>
             </w:pPr>
@@ -8888,7 +8867,7 @@
               <w:bidi/>
               <w:jc w:val="left"/>
               <w:rPr>
-                <w:rFonts w:ascii="Mj_Casablanca" w:hAnsi="Mj_Casablanca" w:cs="Mj_Casablanca"/>
+                <w:rFonts w:ascii="Mj_Casablanca" w:hAnsi="Mj_Casablanca" w:cs="Mj_Casablanca" w:hint="default"/>
                 <w:color w:val="000000" w:themeColor="text1"/>
                 <w:lang w:val="en-US" w:bidi="fa-IR"/>
               </w:rPr>
@@ -8989,7 +8968,7 @@
               <w:bidi/>
               <w:jc w:val="left"/>
               <w:rPr>
-                <w:rFonts w:ascii="Mj_Casablanca" w:hAnsi="Mj_Casablanca" w:cs="Mj_Casablanca"/>
+                <w:rFonts w:ascii="Mj_Casablanca" w:hAnsi="Mj_Casablanca" w:cs="Mj_Casablanca" w:hint="default"/>
                 <w:color w:val="0070C0"/>
                 <w:rtl/>
               </w:rPr>
@@ -9037,7 +9016,7 @@
               <w:bidi/>
               <w:jc w:val="left"/>
               <w:rPr>
-                <w:rFonts w:ascii="Mj_Casablanca" w:hAnsi="Mj_Casablanca" w:cs="Mj_Casablanca"/>
+                <w:rFonts w:ascii="Mj_Casablanca" w:hAnsi="Mj_Casablanca" w:cs="Mj_Casablanca" w:hint="default"/>
                 <w:rtl/>
               </w:rPr>
             </w:pPr>
@@ -9096,7 +9075,7 @@
               <w:bidi/>
               <w:jc w:val="left"/>
               <w:rPr>
-                <w:rFonts w:ascii="Mj_Casablanca" w:hAnsi="Mj_Casablanca" w:cs="Mj_Casablanca"/>
+                <w:rFonts w:ascii="Mj_Casablanca" w:hAnsi="Mj_Casablanca" w:cs="Mj_Casablanca" w:hint="default"/>
                 <w:color w:val="0070C0"/>
                 <w:rtl/>
               </w:rPr>
@@ -9126,7 +9105,7 @@
               <w:bidi/>
               <w:jc w:val="left"/>
               <w:rPr>
-                <w:rFonts w:ascii="Mj_Casablanca" w:hAnsi="Mj_Casablanca" w:cs="Mj_Casablanca"/>
+                <w:rFonts w:ascii="Mj_Casablanca" w:hAnsi="Mj_Casablanca" w:cs="Mj_Casablanca" w:hint="default"/>
                 <w:rtl/>
               </w:rPr>
             </w:pPr>
@@ -9169,7 +9148,7 @@
               <w:bidi/>
               <w:jc w:val="left"/>
               <w:rPr>
-                <w:rFonts w:ascii="Mj_Casablanca" w:hAnsi="Mj_Casablanca" w:cs="Mj_Casablanca"/>
+                <w:rFonts w:ascii="Mj_Casablanca" w:hAnsi="Mj_Casablanca" w:cs="Mj_Casablanca" w:hint="default"/>
                 <w:rtl/>
               </w:rPr>
             </w:pPr>
@@ -9225,7 +9204,7 @@
               <w:bidi/>
               <w:jc w:val="left"/>
               <w:rPr>
-                <w:rFonts w:ascii="Mj_Casablanca" w:hAnsi="Mj_Casablanca" w:cs="Mj_Casablanca"/>
+                <w:rFonts w:ascii="Mj_Casablanca" w:hAnsi="Mj_Casablanca" w:cs="Mj_Casablanca" w:hint="default"/>
                 <w:rtl/>
               </w:rPr>
             </w:pPr>
@@ -9278,7 +9257,7 @@
               <w:bidi/>
               <w:jc w:val="left"/>
               <w:rPr>
-                <w:rFonts w:ascii="Mj_Casablanca" w:hAnsi="Mj_Casablanca" w:cs="Mj_Casablanca"/>
+                <w:rFonts w:ascii="Mj_Casablanca" w:hAnsi="Mj_Casablanca" w:cs="Mj_Casablanca" w:hint="default"/>
                 <w:rtl/>
               </w:rPr>
             </w:pPr>
@@ -9316,7 +9295,7 @@
               <w:bidi/>
               <w:jc w:val="left"/>
               <w:rPr>
-                <w:rFonts w:ascii="Mj_Casablanca" w:hAnsi="Mj_Casablanca" w:cs="Mj_Casablanca"/>
+                <w:rFonts w:ascii="Mj_Casablanca" w:hAnsi="Mj_Casablanca" w:cs="Mj_Casablanca" w:hint="default"/>
                 <w:rtl/>
               </w:rPr>
             </w:pPr>
@@ -9372,7 +9351,7 @@
               <w:bidi/>
               <w:jc w:val="left"/>
               <w:rPr>
-                <w:rFonts w:ascii="Mj_Casablanca" w:hAnsi="Mj_Casablanca" w:cs="Mj_Casablanca"/>
+                <w:rFonts w:ascii="Mj_Casablanca" w:hAnsi="Mj_Casablanca" w:cs="Mj_Casablanca" w:hint="default"/>
                 <w:rtl/>
               </w:rPr>
             </w:pPr>
@@ -9429,7 +9408,7 @@
               <w:bidi/>
               <w:jc w:val="left"/>
               <w:rPr>
-                <w:rFonts w:ascii="Mj_Casablanca" w:hAnsi="Mj_Casablanca" w:cs="Mj_Casablanca"/>
+                <w:rFonts w:ascii="Mj_Casablanca" w:hAnsi="Mj_Casablanca" w:cs="Mj_Casablanca" w:hint="default"/>
                 <w:rtl/>
               </w:rPr>
             </w:pPr>
@@ -9486,7 +9465,7 @@
               <w:bidi/>
               <w:jc w:val="left"/>
               <w:rPr>
-                <w:rFonts w:ascii="Mj_Casablanca" w:hAnsi="Mj_Casablanca" w:cs="Mj_Casablanca"/>
+                <w:rFonts w:ascii="Mj_Casablanca" w:hAnsi="Mj_Casablanca" w:cs="Mj_Casablanca" w:hint="default"/>
                 <w:rtl/>
               </w:rPr>
             </w:pPr>
@@ -9546,7 +9525,7 @@
               <w:bidi/>
               <w:jc w:val="left"/>
               <w:rPr>
-                <w:rFonts w:ascii="Mj_Casablanca" w:hAnsi="Mj_Casablanca" w:cs="Mj_Casablanca"/>
+                <w:rFonts w:ascii="Mj_Casablanca" w:hAnsi="Mj_Casablanca" w:cs="Mj_Casablanca" w:hint="default"/>
                 <w:color w:val="0070C0"/>
                 <w:rtl/>
               </w:rPr>
@@ -9576,7 +9555,7 @@
               <w:bidi/>
               <w:jc w:val="left"/>
               <w:rPr>
-                <w:rFonts w:ascii="Mj_Casablanca" w:hAnsi="Mj_Casablanca" w:cs="Mj_Casablanca"/>
+                <w:rFonts w:ascii="Mj_Casablanca" w:hAnsi="Mj_Casablanca" w:cs="Mj_Casablanca" w:hint="default"/>
                 <w:color w:val="000000" w:themeColor="text1"/>
                 <w:rtl/>
               </w:rPr>
@@ -9604,7 +9583,7 @@
               <w:bidi/>
               <w:jc w:val="left"/>
               <w:rPr>
-                <w:rFonts w:ascii="Mj_Casablanca" w:hAnsi="Mj_Casablanca" w:cs="Mj_Casablanca"/>
+                <w:rFonts w:ascii="Mj_Casablanca" w:hAnsi="Mj_Casablanca" w:cs="Mj_Casablanca" w:hint="default"/>
                 <w:color w:val="000000" w:themeColor="text1"/>
                 <w:rtl/>
               </w:rPr>
@@ -9624,7 +9603,7 @@
               <w:bidi/>
               <w:jc w:val="left"/>
               <w:rPr>
-                <w:rFonts w:ascii="Mj_Casablanca" w:hAnsi="Mj_Casablanca" w:cs="Mj_Casablanca"/>
+                <w:rFonts w:ascii="Mj_Casablanca" w:hAnsi="Mj_Casablanca" w:cs="Mj_Casablanca" w:hint="default"/>
                 <w:color w:val="000000" w:themeColor="text1"/>
                 <w:rtl/>
               </w:rPr>
@@ -9644,7 +9623,7 @@
               <w:bidi/>
               <w:jc w:val="left"/>
               <w:rPr>
-                <w:rFonts w:ascii="Mj_Casablanca" w:hAnsi="Mj_Casablanca" w:cs="Mj_Casablanca"/>
+                <w:rFonts w:ascii="Mj_Casablanca" w:hAnsi="Mj_Casablanca" w:cs="Mj_Casablanca" w:hint="default"/>
                 <w:color w:val="000000" w:themeColor="text1"/>
                 <w:rtl/>
               </w:rPr>
@@ -9682,7 +9661,7 @@
               <w:bidi/>
               <w:jc w:val="left"/>
               <w:rPr>
-                <w:rFonts w:ascii="Mj_Casablanca" w:hAnsi="Mj_Casablanca" w:cs="Mj_Casablanca"/>
+                <w:rFonts w:ascii="Mj_Casablanca" w:hAnsi="Mj_Casablanca" w:cs="Mj_Casablanca" w:hint="default"/>
                 <w:color w:val="000000" w:themeColor="text1"/>
                 <w:rtl/>
               </w:rPr>
@@ -9702,7 +9681,7 @@
               <w:bidi/>
               <w:jc w:val="left"/>
               <w:rPr>
-                <w:rFonts w:ascii="Mj_Casablanca" w:hAnsi="Mj_Casablanca" w:cs="Mj_Casablanca"/>
+                <w:rFonts w:ascii="Mj_Casablanca" w:hAnsi="Mj_Casablanca" w:cs="Mj_Casablanca" w:hint="default"/>
                 <w:rtl/>
               </w:rPr>
             </w:pPr>
@@ -9745,7 +9724,7 @@
               <w:bidi/>
               <w:jc w:val="left"/>
               <w:rPr>
-                <w:rFonts w:ascii="Mj_Casablanca" w:hAnsi="Mj_Casablanca" w:cs="Mj_Casablanca"/>
+                <w:rFonts w:ascii="Mj_Casablanca" w:hAnsi="Mj_Casablanca" w:cs="Mj_Casablanca" w:hint="default"/>
                 <w:rtl/>
               </w:rPr>
             </w:pPr>
@@ -9797,7 +9776,7 @@
               <w:bidi/>
               <w:jc w:val="left"/>
               <w:rPr>
-                <w:rFonts w:ascii="Mj_Casablanca" w:hAnsi="Mj_Casablanca" w:cs="Mj_Casablanca"/>
+                <w:rFonts w:ascii="Mj_Casablanca" w:hAnsi="Mj_Casablanca" w:cs="Mj_Casablanca" w:hint="default"/>
                 <w:color w:val="0070C0"/>
                 <w:rtl/>
               </w:rPr>
@@ -9827,7 +9806,7 @@
               <w:bidi/>
               <w:jc w:val="left"/>
               <w:rPr>
-                <w:rFonts w:ascii="Mj_Casablanca" w:hAnsi="Mj_Casablanca" w:cs="Mj_Casablanca"/>
+                <w:rFonts w:ascii="Mj_Casablanca" w:hAnsi="Mj_Casablanca" w:cs="Mj_Casablanca" w:hint="default"/>
                 <w:rtl/>
               </w:rPr>
             </w:pPr>
@@ -9848,7 +9827,7 @@
         <w:pStyle w:val="Body"/>
         <w:bidi/>
         <w:rPr>
-          <w:rFonts w:ascii="Mj_Casablanca" w:hAnsi="Mj_Casablanca" w:cs="Mj_Casablanca"/>
+          <w:rFonts w:ascii="Mj_Casablanca" w:hAnsi="Mj_Casablanca" w:cs="Mj_Casablanca" w:hint="default"/>
         </w:rPr>
       </w:pPr>
       <w:r>
@@ -9913,7 +9892,7 @@
               <w:spacing w:after="160" w:line="278" w:lineRule="auto"/>
               <w:jc w:val="left"/>
               <w:rPr>
-                <w:rFonts w:ascii="Mj_Casablanca" w:hAnsi="Mj_Casablanca" w:cs="Mj_Casablanca"/>
+                <w:rFonts w:ascii="Mj_Casablanca" w:hAnsi="Mj_Casablanca" w:cs="Mj_Casablanca" w:hint="default"/>
                 <w:rtl/>
               </w:rPr>
             </w:pPr>
@@ -9994,7 +9973,7 @@
               <w:bidi/>
               <w:jc w:val="left"/>
               <w:rPr>
-                <w:rFonts w:ascii="Mj_Casablanca" w:hAnsi="Mj_Casablanca" w:cs="Mj_Casablanca"/>
+                <w:rFonts w:ascii="Mj_Casablanca" w:hAnsi="Mj_Casablanca" w:cs="Mj_Casablanca" w:hint="default"/>
                 <w:rtl/>
               </w:rPr>
             </w:pPr>
@@ -10057,7 +10036,7 @@
               <w:bidi/>
               <w:jc w:val="left"/>
               <w:rPr>
-                <w:rFonts w:ascii="Mj_Casablanca" w:hAnsi="Mj_Casablanca" w:cs="Mj_Casablanca"/>
+                <w:rFonts w:ascii="Mj_Casablanca" w:hAnsi="Mj_Casablanca" w:cs="Mj_Casablanca" w:hint="default"/>
                 <w:rtl/>
               </w:rPr>
             </w:pPr>
@@ -10127,7 +10106,7 @@
               <w:bidi/>
               <w:jc w:val="left"/>
               <w:rPr>
-                <w:rFonts w:ascii="Mj_Casablanca" w:hAnsi="Mj_Casablanca" w:cs="Mj_Casablanca"/>
+                <w:rFonts w:ascii="Mj_Casablanca" w:hAnsi="Mj_Casablanca" w:cs="Mj_Casablanca" w:hint="default"/>
                 <w:rtl/>
               </w:rPr>
             </w:pPr>
@@ -10192,7 +10171,7 @@
               <w:bidi/>
               <w:jc w:val="left"/>
               <w:rPr>
-                <w:rFonts w:ascii="Mj_Casablanca" w:hAnsi="Mj_Casablanca" w:cs="Mj_Casablanca"/>
+                <w:rFonts w:ascii="Mj_Casablanca" w:hAnsi="Mj_Casablanca" w:cs="Mj_Casablanca" w:hint="default"/>
                 <w:color w:val="000000" w:themeColor="text1"/>
                 <w:lang w:val="en-US" w:bidi="fa-IR"/>
               </w:rPr>
@@ -10293,7 +10272,7 @@
               <w:bidi/>
               <w:jc w:val="left"/>
               <w:rPr>
-                <w:rFonts w:ascii="Mj_Casablanca" w:hAnsi="Mj_Casablanca" w:cs="Mj_Casablanca"/>
+                <w:rFonts w:ascii="Mj_Casablanca" w:hAnsi="Mj_Casablanca" w:cs="Mj_Casablanca" w:hint="default"/>
                 <w:color w:val="0070C0"/>
                 <w:rtl/>
               </w:rPr>
@@ -10341,7 +10320,7 @@
               <w:bidi/>
               <w:jc w:val="left"/>
               <w:rPr>
-                <w:rFonts w:ascii="Mj_Casablanca" w:hAnsi="Mj_Casablanca" w:cs="Mj_Casablanca"/>
+                <w:rFonts w:ascii="Mj_Casablanca" w:hAnsi="Mj_Casablanca" w:cs="Mj_Casablanca" w:hint="default"/>
                 <w:rtl/>
               </w:rPr>
             </w:pPr>
@@ -10402,7 +10381,7 @@
               <w:bidi/>
               <w:jc w:val="left"/>
               <w:rPr>
-                <w:rFonts w:ascii="Mj_Casablanca" w:hAnsi="Mj_Casablanca" w:cs="Mj_Casablanca"/>
+                <w:rFonts w:ascii="Mj_Casablanca" w:hAnsi="Mj_Casablanca" w:cs="Mj_Casablanca" w:hint="default"/>
                 <w:color w:val="0070C0"/>
                 <w:rtl/>
               </w:rPr>
@@ -10432,7 +10411,7 @@
               <w:bidi/>
               <w:jc w:val="left"/>
               <w:rPr>
-                <w:rFonts w:ascii="Mj_Casablanca" w:hAnsi="Mj_Casablanca" w:cs="Mj_Casablanca"/>
+                <w:rFonts w:ascii="Mj_Casablanca" w:hAnsi="Mj_Casablanca" w:cs="Mj_Casablanca" w:hint="default"/>
                 <w:rtl/>
               </w:rPr>
             </w:pPr>
@@ -10511,7 +10490,7 @@
               <w:bidi/>
               <w:jc w:val="left"/>
               <w:rPr>
-                <w:rFonts w:ascii="Mj_Casablanca" w:hAnsi="Mj_Casablanca" w:cs="Mj_Casablanca"/>
+                <w:rFonts w:ascii="Mj_Casablanca" w:hAnsi="Mj_Casablanca" w:cs="Mj_Casablanca" w:hint="default"/>
                 <w:rtl/>
               </w:rPr>
             </w:pPr>
@@ -10585,7 +10564,7 @@
               <w:bidi/>
               <w:jc w:val="left"/>
               <w:rPr>
-                <w:rFonts w:ascii="Mj_Casablanca" w:hAnsi="Mj_Casablanca" w:cs="Mj_Casablanca"/>
+                <w:rFonts w:ascii="Mj_Casablanca" w:hAnsi="Mj_Casablanca" w:cs="Mj_Casablanca" w:hint="default"/>
                 <w:rtl/>
               </w:rPr>
             </w:pPr>
@@ -10638,7 +10617,7 @@
               <w:bidi/>
               <w:jc w:val="left"/>
               <w:rPr>
-                <w:rFonts w:ascii="Mj_Casablanca" w:hAnsi="Mj_Casablanca" w:cs="Mj_Casablanca"/>
+                <w:rFonts w:ascii="Mj_Casablanca" w:hAnsi="Mj_Casablanca" w:cs="Mj_Casablanca" w:hint="default"/>
                 <w:rtl/>
               </w:rPr>
             </w:pPr>
@@ -10676,7 +10655,7 @@
               <w:bidi/>
               <w:jc w:val="left"/>
               <w:rPr>
-                <w:rFonts w:ascii="Mj_Casablanca" w:hAnsi="Mj_Casablanca" w:cs="Mj_Casablanca"/>
+                <w:rFonts w:ascii="Mj_Casablanca" w:hAnsi="Mj_Casablanca" w:cs="Mj_Casablanca" w:hint="default"/>
                 <w:rtl/>
               </w:rPr>
             </w:pPr>
@@ -10732,7 +10711,7 @@
               <w:bidi/>
               <w:jc w:val="left"/>
               <w:rPr>
-                <w:rFonts w:ascii="Mj_Casablanca" w:hAnsi="Mj_Casablanca" w:cs="Mj_Casablanca"/>
+                <w:rFonts w:ascii="Mj_Casablanca" w:hAnsi="Mj_Casablanca" w:cs="Mj_Casablanca" w:hint="default"/>
                 <w:rtl/>
               </w:rPr>
             </w:pPr>
@@ -10789,7 +10768,7 @@
               <w:bidi/>
               <w:jc w:val="left"/>
               <w:rPr>
-                <w:rFonts w:ascii="Mj_Casablanca" w:hAnsi="Mj_Casablanca" w:cs="Mj_Casablanca"/>
+                <w:rFonts w:ascii="Mj_Casablanca" w:hAnsi="Mj_Casablanca" w:cs="Mj_Casablanca" w:hint="default"/>
                 <w:rtl/>
               </w:rPr>
             </w:pPr>
@@ -10846,7 +10825,7 @@
               <w:bidi/>
               <w:jc w:val="left"/>
               <w:rPr>
-                <w:rFonts w:ascii="Mj_Casablanca" w:hAnsi="Mj_Casablanca" w:cs="Mj_Casablanca"/>
+                <w:rFonts w:ascii="Mj_Casablanca" w:hAnsi="Mj_Casablanca" w:cs="Mj_Casablanca" w:hint="default"/>
                 <w:rtl/>
               </w:rPr>
             </w:pPr>
@@ -10906,7 +10885,7 @@
               <w:bidi/>
               <w:jc w:val="left"/>
               <w:rPr>
-                <w:rFonts w:ascii="Mj_Casablanca" w:hAnsi="Mj_Casablanca" w:cs="Mj_Casablanca"/>
+                <w:rFonts w:ascii="Mj_Casablanca" w:hAnsi="Mj_Casablanca" w:cs="Mj_Casablanca" w:hint="default"/>
                 <w:color w:val="0070C0"/>
                 <w:rtl/>
               </w:rPr>
@@ -10940,7 +10919,7 @@
               <w:bidi/>
               <w:jc w:val="left"/>
               <w:rPr>
-                <w:rFonts w:ascii="Mj_Casablanca" w:hAnsi="Mj_Casablanca" w:cs="Mj_Casablanca"/>
+                <w:rFonts w:ascii="Mj_Casablanca" w:hAnsi="Mj_Casablanca" w:cs="Mj_Casablanca" w:hint="default"/>
                 <w:color w:val="000000" w:themeColor="text1"/>
                 <w:rtl/>
               </w:rPr>
@@ -10964,7 +10943,7 @@
               <w:bidi/>
               <w:jc w:val="left"/>
               <w:rPr>
-                <w:rFonts w:ascii="Mj_Casablanca" w:hAnsi="Mj_Casablanca" w:cs="Mj_Casablanca"/>
+                <w:rFonts w:ascii="Mj_Casablanca" w:hAnsi="Mj_Casablanca" w:cs="Mj_Casablanca" w:hint="default"/>
                 <w:color w:val="000000" w:themeColor="text1"/>
                 <w:rtl/>
               </w:rPr>
@@ -10988,7 +10967,7 @@
               <w:bidi/>
               <w:jc w:val="left"/>
               <w:rPr>
-                <w:rFonts w:ascii="Mj_Casablanca" w:hAnsi="Mj_Casablanca" w:cs="Mj_Casablanca"/>
+                <w:rFonts w:ascii="Mj_Casablanca" w:hAnsi="Mj_Casablanca" w:cs="Mj_Casablanca" w:hint="default"/>
                 <w:color w:val="0070C0"/>
                 <w:rtl/>
               </w:rPr>
@@ -11228,7 +11207,7 @@
               <w:bidi/>
               <w:jc w:val="left"/>
               <w:rPr>
-                <w:rFonts w:ascii="Mj_Casablanca" w:hAnsi="Mj_Casablanca" w:cs="Mj_Casablanca"/>
+                <w:rFonts w:ascii="Mj_Casablanca" w:hAnsi="Mj_Casablanca" w:cs="Mj_Casablanca" w:hint="default"/>
                 <w:color w:val="0070C0"/>
                 <w:rtl/>
               </w:rPr>
@@ -11258,7 +11237,7 @@
               <w:bidi/>
               <w:jc w:val="left"/>
               <w:rPr>
-                <w:rFonts w:ascii="Mj_Casablanca" w:hAnsi="Mj_Casablanca" w:cs="Mj_Casablanca"/>
+                <w:rFonts w:ascii="Mj_Casablanca" w:hAnsi="Mj_Casablanca" w:cs="Mj_Casablanca" w:hint="default"/>
                 <w:rtl/>
               </w:rPr>
             </w:pPr>
@@ -11318,7 +11297,7 @@
               <w:bidi/>
               <w:jc w:val="left"/>
               <w:rPr>
-                <w:rFonts w:ascii="Mj_Casablanca" w:hAnsi="Mj_Casablanca" w:cs="Mj_Casablanca"/>
+                <w:rFonts w:ascii="Mj_Casablanca" w:hAnsi="Mj_Casablanca" w:cs="Mj_Casablanca" w:hint="default"/>
                 <w:rtl/>
               </w:rPr>
             </w:pPr>
@@ -11357,7 +11336,7 @@
         <w:pStyle w:val="Body"/>
         <w:bidi/>
         <w:rPr>
-          <w:rFonts w:ascii="Mj_Casablanca" w:hAnsi="Mj_Casablanca" w:cs="Mj_Casablanca"/>
+          <w:rFonts w:ascii="Mj_Casablanca" w:hAnsi="Mj_Casablanca" w:cs="Mj_Casablanca" w:hint="default"/>
         </w:rPr>
       </w:pPr>
       <w:r>
@@ -11422,7 +11401,7 @@
               <w:spacing w:after="160" w:line="278" w:lineRule="auto"/>
               <w:jc w:val="left"/>
               <w:rPr>
-                <w:rFonts w:ascii="Mj_Casablanca" w:hAnsi="Mj_Casablanca" w:cs="Mj_Casablanca"/>
+                <w:rFonts w:ascii="Mj_Casablanca" w:hAnsi="Mj_Casablanca" w:cs="Mj_Casablanca" w:hint="default"/>
                 <w:rtl/>
               </w:rPr>
             </w:pPr>
@@ -11485,7 +11464,7 @@
               <w:bidi/>
               <w:jc w:val="left"/>
               <w:rPr>
-                <w:rFonts w:ascii="Mj_Casablanca" w:hAnsi="Mj_Casablanca" w:cs="Mj_Casablanca"/>
+                <w:rFonts w:ascii="Mj_Casablanca" w:hAnsi="Mj_Casablanca" w:cs="Mj_Casablanca" w:hint="default"/>
                 <w:rtl/>
               </w:rPr>
             </w:pPr>
@@ -11548,7 +11527,7 @@
               <w:bidi/>
               <w:jc w:val="left"/>
               <w:rPr>
-                <w:rFonts w:ascii="Mj_Casablanca" w:hAnsi="Mj_Casablanca" w:cs="Mj_Casablanca"/>
+                <w:rFonts w:ascii="Mj_Casablanca" w:hAnsi="Mj_Casablanca" w:cs="Mj_Casablanca" w:hint="default"/>
                 <w:rtl/>
               </w:rPr>
             </w:pPr>
@@ -11618,7 +11597,7 @@
               <w:bidi/>
               <w:jc w:val="left"/>
               <w:rPr>
-                <w:rFonts w:ascii="Mj_Casablanca" w:hAnsi="Mj_Casablanca" w:cs="Mj_Casablanca"/>
+                <w:rFonts w:ascii="Mj_Casablanca" w:hAnsi="Mj_Casablanca" w:cs="Mj_Casablanca" w:hint="default"/>
                 <w:rtl/>
               </w:rPr>
             </w:pPr>
@@ -11683,7 +11662,7 @@
               <w:bidi/>
               <w:jc w:val="left"/>
               <w:rPr>
-                <w:rFonts w:ascii="Mj_Casablanca" w:hAnsi="Mj_Casablanca" w:cs="Mj_Casablanca"/>
+                <w:rFonts w:ascii="Mj_Casablanca" w:hAnsi="Mj_Casablanca" w:cs="Mj_Casablanca" w:hint="default"/>
                 <w:color w:val="000000" w:themeColor="text1"/>
                 <w:rtl/>
                 <w:lang w:val="en-US"/>
@@ -11761,7 +11740,7 @@
               <w:bidi/>
               <w:jc w:val="left"/>
               <w:rPr>
-                <w:rFonts w:ascii="Mj_Casablanca" w:hAnsi="Mj_Casablanca" w:cs="Mj_Casablanca"/>
+                <w:rFonts w:ascii="Mj_Casablanca" w:hAnsi="Mj_Casablanca" w:cs="Mj_Casablanca" w:hint="default"/>
                 <w:color w:val="0070C0"/>
                 <w:rtl/>
               </w:rPr>
@@ -11809,7 +11788,7 @@
               <w:bidi/>
               <w:jc w:val="left"/>
               <w:rPr>
-                <w:rFonts w:ascii="Mj_Casablanca" w:hAnsi="Mj_Casablanca" w:cs="Mj_Casablanca"/>
+                <w:rFonts w:ascii="Mj_Casablanca" w:hAnsi="Mj_Casablanca" w:cs="Mj_Casablanca" w:hint="default"/>
                 <w:rtl/>
               </w:rPr>
             </w:pPr>
@@ -11870,7 +11849,7 @@
               <w:bidi/>
               <w:jc w:val="left"/>
               <w:rPr>
-                <w:rFonts w:ascii="Mj_Casablanca" w:hAnsi="Mj_Casablanca" w:cs="Mj_Casablanca"/>
+                <w:rFonts w:ascii="Mj_Casablanca" w:hAnsi="Mj_Casablanca" w:cs="Mj_Casablanca" w:hint="default"/>
                 <w:color w:val="0070C0"/>
                 <w:rtl/>
               </w:rPr>
@@ -11900,7 +11879,7 @@
               <w:bidi/>
               <w:jc w:val="left"/>
               <w:rPr>
-                <w:rFonts w:ascii="Mj_Casablanca" w:hAnsi="Mj_Casablanca" w:cs="Mj_Casablanca"/>
+                <w:rFonts w:ascii="Mj_Casablanca" w:hAnsi="Mj_Casablanca" w:cs="Mj_Casablanca" w:hint="default"/>
                 <w:color w:val="000000" w:themeColor="text1"/>
                 <w:rtl/>
               </w:rPr>
@@ -11944,7 +11923,7 @@
               <w:bidi/>
               <w:jc w:val="left"/>
               <w:rPr>
-                <w:rFonts w:ascii="Mj_Casablanca" w:hAnsi="Mj_Casablanca" w:cs="Mj_Casablanca"/>
+                <w:rFonts w:ascii="Mj_Casablanca" w:hAnsi="Mj_Casablanca" w:cs="Mj_Casablanca" w:hint="default"/>
                 <w:color w:val="000000" w:themeColor="text1"/>
                 <w:rtl/>
               </w:rPr>
@@ -12001,7 +11980,7 @@
               <w:bidi/>
               <w:jc w:val="left"/>
               <w:rPr>
-                <w:rFonts w:ascii="Mj_Casablanca" w:hAnsi="Mj_Casablanca" w:cs="Mj_Casablanca"/>
+                <w:rFonts w:ascii="Mj_Casablanca" w:hAnsi="Mj_Casablanca" w:cs="Mj_Casablanca" w:hint="default"/>
                 <w:rtl/>
               </w:rPr>
             </w:pPr>
@@ -12054,7 +12033,7 @@
               <w:bidi/>
               <w:jc w:val="left"/>
               <w:rPr>
-                <w:rFonts w:ascii="Mj_Casablanca" w:hAnsi="Mj_Casablanca" w:cs="Mj_Casablanca"/>
+                <w:rFonts w:ascii="Mj_Casablanca" w:hAnsi="Mj_Casablanca" w:cs="Mj_Casablanca" w:hint="default"/>
                 <w:rtl/>
               </w:rPr>
             </w:pPr>
@@ -12092,7 +12071,7 @@
               <w:bidi/>
               <w:jc w:val="left"/>
               <w:rPr>
-                <w:rFonts w:ascii="Mj_Casablanca" w:hAnsi="Mj_Casablanca" w:cs="Mj_Casablanca"/>
+                <w:rFonts w:ascii="Mj_Casablanca" w:hAnsi="Mj_Casablanca" w:cs="Mj_Casablanca" w:hint="default"/>
                 <w:rtl/>
               </w:rPr>
             </w:pPr>
@@ -12148,7 +12127,7 @@
               <w:bidi/>
               <w:jc w:val="left"/>
               <w:rPr>
-                <w:rFonts w:ascii="Mj_Casablanca" w:hAnsi="Mj_Casablanca" w:cs="Mj_Casablanca"/>
+                <w:rFonts w:ascii="Mj_Casablanca" w:hAnsi="Mj_Casablanca" w:cs="Mj_Casablanca" w:hint="default"/>
                 <w:rtl/>
               </w:rPr>
             </w:pPr>
@@ -12205,7 +12184,7 @@
               <w:bidi/>
               <w:jc w:val="left"/>
               <w:rPr>
-                <w:rFonts w:ascii="Mj_Casablanca" w:hAnsi="Mj_Casablanca" w:cs="Mj_Casablanca"/>
+                <w:rFonts w:ascii="Mj_Casablanca" w:hAnsi="Mj_Casablanca" w:cs="Mj_Casablanca" w:hint="default"/>
                 <w:rtl/>
               </w:rPr>
             </w:pPr>
@@ -12270,7 +12249,7 @@
               <w:bidi/>
               <w:jc w:val="left"/>
               <w:rPr>
-                <w:rFonts w:ascii="Mj_Casablanca" w:hAnsi="Mj_Casablanca" w:cs="Mj_Casablanca"/>
+                <w:rFonts w:ascii="Mj_Casablanca" w:hAnsi="Mj_Casablanca" w:cs="Mj_Casablanca" w:hint="default"/>
                 <w:rtl/>
               </w:rPr>
             </w:pPr>
@@ -12330,7 +12309,7 @@
               <w:bidi/>
               <w:jc w:val="left"/>
               <w:rPr>
-                <w:rFonts w:ascii="Mj_Casablanca" w:hAnsi="Mj_Casablanca" w:cs="Mj_Casablanca"/>
+                <w:rFonts w:ascii="Mj_Casablanca" w:hAnsi="Mj_Casablanca" w:cs="Mj_Casablanca" w:hint="default"/>
                 <w:color w:val="000000" w:themeColor="text1"/>
                 <w:rtl/>
               </w:rPr>
@@ -12364,7 +12343,7 @@
               <w:bidi/>
               <w:jc w:val="left"/>
               <w:rPr>
-                <w:rFonts w:ascii="Mj_Casablanca" w:hAnsi="Mj_Casablanca" w:cs="Mj_Casablanca"/>
+                <w:rFonts w:ascii="Mj_Casablanca" w:hAnsi="Mj_Casablanca" w:cs="Mj_Casablanca" w:hint="default"/>
                 <w:color w:val="000000" w:themeColor="text1"/>
                 <w:rtl/>
               </w:rPr>
@@ -12406,7 +12385,7 @@
               <w:bidi/>
               <w:jc w:val="left"/>
               <w:rPr>
-                <w:rFonts w:ascii="Mj_Casablanca" w:hAnsi="Mj_Casablanca" w:cs="Mj_Casablanca"/>
+                <w:rFonts w:ascii="Mj_Casablanca" w:hAnsi="Mj_Casablanca" w:cs="Mj_Casablanca" w:hint="default"/>
                 <w:color w:val="000000" w:themeColor="text1"/>
                 <w:rtl/>
               </w:rPr>
@@ -12464,7 +12443,7 @@
               <w:bidi/>
               <w:jc w:val="left"/>
               <w:rPr>
-                <w:rFonts w:ascii="Mj_Casablanca" w:hAnsi="Mj_Casablanca" w:cs="Mj_Casablanca"/>
+                <w:rFonts w:ascii="Mj_Casablanca" w:hAnsi="Mj_Casablanca" w:cs="Mj_Casablanca" w:hint="default"/>
                 <w:color w:val="000000" w:themeColor="text1"/>
                 <w:rtl/>
               </w:rPr>
@@ -12506,7 +12485,7 @@
               <w:bidi/>
               <w:jc w:val="left"/>
               <w:rPr>
-                <w:rFonts w:ascii="Mj_Casablanca" w:hAnsi="Mj_Casablanca" w:cs="Mj_Casablanca"/>
+                <w:rFonts w:ascii="Mj_Casablanca" w:hAnsi="Mj_Casablanca" w:cs="Mj_Casablanca" w:hint="default"/>
                 <w:color w:val="000000" w:themeColor="text1"/>
                 <w:rtl/>
               </w:rPr>
@@ -12568,7 +12547,7 @@
               <w:bidi/>
               <w:jc w:val="left"/>
               <w:rPr>
-                <w:rFonts w:ascii="Mj_Casablanca" w:hAnsi="Mj_Casablanca" w:cs="Mj_Casablanca"/>
+                <w:rFonts w:ascii="Mj_Casablanca" w:hAnsi="Mj_Casablanca" w:cs="Mj_Casablanca" w:hint="default"/>
                 <w:rtl/>
               </w:rPr>
             </w:pPr>
@@ -12620,7 +12599,7 @@
               <w:bidi/>
               <w:jc w:val="left"/>
               <w:rPr>
-                <w:rFonts w:ascii="Mj_Casablanca" w:hAnsi="Mj_Casablanca" w:cs="Mj_Casablanca"/>
+                <w:rFonts w:ascii="Mj_Casablanca" w:hAnsi="Mj_Casablanca" w:cs="Mj_Casablanca" w:hint="default"/>
                 <w:rtl/>
               </w:rPr>
             </w:pPr>
@@ -12651,7 +12630,7 @@
         <w:pStyle w:val="Body"/>
         <w:bidi/>
         <w:rPr>
-          <w:rFonts w:ascii="Mj_Casablanca" w:hAnsi="Mj_Casablanca" w:cs="Mj_Casablanca"/>
+          <w:rFonts w:ascii="Mj_Casablanca" w:hAnsi="Mj_Casablanca" w:cs="Mj_Casablanca" w:hint="default"/>
         </w:rPr>
       </w:pPr>
       <w:r>
@@ -12716,7 +12695,7 @@
               <w:spacing w:after="160" w:line="278" w:lineRule="auto"/>
               <w:jc w:val="left"/>
               <w:rPr>
-                <w:rFonts w:ascii="Mj_Casablanca" w:hAnsi="Mj_Casablanca" w:cs="Mj_Casablanca"/>
+                <w:rFonts w:ascii="Mj_Casablanca" w:hAnsi="Mj_Casablanca" w:cs="Mj_Casablanca" w:hint="default"/>
                 <w:rtl/>
               </w:rPr>
             </w:pPr>
@@ -12797,7 +12776,7 @@
               <w:bidi/>
               <w:jc w:val="left"/>
               <w:rPr>
-                <w:rFonts w:ascii="Mj_Casablanca" w:hAnsi="Mj_Casablanca" w:cs="Mj_Casablanca"/>
+                <w:rFonts w:ascii="Mj_Casablanca" w:hAnsi="Mj_Casablanca" w:cs="Mj_Casablanca" w:hint="default"/>
                 <w:rtl/>
               </w:rPr>
             </w:pPr>
@@ -12860,7 +12839,7 @@
               <w:bidi/>
               <w:jc w:val="left"/>
               <w:rPr>
-                <w:rFonts w:ascii="Mj_Casablanca" w:hAnsi="Mj_Casablanca" w:cs="Mj_Casablanca"/>
+                <w:rFonts w:ascii="Mj_Casablanca" w:hAnsi="Mj_Casablanca" w:cs="Mj_Casablanca" w:hint="default"/>
                 <w:rtl/>
               </w:rPr>
             </w:pPr>
@@ -12930,8 +12909,8 @@
               <w:bidi/>
               <w:jc w:val="left"/>
               <w:rPr>
-                <w:rFonts w:ascii="Mj_Casablanca" w:hAnsi="Mj_Casablanca" w:cs="Mj_Casablanca"/>
-                <w:rtl/>
+                <w:rFonts w:ascii="Mj_Casablanca" w:hAnsi="Mj_Casablanca" w:cs="Mj_Casablanca" w:hint="default"/>
+                <w:lang w:val="en-US"/>
               </w:rPr>
             </w:pPr>
             <w:r>
@@ -12995,7 +12974,7 @@
               <w:bidi/>
               <w:jc w:val="left"/>
               <w:rPr>
-                <w:rFonts w:ascii="Mj_Casablanca" w:hAnsi="Mj_Casablanca" w:cs="Mj_Casablanca"/>
+                <w:rFonts w:ascii="Mj_Casablanca" w:hAnsi="Mj_Casablanca" w:cs="Mj_Casablanca" w:hint="default"/>
                 <w:rtl/>
               </w:rPr>
             </w:pPr>
@@ -13063,7 +13042,7 @@
               <w:bidi/>
               <w:jc w:val="left"/>
               <w:rPr>
-                <w:rFonts w:ascii="Mj_Casablanca" w:hAnsi="Mj_Casablanca" w:cs="Mj_Casablanca"/>
+                <w:rFonts w:ascii="Mj_Casablanca" w:hAnsi="Mj_Casablanca" w:cs="Mj_Casablanca" w:hint="default"/>
                 <w:color w:val="0070C0"/>
                 <w:rtl/>
               </w:rPr>
@@ -13111,7 +13090,7 @@
               <w:bidi/>
               <w:jc w:val="left"/>
               <w:rPr>
-                <w:rFonts w:ascii="Mj_Casablanca" w:hAnsi="Mj_Casablanca" w:cs="Mj_Casablanca"/>
+                <w:rFonts w:ascii="Mj_Casablanca" w:hAnsi="Mj_Casablanca" w:cs="Mj_Casablanca" w:hint="default"/>
                 <w:color w:val="000000" w:themeColor="text1"/>
                 <w:rtl/>
               </w:rPr>
@@ -13147,7 +13126,7 @@
               <w:bidi/>
               <w:jc w:val="left"/>
               <w:rPr>
-                <w:rFonts w:ascii="Mj_Casablanca" w:hAnsi="Mj_Casablanca" w:cs="Mj_Casablanca"/>
+                <w:rFonts w:ascii="Mj_Casablanca" w:hAnsi="Mj_Casablanca" w:cs="Mj_Casablanca" w:hint="default"/>
                 <w:rtl/>
               </w:rPr>
             </w:pPr>
@@ -13206,7 +13185,7 @@
               <w:bidi/>
               <w:jc w:val="left"/>
               <w:rPr>
-                <w:rFonts w:ascii="Mj_Casablanca" w:hAnsi="Mj_Casablanca" w:cs="Mj_Casablanca"/>
+                <w:rFonts w:ascii="Mj_Casablanca" w:hAnsi="Mj_Casablanca" w:cs="Mj_Casablanca" w:hint="default"/>
                 <w:color w:val="0070C0"/>
                 <w:rtl/>
               </w:rPr>
@@ -13236,7 +13215,7 @@
               <w:bidi/>
               <w:jc w:val="left"/>
               <w:rPr>
-                <w:rFonts w:ascii="Mj_Casablanca" w:hAnsi="Mj_Casablanca" w:cs="Mj_Casablanca"/>
+                <w:rFonts w:ascii="Mj_Casablanca" w:hAnsi="Mj_Casablanca" w:cs="Mj_Casablanca" w:hint="default"/>
                 <w:rtl/>
               </w:rPr>
             </w:pPr>
@@ -13279,7 +13258,7 @@
               <w:bidi/>
               <w:jc w:val="left"/>
               <w:rPr>
-                <w:rFonts w:ascii="Mj_Casablanca" w:hAnsi="Mj_Casablanca" w:cs="Mj_Casablanca"/>
+                <w:rFonts w:ascii="Mj_Casablanca" w:hAnsi="Mj_Casablanca" w:cs="Mj_Casablanca" w:hint="default"/>
                 <w:rtl/>
               </w:rPr>
             </w:pPr>
@@ -13335,7 +13314,7 @@
               <w:bidi/>
               <w:jc w:val="left"/>
               <w:rPr>
-                <w:rFonts w:ascii="Mj_Casablanca" w:hAnsi="Mj_Casablanca" w:cs="Mj_Casablanca"/>
+                <w:rFonts w:ascii="Mj_Casablanca" w:hAnsi="Mj_Casablanca" w:cs="Mj_Casablanca" w:hint="default"/>
                 <w:rtl/>
               </w:rPr>
             </w:pPr>
@@ -13388,7 +13367,7 @@
               <w:bidi/>
               <w:jc w:val="left"/>
               <w:rPr>
-                <w:rFonts w:ascii="Mj_Casablanca" w:hAnsi="Mj_Casablanca" w:cs="Mj_Casablanca"/>
+                <w:rFonts w:ascii="Mj_Casablanca" w:hAnsi="Mj_Casablanca" w:cs="Mj_Casablanca" w:hint="default"/>
                 <w:rtl/>
               </w:rPr>
             </w:pPr>
@@ -13426,7 +13405,7 @@
               <w:bidi/>
               <w:jc w:val="left"/>
               <w:rPr>
-                <w:rFonts w:ascii="Mj_Casablanca" w:hAnsi="Mj_Casablanca" w:cs="Mj_Casablanca"/>
+                <w:rFonts w:ascii="Mj_Casablanca" w:hAnsi="Mj_Casablanca" w:cs="Mj_Casablanca" w:hint="default"/>
                 <w:rtl/>
               </w:rPr>
             </w:pPr>
@@ -13474,7 +13453,7 @@
               <w:bidi/>
               <w:jc w:val="left"/>
               <w:rPr>
-                <w:rFonts w:ascii="Mj_Casablanca" w:hAnsi="Mj_Casablanca" w:cs="Mj_Casablanca"/>
+                <w:rFonts w:ascii="Mj_Casablanca" w:hAnsi="Mj_Casablanca" w:cs="Mj_Casablanca" w:hint="default"/>
                 <w:rtl/>
               </w:rPr>
             </w:pPr>
@@ -13531,7 +13510,7 @@
               <w:bidi/>
               <w:jc w:val="left"/>
               <w:rPr>
-                <w:rFonts w:ascii="Mj_Casablanca" w:hAnsi="Mj_Casablanca" w:cs="Mj_Casablanca"/>
+                <w:rFonts w:ascii="Mj_Casablanca" w:hAnsi="Mj_Casablanca" w:cs="Mj_Casablanca" w:hint="default"/>
                 <w:rtl/>
               </w:rPr>
             </w:pPr>
@@ -13588,7 +13567,7 @@
               <w:bidi/>
               <w:jc w:val="left"/>
               <w:rPr>
-                <w:rFonts w:ascii="Mj_Casablanca" w:hAnsi="Mj_Casablanca" w:cs="Mj_Casablanca"/>
+                <w:rFonts w:ascii="Mj_Casablanca" w:hAnsi="Mj_Casablanca" w:cs="Mj_Casablanca" w:hint="default"/>
                 <w:rtl/>
               </w:rPr>
             </w:pPr>
@@ -13648,7 +13627,7 @@
               <w:bidi/>
               <w:jc w:val="left"/>
               <w:rPr>
-                <w:rFonts w:ascii="Mj_Casablanca" w:hAnsi="Mj_Casablanca" w:cs="Mj_Casablanca"/>
+                <w:rFonts w:ascii="Mj_Casablanca" w:hAnsi="Mj_Casablanca" w:cs="Mj_Casablanca" w:hint="default"/>
                 <w:color w:val="0070C0"/>
                 <w:rtl/>
               </w:rPr>
@@ -13682,7 +13661,7 @@
               <w:bidi/>
               <w:jc w:val="left"/>
               <w:rPr>
-                <w:rFonts w:ascii="Mj_Casablanca" w:hAnsi="Mj_Casablanca" w:cs="Mj_Casablanca"/>
+                <w:rFonts w:ascii="Mj_Casablanca" w:hAnsi="Mj_Casablanca" w:cs="Mj_Casablanca" w:hint="default"/>
                 <w:color w:val="000000" w:themeColor="text1"/>
                 <w:rtl/>
               </w:rPr>
@@ -13706,7 +13685,7 @@
               <w:bidi/>
               <w:jc w:val="left"/>
               <w:rPr>
-                <w:rFonts w:ascii="Mj_Casablanca" w:hAnsi="Mj_Casablanca" w:cs="Mj_Casablanca"/>
+                <w:rFonts w:ascii="Mj_Casablanca" w:hAnsi="Mj_Casablanca" w:cs="Mj_Casablanca" w:hint="default"/>
                 <w:color w:val="0070C0"/>
                 <w:rtl/>
               </w:rPr>
@@ -13768,7 +13747,7 @@
               <w:bidi/>
               <w:jc w:val="left"/>
               <w:rPr>
-                <w:rFonts w:ascii="Mj_Casablanca" w:hAnsi="Mj_Casablanca" w:cs="Mj_Casablanca"/>
+                <w:rFonts w:ascii="Mj_Casablanca" w:hAnsi="Mj_Casablanca" w:cs="Mj_Casablanca" w:hint="default"/>
                 <w:rtl/>
               </w:rPr>
             </w:pPr>
@@ -13820,7 +13799,7 @@
               <w:bidi/>
               <w:jc w:val="left"/>
               <w:rPr>
-                <w:rFonts w:ascii="Mj_Casablanca" w:hAnsi="Mj_Casablanca" w:cs="Mj_Casablanca"/>
+                <w:rFonts w:ascii="Mj_Casablanca" w:hAnsi="Mj_Casablanca" w:cs="Mj_Casablanca" w:hint="default"/>
                 <w:color w:val="0070C0"/>
                 <w:rtl/>
               </w:rPr>
@@ -13850,7 +13829,7 @@
               <w:bidi/>
               <w:jc w:val="left"/>
               <w:rPr>
-                <w:rFonts w:ascii="Mj_Casablanca" w:hAnsi="Mj_Casablanca" w:cs="Mj_Casablanca"/>
+                <w:rFonts w:ascii="Mj_Casablanca" w:hAnsi="Mj_Casablanca" w:cs="Mj_Casablanca" w:hint="default"/>
                 <w:rtl/>
               </w:rPr>
             </w:pPr>
@@ -13871,7 +13850,7 @@
         <w:pStyle w:val="Body"/>
         <w:bidi/>
         <w:rPr>
-          <w:rFonts w:ascii="Mj_Casablanca" w:hAnsi="Mj_Casablanca" w:cs="Mj_Casablanca"/>
+          <w:rFonts w:ascii="Mj_Casablanca" w:hAnsi="Mj_Casablanca" w:cs="Mj_Casablanca" w:hint="default"/>
         </w:rPr>
       </w:pPr>
       <w:r>
@@ -13936,7 +13915,7 @@
               <w:spacing w:after="160" w:line="278" w:lineRule="auto"/>
               <w:jc w:val="left"/>
               <w:rPr>
-                <w:rFonts w:ascii="Mj_Casablanca" w:hAnsi="Mj_Casablanca" w:cs="Mj_Casablanca"/>
+                <w:rFonts w:ascii="Mj_Casablanca" w:hAnsi="Mj_Casablanca" w:cs="Mj_Casablanca" w:hint="default"/>
                 <w:rtl/>
               </w:rPr>
             </w:pPr>
@@ -14015,7 +13994,7 @@
               <w:bidi/>
               <w:jc w:val="left"/>
               <w:rPr>
-                <w:rFonts w:ascii="Mj_Casablanca" w:hAnsi="Mj_Casablanca" w:cs="Mj_Casablanca"/>
+                <w:rFonts w:ascii="Mj_Casablanca" w:hAnsi="Mj_Casablanca" w:cs="Mj_Casablanca" w:hint="default"/>
                 <w:rtl/>
               </w:rPr>
             </w:pPr>
@@ -14086,7 +14065,7 @@
               <w:bidi/>
               <w:jc w:val="left"/>
               <w:rPr>
-                <w:rFonts w:ascii="Mj_Casablanca" w:hAnsi="Mj_Casablanca" w:cs="Mj_Casablanca"/>
+                <w:rFonts w:ascii="Mj_Casablanca" w:hAnsi="Mj_Casablanca" w:cs="Mj_Casablanca" w:hint="default"/>
                 <w:rtl/>
               </w:rPr>
             </w:pPr>
@@ -14156,7 +14135,7 @@
               <w:bidi/>
               <w:jc w:val="left"/>
               <w:rPr>
-                <w:rFonts w:ascii="Mj_Casablanca" w:hAnsi="Mj_Casablanca" w:cs="Mj_Casablanca"/>
+                <w:rFonts w:ascii="Mj_Casablanca" w:hAnsi="Mj_Casablanca" w:cs="Mj_Casablanca" w:hint="default"/>
                 <w:rtl/>
               </w:rPr>
             </w:pPr>
@@ -14221,7 +14200,7 @@
               <w:bidi/>
               <w:jc w:val="left"/>
               <w:rPr>
-                <w:rFonts w:ascii="Mj_Casablanca" w:hAnsi="Mj_Casablanca" w:cs="Mj_Casablanca"/>
+                <w:rFonts w:ascii="Mj_Casablanca" w:hAnsi="Mj_Casablanca" w:cs="Mj_Casablanca" w:hint="default"/>
                 <w:rtl/>
               </w:rPr>
             </w:pPr>
@@ -14289,7 +14268,7 @@
               <w:bidi/>
               <w:jc w:val="left"/>
               <w:rPr>
-                <w:rFonts w:ascii="Mj_Casablanca" w:hAnsi="Mj_Casablanca" w:cs="Mj_Casablanca"/>
+                <w:rFonts w:ascii="Mj_Casablanca" w:hAnsi="Mj_Casablanca" w:cs="Mj_Casablanca" w:hint="default"/>
                 <w:color w:val="0070C0"/>
                 <w:rtl/>
               </w:rPr>
@@ -14337,7 +14316,7 @@
               <w:bidi/>
               <w:jc w:val="left"/>
               <w:rPr>
-                <w:rFonts w:ascii="Mj_Casablanca" w:hAnsi="Mj_Casablanca" w:cs="Mj_Casablanca"/>
+                <w:rFonts w:ascii="Mj_Casablanca" w:hAnsi="Mj_Casablanca" w:cs="Mj_Casablanca" w:hint="default"/>
                 <w:rtl/>
               </w:rPr>
             </w:pPr>
@@ -14414,7 +14393,7 @@
               <w:bidi/>
               <w:jc w:val="left"/>
               <w:rPr>
-                <w:rFonts w:ascii="Mj_Casablanca" w:hAnsi="Mj_Casablanca" w:cs="Mj_Casablanca"/>
+                <w:rFonts w:ascii="Mj_Casablanca" w:hAnsi="Mj_Casablanca" w:cs="Mj_Casablanca" w:hint="default"/>
                 <w:color w:val="0070C0"/>
                 <w:rtl/>
               </w:rPr>
@@ -14444,7 +14423,7 @@
               <w:bidi/>
               <w:jc w:val="left"/>
               <w:rPr>
-                <w:rFonts w:ascii="Mj_Casablanca" w:hAnsi="Mj_Casablanca" w:cs="Mj_Casablanca"/>
+                <w:rFonts w:ascii="Mj_Casablanca" w:hAnsi="Mj_Casablanca" w:cs="Mj_Casablanca" w:hint="default"/>
                 <w:color w:val="000000" w:themeColor="text1"/>
                 <w:rtl/>
               </w:rPr>
@@ -14482,7 +14461,7 @@
               <w:bidi/>
               <w:jc w:val="left"/>
               <w:rPr>
-                <w:rFonts w:ascii="Mj_Casablanca" w:hAnsi="Mj_Casablanca" w:cs="Mj_Casablanca"/>
+                <w:rFonts w:ascii="Mj_Casablanca" w:hAnsi="Mj_Casablanca" w:cs="Mj_Casablanca" w:hint="default"/>
                 <w:rtl/>
               </w:rPr>
             </w:pPr>
@@ -14525,7 +14504,7 @@
               <w:bidi/>
               <w:jc w:val="left"/>
               <w:rPr>
-                <w:rFonts w:ascii="Mj_Casablanca" w:hAnsi="Mj_Casablanca" w:cs="Mj_Casablanca"/>
+                <w:rFonts w:ascii="Mj_Casablanca" w:hAnsi="Mj_Casablanca" w:cs="Mj_Casablanca" w:hint="default"/>
                 <w:rtl/>
               </w:rPr>
             </w:pPr>
@@ -14643,7 +14622,7 @@
               <w:bidi/>
               <w:jc w:val="left"/>
               <w:rPr>
-                <w:rFonts w:ascii="Mj_Casablanca" w:hAnsi="Mj_Casablanca" w:cs="Mj_Casablanca"/>
+                <w:rFonts w:ascii="Mj_Casablanca" w:hAnsi="Mj_Casablanca" w:cs="Mj_Casablanca" w:hint="default"/>
                 <w:rtl/>
               </w:rPr>
             </w:pPr>
@@ -14681,7 +14660,7 @@
               <w:bidi/>
               <w:jc w:val="left"/>
               <w:rPr>
-                <w:rFonts w:ascii="Mj_Casablanca" w:hAnsi="Mj_Casablanca" w:cs="Mj_Casablanca"/>
+                <w:rFonts w:ascii="Mj_Casablanca" w:hAnsi="Mj_Casablanca" w:cs="Mj_Casablanca" w:hint="default"/>
                 <w:rtl/>
               </w:rPr>
             </w:pPr>
@@ -14737,7 +14716,7 @@
               <w:bidi/>
               <w:jc w:val="left"/>
               <w:rPr>
-                <w:rFonts w:ascii="Mj_Casablanca" w:hAnsi="Mj_Casablanca" w:cs="Mj_Casablanca"/>
+                <w:rFonts w:ascii="Mj_Casablanca" w:hAnsi="Mj_Casablanca" w:cs="Mj_Casablanca" w:hint="default"/>
                 <w:rtl/>
               </w:rPr>
             </w:pPr>
@@ -14794,7 +14773,7 @@
               <w:bidi/>
               <w:jc w:val="left"/>
               <w:rPr>
-                <w:rFonts w:ascii="Mj_Casablanca" w:hAnsi="Mj_Casablanca" w:cs="Mj_Casablanca"/>
+                <w:rFonts w:ascii="Mj_Casablanca" w:hAnsi="Mj_Casablanca" w:cs="Mj_Casablanca" w:hint="default"/>
                 <w:rtl/>
               </w:rPr>
             </w:pPr>
@@ -14851,7 +14830,7 @@
               <w:bidi/>
               <w:jc w:val="left"/>
               <w:rPr>
-                <w:rFonts w:ascii="Mj_Casablanca" w:hAnsi="Mj_Casablanca" w:cs="Mj_Casablanca"/>
+                <w:rFonts w:ascii="Mj_Casablanca" w:hAnsi="Mj_Casablanca" w:cs="Mj_Casablanca" w:hint="default"/>
                 <w:rtl/>
               </w:rPr>
             </w:pPr>
@@ -14911,7 +14890,7 @@
               <w:bidi/>
               <w:jc w:val="left"/>
               <w:rPr>
-                <w:rFonts w:ascii="Mj_Casablanca" w:hAnsi="Mj_Casablanca" w:cs="Mj_Casablanca"/>
+                <w:rFonts w:ascii="Mj_Casablanca" w:hAnsi="Mj_Casablanca" w:cs="Mj_Casablanca" w:hint="default"/>
                 <w:color w:val="0070C0"/>
                 <w:rtl/>
               </w:rPr>
@@ -14945,7 +14924,7 @@
               <w:bidi/>
               <w:jc w:val="left"/>
               <w:rPr>
-                <w:rFonts w:ascii="Mj_Casablanca" w:hAnsi="Mj_Casablanca" w:cs="Mj_Casablanca"/>
+                <w:rFonts w:ascii="Mj_Casablanca" w:hAnsi="Mj_Casablanca" w:cs="Mj_Casablanca" w:hint="default"/>
                 <w:color w:val="000000" w:themeColor="text1"/>
                 <w:rtl/>
               </w:rPr>
@@ -14969,7 +14948,7 @@
               <w:bidi/>
               <w:jc w:val="left"/>
               <w:rPr>
-                <w:rFonts w:ascii="Mj_Casablanca" w:hAnsi="Mj_Casablanca" w:cs="Mj_Casablanca"/>
+                <w:rFonts w:ascii="Mj_Casablanca" w:hAnsi="Mj_Casablanca" w:cs="Mj_Casablanca" w:hint="default"/>
                 <w:color w:val="000000" w:themeColor="text1"/>
                 <w:rtl/>
               </w:rPr>
@@ -15010,7 +14989,7 @@
               <w:bidi/>
               <w:jc w:val="left"/>
               <w:rPr>
-                <w:rFonts w:ascii="Mj_Casablanca" w:hAnsi="Mj_Casablanca" w:cs="Mj_Casablanca"/>
+                <w:rFonts w:ascii="Mj_Casablanca" w:hAnsi="Mj_Casablanca" w:cs="Mj_Casablanca" w:hint="default"/>
                 <w:color w:val="0070C0"/>
                 <w:rtl/>
               </w:rPr>
@@ -15054,7 +15033,7 @@
               <w:bidi/>
               <w:jc w:val="left"/>
               <w:rPr>
-                <w:rFonts w:ascii="Mj_Casablanca" w:hAnsi="Mj_Casablanca" w:cs="Mj_Casablanca"/>
+                <w:rFonts w:ascii="Mj_Casablanca" w:hAnsi="Mj_Casablanca" w:cs="Mj_Casablanca" w:hint="default"/>
                 <w:rtl/>
               </w:rPr>
             </w:pPr>
@@ -15106,7 +15085,7 @@
               <w:bidi/>
               <w:jc w:val="left"/>
               <w:rPr>
-                <w:rFonts w:ascii="Mj_Casablanca" w:hAnsi="Mj_Casablanca" w:cs="Mj_Casablanca"/>
+                <w:rFonts w:ascii="Mj_Casablanca" w:hAnsi="Mj_Casablanca" w:cs="Mj_Casablanca" w:hint="default"/>
                 <w:color w:val="0070C0"/>
                 <w:rtl/>
               </w:rPr>
@@ -15136,7 +15115,7 @@
               <w:bidi/>
               <w:jc w:val="left"/>
               <w:rPr>
-                <w:rFonts w:ascii="Mj_Casablanca" w:hAnsi="Mj_Casablanca" w:cs="Mj_Casablanca"/>
+                <w:rFonts w:ascii="Mj_Casablanca" w:hAnsi="Mj_Casablanca" w:cs="Mj_Casablanca" w:hint="default"/>
                 <w:color w:val="000000" w:themeColor="text1"/>
                 <w:rtl/>
               </w:rPr>
@@ -15156,7 +15135,7 @@
               <w:bidi/>
               <w:jc w:val="left"/>
               <w:rPr>
-                <w:rFonts w:ascii="Mj_Casablanca" w:hAnsi="Mj_Casablanca" w:cs="Mj_Casablanca"/>
+                <w:rFonts w:ascii="Mj_Casablanca" w:hAnsi="Mj_Casablanca" w:cs="Mj_Casablanca" w:hint="default"/>
                 <w:rtl/>
               </w:rPr>
             </w:pPr>
@@ -15193,7 +15172,7 @@
         <w:pStyle w:val="Body"/>
         <w:bidi/>
         <w:rPr>
-          <w:rFonts w:ascii="Mj_Casablanca" w:hAnsi="Mj_Casablanca" w:cs="Mj_Casablanca"/>
+          <w:rFonts w:ascii="Mj_Casablanca" w:hAnsi="Mj_Casablanca" w:cs="Mj_Casablanca" w:hint="default"/>
         </w:rPr>
       </w:pPr>
       <w:r>
@@ -15258,7 +15237,7 @@
               <w:spacing w:after="160" w:line="278" w:lineRule="auto"/>
               <w:jc w:val="left"/>
               <w:rPr>
-                <w:rFonts w:ascii="Mj_Casablanca" w:hAnsi="Mj_Casablanca" w:cs="Mj_Casablanca"/>
+                <w:rFonts w:ascii="Mj_Casablanca" w:hAnsi="Mj_Casablanca" w:cs="Mj_Casablanca" w:hint="default"/>
                 <w:rtl/>
               </w:rPr>
             </w:pPr>
@@ -15347,7 +15326,7 @@
               <w:bidi/>
               <w:jc w:val="left"/>
               <w:rPr>
-                <w:rFonts w:ascii="Mj_Casablanca" w:hAnsi="Mj_Casablanca" w:cs="Mj_Casablanca"/>
+                <w:rFonts w:ascii="Mj_Casablanca" w:hAnsi="Mj_Casablanca" w:cs="Mj_Casablanca" w:hint="default"/>
                 <w:rtl/>
               </w:rPr>
             </w:pPr>
@@ -15410,7 +15389,7 @@
               <w:bidi/>
               <w:jc w:val="left"/>
               <w:rPr>
-                <w:rFonts w:ascii="Mj_Casablanca" w:hAnsi="Mj_Casablanca" w:cs="Mj_Casablanca"/>
+                <w:rFonts w:ascii="Mj_Casablanca" w:hAnsi="Mj_Casablanca" w:cs="Mj_Casablanca" w:hint="default"/>
                 <w:rtl/>
               </w:rPr>
             </w:pPr>
@@ -15480,7 +15459,7 @@
               <w:bidi/>
               <w:jc w:val="left"/>
               <w:rPr>
-                <w:rFonts w:ascii="Mj_Casablanca" w:hAnsi="Mj_Casablanca" w:cs="Mj_Casablanca"/>
+                <w:rFonts w:ascii="Mj_Casablanca" w:hAnsi="Mj_Casablanca" w:cs="Mj_Casablanca" w:hint="default"/>
                 <w:rtl/>
               </w:rPr>
             </w:pPr>
@@ -15623,7 +15602,7 @@
               <w:bidi/>
               <w:jc w:val="left"/>
               <w:rPr>
-                <w:rFonts w:ascii="Mj_Casablanca" w:hAnsi="Mj_Casablanca" w:cs="Mj_Casablanca"/>
+                <w:rFonts w:ascii="Mj_Casablanca" w:hAnsi="Mj_Casablanca" w:cs="Mj_Casablanca" w:hint="default"/>
                 <w:color w:val="0070C0"/>
                 <w:rtl/>
               </w:rPr>
@@ -15671,7 +15650,7 @@
               <w:bidi/>
               <w:jc w:val="left"/>
               <w:rPr>
-                <w:rFonts w:ascii="Mj_Casablanca" w:hAnsi="Mj_Casablanca" w:cs="Mj_Casablanca"/>
+                <w:rFonts w:ascii="Mj_Casablanca" w:hAnsi="Mj_Casablanca" w:cs="Mj_Casablanca" w:hint="default"/>
                 <w:rtl/>
               </w:rPr>
             </w:pPr>
@@ -15730,7 +15709,7 @@
               <w:bidi/>
               <w:jc w:val="left"/>
               <w:rPr>
-                <w:rFonts w:ascii="Mj_Casablanca" w:hAnsi="Mj_Casablanca" w:cs="Mj_Casablanca"/>
+                <w:rFonts w:ascii="Mj_Casablanca" w:hAnsi="Mj_Casablanca" w:cs="Mj_Casablanca" w:hint="default"/>
                 <w:color w:val="0070C0"/>
                 <w:rtl/>
               </w:rPr>
@@ -15760,7 +15739,7 @@
               <w:bidi/>
               <w:jc w:val="left"/>
               <w:rPr>
-                <w:rFonts w:ascii="Mj_Casablanca" w:hAnsi="Mj_Casablanca" w:cs="Mj_Casablanca"/>
+                <w:rFonts w:ascii="Mj_Casablanca" w:hAnsi="Mj_Casablanca" w:cs="Mj_Casablanca" w:hint="default"/>
                 <w:rtl/>
               </w:rPr>
             </w:pPr>
@@ -15803,7 +15782,7 @@
               <w:bidi/>
               <w:jc w:val="left"/>
               <w:rPr>
-                <w:rFonts w:ascii="Mj_Casablanca" w:hAnsi="Mj_Casablanca" w:cs="Mj_Casablanca"/>
+                <w:rFonts w:ascii="Mj_Casablanca" w:hAnsi="Mj_Casablanca" w:cs="Mj_Casablanca" w:hint="default"/>
                 <w:rtl/>
               </w:rPr>
             </w:pPr>
@@ -15920,7 +15899,7 @@
               <w:bidi/>
               <w:jc w:val="left"/>
               <w:rPr>
-                <w:rFonts w:ascii="Mj_Casablanca" w:hAnsi="Mj_Casablanca" w:cs="Mj_Casablanca"/>
+                <w:rFonts w:ascii="Mj_Casablanca" w:hAnsi="Mj_Casablanca" w:cs="Mj_Casablanca" w:hint="default"/>
                 <w:rtl/>
               </w:rPr>
             </w:pPr>
@@ -15958,7 +15937,7 @@
               <w:bidi/>
               <w:jc w:val="left"/>
               <w:rPr>
-                <w:rFonts w:ascii="Mj_Casablanca" w:hAnsi="Mj_Casablanca" w:cs="Mj_Casablanca"/>
+                <w:rFonts w:ascii="Mj_Casablanca" w:hAnsi="Mj_Casablanca" w:cs="Mj_Casablanca" w:hint="default"/>
                 <w:rtl/>
               </w:rPr>
             </w:pPr>
@@ -16014,7 +15993,7 @@
               <w:bidi/>
               <w:jc w:val="left"/>
               <w:rPr>
-                <w:rFonts w:ascii="Mj_Casablanca" w:hAnsi="Mj_Casablanca" w:cs="Mj_Casablanca"/>
+                <w:rFonts w:ascii="Mj_Casablanca" w:hAnsi="Mj_Casablanca" w:cs="Mj_Casablanca" w:hint="default"/>
                 <w:rtl/>
               </w:rPr>
             </w:pPr>
@@ -16071,7 +16050,7 @@
               <w:bidi/>
               <w:jc w:val="left"/>
               <w:rPr>
-                <w:rFonts w:ascii="Mj_Casablanca" w:hAnsi="Mj_Casablanca" w:cs="Mj_Casablanca"/>
+                <w:rFonts w:ascii="Mj_Casablanca" w:hAnsi="Mj_Casablanca" w:cs="Mj_Casablanca" w:hint="default"/>
                 <w:rtl/>
                 <w:lang w:bidi="fa-IR"/>
               </w:rPr>
@@ -16130,7 +16109,7 @@
               <w:bidi/>
               <w:jc w:val="left"/>
               <w:rPr>
-                <w:rFonts w:ascii="Mj_Casablanca" w:hAnsi="Mj_Casablanca" w:cs="Mj_Casablanca"/>
+                <w:rFonts w:ascii="Mj_Casablanca" w:hAnsi="Mj_Casablanca" w:cs="Mj_Casablanca" w:hint="default"/>
                 <w:rtl/>
               </w:rPr>
             </w:pPr>
@@ -16190,7 +16169,7 @@
               <w:bidi/>
               <w:jc w:val="left"/>
               <w:rPr>
-                <w:rFonts w:ascii="Mj_Casablanca" w:hAnsi="Mj_Casablanca" w:cs="Mj_Casablanca"/>
+                <w:rFonts w:ascii="Mj_Casablanca" w:hAnsi="Mj_Casablanca" w:cs="Mj_Casablanca" w:hint="default"/>
                 <w:color w:val="0070C0"/>
                 <w:rtl/>
               </w:rPr>
@@ -16224,7 +16203,7 @@
               <w:bidi/>
               <w:jc w:val="left"/>
               <w:rPr>
-                <w:rFonts w:ascii="Mj_Casablanca" w:hAnsi="Mj_Casablanca" w:cs="Mj_Casablanca"/>
+                <w:rFonts w:ascii="Mj_Casablanca" w:hAnsi="Mj_Casablanca" w:cs="Mj_Casablanca" w:hint="default"/>
                 <w:color w:val="000000" w:themeColor="text1"/>
                 <w:rtl/>
               </w:rPr>
@@ -16248,7 +16227,7 @@
               <w:bidi/>
               <w:jc w:val="left"/>
               <w:rPr>
-                <w:rFonts w:ascii="Mj_Casablanca" w:hAnsi="Mj_Casablanca" w:cs="Mj_Casablanca"/>
+                <w:rFonts w:ascii="Mj_Casablanca" w:hAnsi="Mj_Casablanca" w:cs="Mj_Casablanca" w:hint="default"/>
                 <w:color w:val="000000" w:themeColor="text1"/>
                 <w:rtl/>
               </w:rPr>
@@ -16290,7 +16269,7 @@
               <w:bidi/>
               <w:jc w:val="left"/>
               <w:rPr>
-                <w:rFonts w:ascii="Mj_Casablanca" w:hAnsi="Mj_Casablanca" w:cs="Mj_Casablanca"/>
+                <w:rFonts w:ascii="Mj_Casablanca" w:hAnsi="Mj_Casablanca" w:cs="Mj_Casablanca" w:hint="default"/>
                 <w:color w:val="000000" w:themeColor="text1"/>
                 <w:rtl/>
               </w:rPr>
@@ -16332,7 +16311,7 @@
               <w:bidi/>
               <w:jc w:val="left"/>
               <w:rPr>
-                <w:rFonts w:ascii="Mj_Casablanca" w:hAnsi="Mj_Casablanca" w:cs="Mj_Casablanca"/>
+                <w:rFonts w:ascii="Mj_Casablanca" w:hAnsi="Mj_Casablanca" w:cs="Mj_Casablanca" w:hint="default"/>
                 <w:color w:val="000000" w:themeColor="text1"/>
                 <w:rtl/>
               </w:rPr>
@@ -16374,7 +16353,7 @@
               <w:bidi/>
               <w:jc w:val="left"/>
               <w:rPr>
-                <w:rFonts w:ascii="Mj_Casablanca" w:hAnsi="Mj_Casablanca" w:cs="Mj_Casablanca"/>
+                <w:rFonts w:ascii="Mj_Casablanca" w:hAnsi="Mj_Casablanca" w:cs="Mj_Casablanca" w:hint="default"/>
                 <w:color w:val="000000" w:themeColor="text1"/>
                 <w:rtl/>
               </w:rPr>
@@ -16432,7 +16411,7 @@
               <w:bidi/>
               <w:jc w:val="left"/>
               <w:rPr>
-                <w:rFonts w:ascii="Mj_Casablanca" w:hAnsi="Mj_Casablanca" w:cs="Mj_Casablanca"/>
+                <w:rFonts w:ascii="Mj_Casablanca" w:hAnsi="Mj_Casablanca" w:cs="Mj_Casablanca" w:hint="default"/>
                 <w:color w:val="000000" w:themeColor="text1"/>
                 <w:rtl/>
               </w:rPr>
@@ -16472,7 +16451,7 @@
               <w:bidi/>
               <w:jc w:val="left"/>
               <w:rPr>
-                <w:rFonts w:ascii="Mj_Casablanca" w:hAnsi="Mj_Casablanca" w:cs="Mj_Casablanca"/>
+                <w:rFonts w:ascii="Mj_Casablanca" w:hAnsi="Mj_Casablanca" w:cs="Mj_Casablanca" w:hint="default"/>
                 <w:color w:val="0070C0"/>
                 <w:rtl/>
               </w:rPr>
@@ -16568,7 +16547,7 @@
               <w:bidi/>
               <w:jc w:val="left"/>
               <w:rPr>
-                <w:rFonts w:ascii="Mj_Casablanca" w:hAnsi="Mj_Casablanca" w:cs="Mj_Casablanca"/>
+                <w:rFonts w:ascii="Mj_Casablanca" w:hAnsi="Mj_Casablanca" w:cs="Mj_Casablanca" w:hint="default"/>
                 <w:color w:val="0070C0"/>
                 <w:rtl/>
               </w:rPr>
@@ -16598,7 +16577,7 @@
               <w:bidi/>
               <w:jc w:val="left"/>
               <w:rPr>
-                <w:rFonts w:ascii="Mj_Casablanca" w:hAnsi="Mj_Casablanca" w:cs="Mj_Casablanca"/>
+                <w:rFonts w:ascii="Mj_Casablanca" w:hAnsi="Mj_Casablanca" w:cs="Mj_Casablanca" w:hint="default"/>
                 <w:color w:val="000000" w:themeColor="text1"/>
                 <w:rtl/>
               </w:rPr>
@@ -16641,7 +16620,7 @@
               <w:bidi/>
               <w:jc w:val="left"/>
               <w:rPr>
-                <w:rFonts w:ascii="Mj_Casablanca" w:hAnsi="Mj_Casablanca" w:cs="Mj_Casablanca"/>
+                <w:rFonts w:ascii="Mj_Casablanca" w:hAnsi="Mj_Casablanca" w:cs="Mj_Casablanca" w:hint="default"/>
                 <w:color w:val="0070C0"/>
                 <w:rtl/>
               </w:rPr>
@@ -16671,7 +16650,7 @@
               <w:bidi/>
               <w:jc w:val="left"/>
               <w:rPr>
-                <w:rFonts w:ascii="Mj_Casablanca" w:hAnsi="Mj_Casablanca" w:cs="Mj_Casablanca"/>
+                <w:rFonts w:ascii="Mj_Casablanca" w:hAnsi="Mj_Casablanca" w:cs="Mj_Casablanca" w:hint="default"/>
                 <w:color w:val="000000" w:themeColor="text1"/>
                 <w:rtl/>
               </w:rPr>
@@ -16709,7 +16688,7 @@
               <w:bidi/>
               <w:jc w:val="left"/>
               <w:rPr>
-                <w:rFonts w:ascii="Mj_Casablanca" w:hAnsi="Mj_Casablanca" w:cs="Mj_Casablanca"/>
+                <w:rFonts w:ascii="Mj_Casablanca" w:hAnsi="Mj_Casablanca" w:cs="Mj_Casablanca" w:hint="default"/>
                 <w:color w:val="000000" w:themeColor="text1"/>
                 <w:rtl/>
               </w:rPr>
@@ -16729,7 +16708,7 @@
               <w:bidi/>
               <w:jc w:val="left"/>
               <w:rPr>
-                <w:rFonts w:ascii="Mj_Casablanca" w:hAnsi="Mj_Casablanca" w:cs="Mj_Casablanca"/>
+                <w:rFonts w:ascii="Mj_Casablanca" w:hAnsi="Mj_Casablanca" w:cs="Mj_Casablanca" w:hint="default"/>
                 <w:color w:val="000000" w:themeColor="text1"/>
                 <w:rtl/>
               </w:rPr>
@@ -16749,7 +16728,7 @@
               <w:bidi/>
               <w:jc w:val="left"/>
               <w:rPr>
-                <w:rFonts w:ascii="Mj_Casablanca" w:hAnsi="Mj_Casablanca" w:cs="Mj_Casablanca"/>
+                <w:rFonts w:ascii="Mj_Casablanca" w:hAnsi="Mj_Casablanca" w:cs="Mj_Casablanca" w:hint="default"/>
                 <w:rtl/>
               </w:rPr>
             </w:pPr>
@@ -16788,7 +16767,7 @@
         <w:pStyle w:val="Body"/>
         <w:bidi/>
         <w:rPr>
-          <w:rFonts w:ascii="Mj_Casablanca" w:hAnsi="Mj_Casablanca" w:cs="Mj_Casablanca"/>
+          <w:rFonts w:ascii="Mj_Casablanca" w:hAnsi="Mj_Casablanca" w:cs="Mj_Casablanca" w:hint="default"/>
         </w:rPr>
       </w:pPr>
       <w:r>
@@ -16853,7 +16832,7 @@
               <w:spacing w:after="160" w:line="278" w:lineRule="auto"/>
               <w:jc w:val="left"/>
               <w:rPr>
-                <w:rFonts w:ascii="Mj_Casablanca" w:hAnsi="Mj_Casablanca" w:cs="Mj_Casablanca"/>
+                <w:rFonts w:ascii="Mj_Casablanca" w:hAnsi="Mj_Casablanca" w:cs="Mj_Casablanca" w:hint="default"/>
                 <w:rtl/>
               </w:rPr>
             </w:pPr>
@@ -16942,7 +16921,7 @@
               <w:bidi/>
               <w:jc w:val="left"/>
               <w:rPr>
-                <w:rFonts w:ascii="Mj_Casablanca" w:hAnsi="Mj_Casablanca" w:cs="Mj_Casablanca"/>
+                <w:rFonts w:ascii="Mj_Casablanca" w:hAnsi="Mj_Casablanca" w:cs="Mj_Casablanca" w:hint="default"/>
                 <w:rtl/>
               </w:rPr>
             </w:pPr>
@@ -17005,7 +16984,7 @@
               <w:bidi/>
               <w:jc w:val="left"/>
               <w:rPr>
-                <w:rFonts w:ascii="Mj_Casablanca" w:hAnsi="Mj_Casablanca" w:cs="Mj_Casablanca"/>
+                <w:rFonts w:ascii="Mj_Casablanca" w:hAnsi="Mj_Casablanca" w:cs="Mj_Casablanca" w:hint="default"/>
                 <w:rtl/>
               </w:rPr>
             </w:pPr>
@@ -17075,7 +17054,7 @@
               <w:bidi/>
               <w:jc w:val="left"/>
               <w:rPr>
-                <w:rFonts w:ascii="Mj_Casablanca" w:hAnsi="Mj_Casablanca" w:cs="Mj_Casablanca"/>
+                <w:rFonts w:ascii="Mj_Casablanca" w:hAnsi="Mj_Casablanca" w:cs="Mj_Casablanca" w:hint="default"/>
                 <w:rtl/>
               </w:rPr>
             </w:pPr>
@@ -17140,7 +17119,7 @@
               <w:bidi/>
               <w:jc w:val="left"/>
               <w:rPr>
-                <w:rFonts w:ascii="Cambria" w:hAnsi="Cambria" w:cs="Mj_Casablanca"/>
+                <w:rFonts w:ascii="Cambria" w:hAnsi="Cambria" w:cs="Mj_Casablanca" w:hint="default"/>
                 <w:color w:val="000000" w:themeColor="text1"/>
                 <w:lang w:val="en-US"/>
               </w:rPr>
@@ -17225,7 +17204,7 @@
               <w:bidi/>
               <w:jc w:val="left"/>
               <w:rPr>
-                <w:rFonts w:ascii="Mj_Casablanca" w:hAnsi="Mj_Casablanca" w:cs="Mj_Casablanca"/>
+                <w:rFonts w:ascii="Mj_Casablanca" w:hAnsi="Mj_Casablanca" w:cs="Mj_Casablanca" w:hint="default"/>
                 <w:color w:val="0070C0"/>
                 <w:rtl/>
               </w:rPr>
@@ -17273,7 +17252,7 @@
               <w:bidi/>
               <w:jc w:val="left"/>
               <w:rPr>
-                <w:rFonts w:ascii="Mj_Casablanca" w:hAnsi="Mj_Casablanca" w:cs="Mj_Casablanca"/>
+                <w:rFonts w:ascii="Mj_Casablanca" w:hAnsi="Mj_Casablanca" w:cs="Mj_Casablanca" w:hint="default"/>
                 <w:rtl/>
               </w:rPr>
             </w:pPr>
@@ -17332,7 +17311,7 @@
               <w:bidi/>
               <w:jc w:val="left"/>
               <w:rPr>
-                <w:rFonts w:ascii="Mj_Casablanca" w:hAnsi="Mj_Casablanca" w:cs="Mj_Casablanca"/>
+                <w:rFonts w:ascii="Mj_Casablanca" w:hAnsi="Mj_Casablanca" w:cs="Mj_Casablanca" w:hint="default"/>
                 <w:color w:val="0070C0"/>
                 <w:rtl/>
               </w:rPr>
@@ -17362,7 +17341,7 @@
               <w:bidi/>
               <w:jc w:val="left"/>
               <w:rPr>
-                <w:rFonts w:ascii="Mj_Casablanca" w:hAnsi="Mj_Casablanca" w:cs="Mj_Casablanca"/>
+                <w:rFonts w:ascii="Mj_Casablanca" w:hAnsi="Mj_Casablanca" w:cs="Mj_Casablanca" w:hint="default"/>
                 <w:rtl/>
               </w:rPr>
             </w:pPr>
@@ -17423,7 +17402,7 @@
               <w:bidi/>
               <w:jc w:val="left"/>
               <w:rPr>
-                <w:rFonts w:ascii="Mj_Casablanca" w:hAnsi="Mj_Casablanca" w:cs="Mj_Casablanca"/>
+                <w:rFonts w:ascii="Mj_Casablanca" w:hAnsi="Mj_Casablanca" w:cs="Mj_Casablanca" w:hint="default"/>
                 <w:rtl/>
               </w:rPr>
             </w:pPr>
@@ -17479,7 +17458,7 @@
               <w:bidi/>
               <w:jc w:val="left"/>
               <w:rPr>
-                <w:rFonts w:ascii="Mj_Casablanca" w:hAnsi="Mj_Casablanca" w:cs="Mj_Casablanca"/>
+                <w:rFonts w:ascii="Mj_Casablanca" w:hAnsi="Mj_Casablanca" w:cs="Mj_Casablanca" w:hint="default"/>
                 <w:rtl/>
               </w:rPr>
             </w:pPr>
@@ -17532,7 +17511,7 @@
               <w:bidi/>
               <w:jc w:val="left"/>
               <w:rPr>
-                <w:rFonts w:ascii="Mj_Casablanca" w:hAnsi="Mj_Casablanca" w:cs="Mj_Casablanca"/>
+                <w:rFonts w:ascii="Mj_Casablanca" w:hAnsi="Mj_Casablanca" w:cs="Mj_Casablanca" w:hint="default"/>
                 <w:rtl/>
               </w:rPr>
             </w:pPr>
@@ -17570,7 +17549,7 @@
               <w:bidi/>
               <w:jc w:val="left"/>
               <w:rPr>
-                <w:rFonts w:ascii="Mj_Casablanca" w:hAnsi="Mj_Casablanca" w:cs="Mj_Casablanca"/>
+                <w:rFonts w:ascii="Mj_Casablanca" w:hAnsi="Mj_Casablanca" w:cs="Mj_Casablanca" w:hint="default"/>
                 <w:rtl/>
               </w:rPr>
             </w:pPr>
@@ -17626,7 +17605,7 @@
               <w:bidi/>
               <w:jc w:val="left"/>
               <w:rPr>
-                <w:rFonts w:ascii="Mj_Casablanca" w:hAnsi="Mj_Casablanca" w:cs="Mj_Casablanca"/>
+                <w:rFonts w:ascii="Mj_Casablanca" w:hAnsi="Mj_Casablanca" w:cs="Mj_Casablanca" w:hint="default"/>
                 <w:rtl/>
               </w:rPr>
             </w:pPr>
@@ -17683,7 +17662,7 @@
               <w:bidi/>
               <w:jc w:val="left"/>
               <w:rPr>
-                <w:rFonts w:ascii="Mj_Casablanca" w:hAnsi="Mj_Casablanca" w:cs="Mj_Casablanca"/>
+                <w:rFonts w:ascii="Mj_Casablanca" w:hAnsi="Mj_Casablanca" w:cs="Mj_Casablanca" w:hint="default"/>
                 <w:rtl/>
               </w:rPr>
             </w:pPr>
@@ -17740,7 +17719,7 @@
               <w:bidi/>
               <w:jc w:val="left"/>
               <w:rPr>
-                <w:rFonts w:ascii="Mj_Casablanca" w:hAnsi="Mj_Casablanca" w:cs="Mj_Casablanca"/>
+                <w:rFonts w:ascii="Mj_Casablanca" w:hAnsi="Mj_Casablanca" w:cs="Mj_Casablanca" w:hint="default"/>
                 <w:rtl/>
               </w:rPr>
             </w:pPr>
@@ -17800,7 +17779,7 @@
               <w:bidi/>
               <w:jc w:val="left"/>
               <w:rPr>
-                <w:rFonts w:ascii="Mj_Casablanca" w:hAnsi="Mj_Casablanca" w:cs="Mj_Casablanca"/>
+                <w:rFonts w:ascii="Mj_Casablanca" w:hAnsi="Mj_Casablanca" w:cs="Mj_Casablanca" w:hint="default"/>
                 <w:color w:val="0070C0"/>
                 <w:rtl/>
               </w:rPr>
@@ -17834,7 +17813,7 @@
               <w:bidi/>
               <w:jc w:val="left"/>
               <w:rPr>
-                <w:rFonts w:ascii="Mj_Casablanca" w:hAnsi="Mj_Casablanca" w:cs="Mj_Casablanca"/>
+                <w:rFonts w:ascii="Mj_Casablanca" w:hAnsi="Mj_Casablanca" w:cs="Mj_Casablanca" w:hint="default"/>
                 <w:color w:val="000000" w:themeColor="text1"/>
                 <w:rtl/>
               </w:rPr>
@@ -17858,7 +17837,7 @@
               <w:bidi/>
               <w:jc w:val="left"/>
               <w:rPr>
-                <w:rFonts w:ascii="Mj_Casablanca" w:hAnsi="Mj_Casablanca" w:cs="Mj_Casablanca"/>
+                <w:rFonts w:ascii="Mj_Casablanca" w:hAnsi="Mj_Casablanca" w:cs="Mj_Casablanca" w:hint="default"/>
                 <w:color w:val="000000" w:themeColor="text1"/>
                 <w:rtl/>
               </w:rPr>
@@ -17900,7 +17879,7 @@
               <w:bidi/>
               <w:jc w:val="left"/>
               <w:rPr>
-                <w:rFonts w:ascii="Mj_Casablanca" w:hAnsi="Mj_Casablanca" w:cs="Mj_Casablanca"/>
+                <w:rFonts w:ascii="Mj_Casablanca" w:hAnsi="Mj_Casablanca" w:cs="Mj_Casablanca" w:hint="default"/>
                 <w:color w:val="000000" w:themeColor="text1"/>
                 <w:rtl/>
               </w:rPr>
@@ -17942,7 +17921,7 @@
               <w:bidi/>
               <w:jc w:val="left"/>
               <w:rPr>
-                <w:rFonts w:ascii="Mj_Casablanca" w:hAnsi="Mj_Casablanca" w:cs="Mj_Casablanca"/>
+                <w:rFonts w:ascii="Mj_Casablanca" w:hAnsi="Mj_Casablanca" w:cs="Mj_Casablanca" w:hint="default"/>
                 <w:color w:val="000000" w:themeColor="text1"/>
                 <w:rtl/>
               </w:rPr>
@@ -17984,7 +17963,7 @@
               <w:bidi/>
               <w:jc w:val="left"/>
               <w:rPr>
-                <w:rFonts w:ascii="Mj_Casablanca" w:hAnsi="Mj_Casablanca" w:cs="Mj_Casablanca"/>
+                <w:rFonts w:ascii="Mj_Casablanca" w:hAnsi="Mj_Casablanca" w:cs="Mj_Casablanca" w:hint="default"/>
                 <w:color w:val="0070C0"/>
                 <w:rtl/>
               </w:rPr>
@@ -18028,7 +18007,7 @@
               <w:bidi/>
               <w:jc w:val="left"/>
               <w:rPr>
-                <w:rFonts w:ascii="Mj_Casablanca" w:hAnsi="Mj_Casablanca" w:cs="Mj_Casablanca"/>
+                <w:rFonts w:ascii="Mj_Casablanca" w:hAnsi="Mj_Casablanca" w:cs="Mj_Casablanca" w:hint="default"/>
                 <w:color w:val="0070C0"/>
                 <w:rtl/>
               </w:rPr>
@@ -18058,7 +18037,7 @@
               <w:bidi/>
               <w:jc w:val="left"/>
               <w:rPr>
-                <w:rFonts w:ascii="Mj_Casablanca" w:hAnsi="Mj_Casablanca" w:cs="Mj_Casablanca"/>
+                <w:rFonts w:ascii="Mj_Casablanca" w:hAnsi="Mj_Casablanca" w:cs="Mj_Casablanca" w:hint="default"/>
                 <w:rtl/>
               </w:rPr>
             </w:pPr>
@@ -18100,7 +18079,7 @@
               <w:bidi/>
               <w:jc w:val="left"/>
               <w:rPr>
-                <w:rFonts w:ascii="Mj_Casablanca" w:hAnsi="Mj_Casablanca" w:cs="Mj_Casablanca"/>
+                <w:rFonts w:ascii="Mj_Casablanca" w:hAnsi="Mj_Casablanca" w:cs="Mj_Casablanca" w:hint="default"/>
                 <w:rtl/>
               </w:rPr>
             </w:pPr>
@@ -18131,7 +18110,7 @@
         <w:pStyle w:val="Body"/>
         <w:bidi/>
         <w:rPr>
-          <w:rFonts w:ascii="Mj_Casablanca" w:hAnsi="Mj_Casablanca" w:cs="Mj_Casablanca"/>
+          <w:rFonts w:ascii="Mj_Casablanca" w:hAnsi="Mj_Casablanca" w:cs="Mj_Casablanca" w:hint="default"/>
         </w:rPr>
       </w:pPr>
       <w:r>
@@ -18196,7 +18175,7 @@
               <w:spacing w:after="160" w:line="278" w:lineRule="auto"/>
               <w:jc w:val="left"/>
               <w:rPr>
-                <w:rFonts w:ascii="Mj_Casablanca" w:hAnsi="Mj_Casablanca" w:cs="Mj_Casablanca"/>
+                <w:rFonts w:ascii="Mj_Casablanca" w:hAnsi="Mj_Casablanca" w:cs="Mj_Casablanca" w:hint="default"/>
                 <w:rtl/>
               </w:rPr>
             </w:pPr>
@@ -18301,7 +18280,7 @@
               <w:bidi/>
               <w:jc w:val="left"/>
               <w:rPr>
-                <w:rFonts w:ascii="Mj_Casablanca" w:hAnsi="Mj_Casablanca" w:cs="Mj_Casablanca"/>
+                <w:rFonts w:ascii="Mj_Casablanca" w:hAnsi="Mj_Casablanca" w:cs="Mj_Casablanca" w:hint="default"/>
                 <w:rtl/>
               </w:rPr>
             </w:pPr>
@@ -18364,7 +18343,7 @@
               <w:bidi/>
               <w:jc w:val="left"/>
               <w:rPr>
-                <w:rFonts w:ascii="Mj_Casablanca" w:hAnsi="Mj_Casablanca" w:cs="Mj_Casablanca"/>
+                <w:rFonts w:ascii="Mj_Casablanca" w:hAnsi="Mj_Casablanca" w:cs="Mj_Casablanca" w:hint="default"/>
                 <w:rtl/>
               </w:rPr>
             </w:pPr>
@@ -18434,7 +18413,7 @@
               <w:bidi/>
               <w:jc w:val="left"/>
               <w:rPr>
-                <w:rFonts w:ascii="Mj_Casablanca" w:hAnsi="Mj_Casablanca" w:cs="Mj_Casablanca"/>
+                <w:rFonts w:ascii="Mj_Casablanca" w:hAnsi="Mj_Casablanca" w:cs="Mj_Casablanca" w:hint="default"/>
                 <w:rtl/>
               </w:rPr>
             </w:pPr>
@@ -18499,7 +18478,7 @@
               <w:bidi/>
               <w:jc w:val="left"/>
               <w:rPr>
-                <w:rFonts w:ascii="Mj_Casablanca" w:hAnsi="Mj_Casablanca" w:cs="Mj_Casablanca"/>
+                <w:rFonts w:ascii="Mj_Casablanca" w:hAnsi="Mj_Casablanca" w:cs="Mj_Casablanca" w:hint="default"/>
                 <w:rtl/>
               </w:rPr>
             </w:pPr>
@@ -18543,15 +18522,7 @@
                 <w:color w:val="000000" w:themeColor="text1"/>
                 <w:lang w:val="en-US"/>
               </w:rPr>
-              <w:t xml:space="preserve"> </w:t>
-            </w:r>
-            <w:r>
-              <w:rPr>
-                <w:rFonts w:ascii="Cambria" w:hAnsi="Cambria" w:cs="Mj_Casablanca" w:hint="default"/>
-                <w:color w:val="000000" w:themeColor="text1"/>
-                <w:lang w:val="en-US"/>
-              </w:rPr>
-              <w:t>Essential - Overview</w:t>
+              <w:t xml:space="preserve"> Essential - Overview</w:t>
             </w:r>
           </w:p>
         </w:tc>
@@ -18583,7 +18554,7 @@
               <w:bidi/>
               <w:jc w:val="left"/>
               <w:rPr>
-                <w:rFonts w:ascii="Mj_Casablanca" w:hAnsi="Mj_Casablanca" w:cs="Mj_Casablanca"/>
+                <w:rFonts w:ascii="Mj_Casablanca" w:hAnsi="Mj_Casablanca" w:cs="Mj_Casablanca" w:hint="default"/>
                 <w:color w:val="0070C0"/>
                 <w:rtl/>
               </w:rPr>
@@ -18631,7 +18602,7 @@
               <w:bidi/>
               <w:jc w:val="left"/>
               <w:rPr>
-                <w:rFonts w:ascii="Mj_Casablanca" w:hAnsi="Mj_Casablanca" w:cs="Mj_Casablanca"/>
+                <w:rFonts w:ascii="Mj_Casablanca" w:hAnsi="Mj_Casablanca" w:cs="Mj_Casablanca" w:hint="default"/>
                 <w:rtl/>
               </w:rPr>
             </w:pPr>
@@ -18690,7 +18661,7 @@
               <w:bidi/>
               <w:jc w:val="left"/>
               <w:rPr>
-                <w:rFonts w:ascii="Mj_Casablanca" w:hAnsi="Mj_Casablanca" w:cs="Mj_Casablanca"/>
+                <w:rFonts w:ascii="Mj_Casablanca" w:hAnsi="Mj_Casablanca" w:cs="Mj_Casablanca" w:hint="default"/>
                 <w:color w:val="0070C0"/>
                 <w:rtl/>
               </w:rPr>
@@ -18720,7 +18691,7 @@
               <w:bidi/>
               <w:jc w:val="left"/>
               <w:rPr>
-                <w:rFonts w:ascii="Mj_Casablanca" w:hAnsi="Mj_Casablanca" w:cs="Mj_Casablanca"/>
+                <w:rFonts w:ascii="Mj_Casablanca" w:hAnsi="Mj_Casablanca" w:cs="Mj_Casablanca" w:hint="default"/>
                 <w:rtl/>
               </w:rPr>
             </w:pPr>
@@ -18763,7 +18734,7 @@
               <w:bidi/>
               <w:jc w:val="left"/>
               <w:rPr>
-                <w:rFonts w:ascii="Mj_Casablanca" w:hAnsi="Mj_Casablanca" w:cs="Mj_Casablanca"/>
+                <w:rFonts w:ascii="Mj_Casablanca" w:hAnsi="Mj_Casablanca" w:cs="Mj_Casablanca" w:hint="default"/>
                 <w:rtl/>
               </w:rPr>
             </w:pPr>
@@ -18819,7 +18790,7 @@
               <w:bidi/>
               <w:jc w:val="left"/>
               <w:rPr>
-                <w:rFonts w:ascii="Mj_Casablanca" w:hAnsi="Mj_Casablanca" w:cs="Mj_Casablanca"/>
+                <w:rFonts w:ascii="Mj_Casablanca" w:hAnsi="Mj_Casablanca" w:cs="Mj_Casablanca" w:hint="default"/>
                 <w:rtl/>
               </w:rPr>
             </w:pPr>
@@ -18872,7 +18843,7 @@
               <w:bidi/>
               <w:jc w:val="left"/>
               <w:rPr>
-                <w:rFonts w:ascii="Mj_Casablanca" w:hAnsi="Mj_Casablanca" w:cs="Mj_Casablanca"/>
+                <w:rFonts w:ascii="Mj_Casablanca" w:hAnsi="Mj_Casablanca" w:cs="Mj_Casablanca" w:hint="default"/>
                 <w:rtl/>
               </w:rPr>
             </w:pPr>
@@ -18910,7 +18881,7 @@
               <w:bidi/>
               <w:jc w:val="left"/>
               <w:rPr>
-                <w:rFonts w:ascii="Mj_Casablanca" w:hAnsi="Mj_Casablanca" w:cs="Mj_Casablanca"/>
+                <w:rFonts w:ascii="Mj_Casablanca" w:hAnsi="Mj_Casablanca" w:cs="Mj_Casablanca" w:hint="default"/>
                 <w:rtl/>
               </w:rPr>
             </w:pPr>
@@ -18966,7 +18937,7 @@
               <w:bidi/>
               <w:jc w:val="left"/>
               <w:rPr>
-                <w:rFonts w:ascii="Mj_Casablanca" w:hAnsi="Mj_Casablanca" w:cs="Mj_Casablanca"/>
+                <w:rFonts w:ascii="Mj_Casablanca" w:hAnsi="Mj_Casablanca" w:cs="Mj_Casablanca" w:hint="default"/>
                 <w:rtl/>
               </w:rPr>
             </w:pPr>
@@ -19023,7 +18994,7 @@
               <w:bidi/>
               <w:jc w:val="left"/>
               <w:rPr>
-                <w:rFonts w:ascii="Mj_Casablanca" w:hAnsi="Mj_Casablanca" w:cs="Mj_Casablanca"/>
+                <w:rFonts w:ascii="Mj_Casablanca" w:hAnsi="Mj_Casablanca" w:cs="Mj_Casablanca" w:hint="default"/>
                 <w:color w:val="000000" w:themeColor="text1"/>
                 <w:rtl/>
               </w:rPr>
@@ -19097,7 +19068,7 @@
               <w:bidi/>
               <w:jc w:val="left"/>
               <w:rPr>
-                <w:rFonts w:ascii="Mj_Casablanca" w:hAnsi="Mj_Casablanca" w:cs="Mj_Casablanca"/>
+                <w:rFonts w:ascii="Mj_Casablanca" w:hAnsi="Mj_Casablanca" w:cs="Mj_Casablanca" w:hint="default"/>
                 <w:rtl/>
               </w:rPr>
             </w:pPr>
@@ -19157,7 +19128,7 @@
               <w:bidi/>
               <w:jc w:val="left"/>
               <w:rPr>
-                <w:rFonts w:ascii="Mj_Casablanca" w:hAnsi="Mj_Casablanca" w:cs="Mj_Casablanca"/>
+                <w:rFonts w:ascii="Mj_Casablanca" w:hAnsi="Mj_Casablanca" w:cs="Mj_Casablanca" w:hint="default"/>
                 <w:color w:val="0070C0"/>
                 <w:rtl/>
               </w:rPr>
@@ -19191,7 +19162,7 @@
               <w:bidi/>
               <w:jc w:val="left"/>
               <w:rPr>
-                <w:rFonts w:ascii="Mj_Casablanca" w:hAnsi="Mj_Casablanca" w:cs="Mj_Casablanca"/>
+                <w:rFonts w:ascii="Mj_Casablanca" w:hAnsi="Mj_Casablanca" w:cs="Mj_Casablanca" w:hint="default"/>
                 <w:color w:val="000000" w:themeColor="text1"/>
                 <w:rtl/>
               </w:rPr>
@@ -19215,7 +19186,7 @@
               <w:bidi/>
               <w:jc w:val="left"/>
               <w:rPr>
-                <w:rFonts w:ascii="Mj_Casablanca" w:hAnsi="Mj_Casablanca" w:cs="Mj_Casablanca"/>
+                <w:rFonts w:ascii="Mj_Casablanca" w:hAnsi="Mj_Casablanca" w:cs="Mj_Casablanca" w:hint="default"/>
                 <w:color w:val="000000" w:themeColor="text1"/>
                 <w:rtl/>
               </w:rPr>
@@ -19239,7 +19210,7 @@
               <w:bidi/>
               <w:jc w:val="left"/>
               <w:rPr>
-                <w:rFonts w:ascii="Mj_Casablanca" w:hAnsi="Mj_Casablanca" w:cs="Mj_Casablanca"/>
+                <w:rFonts w:ascii="Mj_Casablanca" w:hAnsi="Mj_Casablanca" w:cs="Mj_Casablanca" w:hint="default"/>
                 <w:color w:val="000000" w:themeColor="text1"/>
                 <w:rtl/>
               </w:rPr>
@@ -19263,7 +19234,7 @@
               <w:bidi/>
               <w:jc w:val="left"/>
               <w:rPr>
-                <w:rFonts w:ascii="Mj_Casablanca" w:hAnsi="Mj_Casablanca" w:cs="Mj_Casablanca"/>
+                <w:rFonts w:ascii="Mj_Casablanca" w:hAnsi="Mj_Casablanca" w:cs="Mj_Casablanca" w:hint="default"/>
                 <w:color w:val="000000" w:themeColor="text1"/>
                 <w:rtl/>
               </w:rPr>
@@ -19287,7 +19258,7 @@
               <w:bidi/>
               <w:jc w:val="left"/>
               <w:rPr>
-                <w:rFonts w:ascii="Mj_Casablanca" w:hAnsi="Mj_Casablanca" w:cs="Mj_Casablanca"/>
+                <w:rFonts w:ascii="Mj_Casablanca" w:hAnsi="Mj_Casablanca" w:cs="Mj_Casablanca" w:hint="default"/>
                 <w:color w:val="0070C0"/>
                 <w:rtl/>
               </w:rPr>
@@ -19331,7 +19302,7 @@
               <w:bidi/>
               <w:jc w:val="left"/>
               <w:rPr>
-                <w:rFonts w:ascii="Mj_Casablanca" w:hAnsi="Mj_Casablanca" w:cs="Mj_Casablanca"/>
+                <w:rFonts w:ascii="Mj_Casablanca" w:hAnsi="Mj_Casablanca" w:cs="Mj_Casablanca" w:hint="default"/>
                 <w:rtl/>
               </w:rPr>
             </w:pPr>
@@ -19383,7 +19354,7 @@
               <w:bidi/>
               <w:jc w:val="left"/>
               <w:rPr>
-                <w:rFonts w:ascii="Mj_Casablanca" w:hAnsi="Mj_Casablanca" w:cs="Mj_Casablanca"/>
+                <w:rFonts w:ascii="Mj_Casablanca" w:hAnsi="Mj_Casablanca" w:cs="Mj_Casablanca" w:hint="default"/>
                 <w:rtl/>
               </w:rPr>
             </w:pPr>
@@ -19414,7 +19385,7 @@
         <w:pStyle w:val="Body"/>
         <w:bidi/>
         <w:rPr>
-          <w:rFonts w:ascii="Mj_Casablanca" w:hAnsi="Mj_Casablanca" w:cs="Mj_Casablanca"/>
+          <w:rFonts w:ascii="Mj_Casablanca" w:hAnsi="Mj_Casablanca" w:cs="Mj_Casablanca" w:hint="default"/>
         </w:rPr>
       </w:pPr>
       <w:r>
@@ -19479,7 +19450,7 @@
               <w:spacing w:after="160" w:line="278" w:lineRule="auto"/>
               <w:jc w:val="left"/>
               <w:rPr>
-                <w:rFonts w:ascii="Mj_Casablanca" w:hAnsi="Mj_Casablanca" w:cs="Mj_Casablanca"/>
+                <w:rFonts w:ascii="Mj_Casablanca" w:hAnsi="Mj_Casablanca" w:cs="Mj_Casablanca" w:hint="default"/>
                 <w:rtl/>
               </w:rPr>
             </w:pPr>
@@ -19568,7 +19539,7 @@
               <w:bidi/>
               <w:jc w:val="left"/>
               <w:rPr>
-                <w:rFonts w:ascii="Mj_Casablanca" w:hAnsi="Mj_Casablanca" w:cs="Mj_Casablanca"/>
+                <w:rFonts w:ascii="Mj_Casablanca" w:hAnsi="Mj_Casablanca" w:cs="Mj_Casablanca" w:hint="default"/>
                 <w:rtl/>
               </w:rPr>
             </w:pPr>
@@ -19623,7 +19594,7 @@
               <w:bidi/>
               <w:jc w:val="left"/>
               <w:rPr>
-                <w:rFonts w:ascii="Mj_Casablanca" w:hAnsi="Mj_Casablanca" w:cs="Mj_Casablanca"/>
+                <w:rFonts w:ascii="Mj_Casablanca" w:hAnsi="Mj_Casablanca" w:cs="Mj_Casablanca" w:hint="default"/>
                 <w:rtl/>
               </w:rPr>
             </w:pPr>
@@ -19693,7 +19664,7 @@
               <w:bidi/>
               <w:jc w:val="left"/>
               <w:rPr>
-                <w:rFonts w:ascii="Mj_Casablanca" w:hAnsi="Mj_Casablanca" w:cs="Mj_Casablanca"/>
+                <w:rFonts w:ascii="Mj_Casablanca" w:hAnsi="Mj_Casablanca" w:cs="Mj_Casablanca" w:hint="default"/>
                 <w:rtl/>
               </w:rPr>
             </w:pPr>
@@ -19758,7 +19729,7 @@
               <w:bidi/>
               <w:jc w:val="left"/>
               <w:rPr>
-                <w:rFonts w:ascii="Cambria" w:hAnsi="Cambria" w:cs="Mj_Casablanca"/>
+                <w:rFonts w:ascii="Cambria" w:hAnsi="Cambria" w:cs="Mj_Casablanca" w:hint="default"/>
                 <w:color w:val="000000" w:themeColor="text1"/>
                 <w:rtl/>
                 <w:lang w:val="en-US" w:bidi="fa-IR"/>
@@ -19844,7 +19815,7 @@
               <w:bidi/>
               <w:jc w:val="left"/>
               <w:rPr>
-                <w:rFonts w:ascii="Mj_Casablanca" w:hAnsi="Mj_Casablanca" w:cs="Mj_Casablanca"/>
+                <w:rFonts w:ascii="Mj_Casablanca" w:hAnsi="Mj_Casablanca" w:cs="Mj_Casablanca" w:hint="default"/>
                 <w:color w:val="0070C0"/>
                 <w:rtl/>
               </w:rPr>
@@ -19892,7 +19863,7 @@
               <w:bidi/>
               <w:jc w:val="left"/>
               <w:rPr>
-                <w:rFonts w:ascii="Mj_Casablanca" w:hAnsi="Mj_Casablanca" w:cs="Mj_Casablanca"/>
+                <w:rFonts w:ascii="Mj_Casablanca" w:hAnsi="Mj_Casablanca" w:cs="Mj_Casablanca" w:hint="default"/>
                 <w:rtl/>
               </w:rPr>
             </w:pPr>
@@ -19959,7 +19930,7 @@
               <w:bidi/>
               <w:jc w:val="left"/>
               <w:rPr>
-                <w:rFonts w:ascii="Mj_Casablanca" w:hAnsi="Mj_Casablanca" w:cs="Mj_Casablanca"/>
+                <w:rFonts w:ascii="Mj_Casablanca" w:hAnsi="Mj_Casablanca" w:cs="Mj_Casablanca" w:hint="default"/>
                 <w:color w:val="0070C0"/>
                 <w:rtl/>
               </w:rPr>
@@ -19989,7 +19960,7 @@
               <w:bidi/>
               <w:jc w:val="left"/>
               <w:rPr>
-                <w:rFonts w:ascii="Mj_Casablanca" w:hAnsi="Mj_Casablanca" w:cs="Mj_Casablanca"/>
+                <w:rFonts w:ascii="Mj_Casablanca" w:hAnsi="Mj_Casablanca" w:cs="Mj_Casablanca" w:hint="default"/>
                 <w:rtl/>
               </w:rPr>
             </w:pPr>
@@ -20058,7 +20029,7 @@
               <w:bidi/>
               <w:jc w:val="left"/>
               <w:rPr>
-                <w:rFonts w:ascii="Mj_Casablanca" w:hAnsi="Mj_Casablanca" w:cs="Mj_Casablanca"/>
+                <w:rFonts w:ascii="Mj_Casablanca" w:hAnsi="Mj_Casablanca" w:cs="Mj_Casablanca" w:hint="default"/>
                 <w:rtl/>
               </w:rPr>
             </w:pPr>
@@ -20114,7 +20085,7 @@
               <w:bidi/>
               <w:jc w:val="left"/>
               <w:rPr>
-                <w:rFonts w:ascii="Mj_Casablanca" w:hAnsi="Mj_Casablanca" w:cs="Mj_Casablanca"/>
+                <w:rFonts w:ascii="Mj_Casablanca" w:hAnsi="Mj_Casablanca" w:cs="Mj_Casablanca" w:hint="default"/>
                 <w:rtl/>
               </w:rPr>
             </w:pPr>
@@ -20167,7 +20138,7 @@
               <w:bidi/>
               <w:jc w:val="left"/>
               <w:rPr>
-                <w:rFonts w:ascii="Mj_Casablanca" w:hAnsi="Mj_Casablanca" w:cs="Mj_Casablanca"/>
+                <w:rFonts w:ascii="Mj_Casablanca" w:hAnsi="Mj_Casablanca" w:cs="Mj_Casablanca" w:hint="default"/>
                 <w:rtl/>
               </w:rPr>
             </w:pPr>
@@ -20205,7 +20176,7 @@
               <w:bidi/>
               <w:jc w:val="left"/>
               <w:rPr>
-                <w:rFonts w:ascii="Mj_Casablanca" w:hAnsi="Mj_Casablanca" w:cs="Mj_Casablanca"/>
+                <w:rFonts w:ascii="Mj_Casablanca" w:hAnsi="Mj_Casablanca" w:cs="Mj_Casablanca" w:hint="default"/>
                 <w:rtl/>
               </w:rPr>
             </w:pPr>
@@ -20261,7 +20232,7 @@
               <w:bidi/>
               <w:jc w:val="left"/>
               <w:rPr>
-                <w:rFonts w:ascii="Mj_Casablanca" w:hAnsi="Mj_Casablanca" w:cs="Mj_Casablanca"/>
+                <w:rFonts w:ascii="Mj_Casablanca" w:hAnsi="Mj_Casablanca" w:cs="Mj_Casablanca" w:hint="default"/>
                 <w:rtl/>
               </w:rPr>
             </w:pPr>
@@ -20318,7 +20289,7 @@
               <w:bidi/>
               <w:jc w:val="left"/>
               <w:rPr>
-                <w:rFonts w:ascii="Mj_Casablanca" w:hAnsi="Mj_Casablanca" w:cs="Mj_Casablanca"/>
+                <w:rFonts w:ascii="Mj_Casablanca" w:hAnsi="Mj_Casablanca" w:cs="Mj_Casablanca" w:hint="default"/>
                 <w:rtl/>
               </w:rPr>
             </w:pPr>
@@ -20403,7 +20374,7 @@
               <w:bidi/>
               <w:jc w:val="left"/>
               <w:rPr>
-                <w:rFonts w:ascii="Mj_Casablanca" w:hAnsi="Mj_Casablanca" w:cs="Mj_Casablanca"/>
+                <w:rFonts w:ascii="Mj_Casablanca" w:hAnsi="Mj_Casablanca" w:cs="Mj_Casablanca" w:hint="default"/>
                 <w:rtl/>
               </w:rPr>
             </w:pPr>
@@ -20572,7 +20543,7 @@
               <w:bidi/>
               <w:jc w:val="left"/>
               <w:rPr>
-                <w:rFonts w:ascii="Mj_Casablanca" w:hAnsi="Mj_Casablanca" w:cs="Mj_Casablanca"/>
+                <w:rFonts w:ascii="Mj_Casablanca" w:hAnsi="Mj_Casablanca" w:cs="Mj_Casablanca" w:hint="default"/>
                 <w:color w:val="0070C0"/>
                 <w:lang w:val="en-US"/>
               </w:rPr>
@@ -20617,7 +20588,7 @@
               <w:bidi/>
               <w:jc w:val="left"/>
               <w:rPr>
-                <w:rFonts w:ascii="Mj_Casablanca" w:hAnsi="Mj_Casablanca" w:cs="Mj_Casablanca"/>
+                <w:rFonts w:ascii="Mj_Casablanca" w:hAnsi="Mj_Casablanca" w:cs="Mj_Casablanca" w:hint="default"/>
                 <w:rtl/>
               </w:rPr>
             </w:pPr>
@@ -20669,7 +20640,7 @@
               <w:bidi/>
               <w:jc w:val="left"/>
               <w:rPr>
-                <w:rFonts w:ascii="Mj_Casablanca" w:hAnsi="Mj_Casablanca" w:cs="Mj_Casablanca"/>
+                <w:rFonts w:ascii="Mj_Casablanca" w:hAnsi="Mj_Casablanca" w:cs="Mj_Casablanca" w:hint="default"/>
                 <w:rtl/>
               </w:rPr>
             </w:pPr>
@@ -20701,7 +20672,7 @@
         <w:bidi/>
         <w:jc w:val="left"/>
         <w:rPr>
-          <w:rFonts w:ascii="Mj_Casablanca" w:hAnsi="Mj_Casablanca" w:cs="Mj_Casablanca"/>
+          <w:rFonts w:ascii="Mj_Casablanca" w:hAnsi="Mj_Casablanca" w:cs="Mj_Casablanca" w:hint="default"/>
         </w:rPr>
       </w:pPr>
       <w:r>
@@ -20766,7 +20737,7 @@
               <w:spacing w:after="160" w:line="278" w:lineRule="auto"/>
               <w:jc w:val="left"/>
               <w:rPr>
-                <w:rFonts w:ascii="Mj_Casablanca" w:hAnsi="Mj_Casablanca" w:cs="Mj_Casablanca"/>
+                <w:rFonts w:ascii="Mj_Casablanca" w:hAnsi="Mj_Casablanca" w:cs="Mj_Casablanca" w:hint="default"/>
                 <w:rtl/>
               </w:rPr>
             </w:pPr>
@@ -20847,7 +20818,7 @@
               <w:bidi/>
               <w:jc w:val="left"/>
               <w:rPr>
-                <w:rFonts w:ascii="Mj_Casablanca" w:hAnsi="Mj_Casablanca" w:cs="Mj_Casablanca"/>
+                <w:rFonts w:ascii="Mj_Casablanca" w:hAnsi="Mj_Casablanca" w:cs="Mj_Casablanca" w:hint="default"/>
                 <w:rtl/>
               </w:rPr>
             </w:pPr>
@@ -20910,7 +20881,7 @@
               <w:bidi/>
               <w:jc w:val="left"/>
               <w:rPr>
-                <w:rFonts w:ascii="Mj_Casablanca" w:hAnsi="Mj_Casablanca" w:cs="Mj_Casablanca"/>
+                <w:rFonts w:ascii="Mj_Casablanca" w:hAnsi="Mj_Casablanca" w:cs="Mj_Casablanca" w:hint="default"/>
                 <w:rtl/>
               </w:rPr>
             </w:pPr>
@@ -20980,7 +20951,7 @@
               <w:bidi/>
               <w:jc w:val="left"/>
               <w:rPr>
-                <w:rFonts w:ascii="Mj_Casablanca" w:hAnsi="Mj_Casablanca" w:cs="Mj_Casablanca"/>
+                <w:rFonts w:ascii="Mj_Casablanca" w:hAnsi="Mj_Casablanca" w:cs="Mj_Casablanca" w:hint="default"/>
                 <w:rtl/>
               </w:rPr>
             </w:pPr>
@@ -21154,7 +21125,7 @@
               <w:bidi/>
               <w:jc w:val="left"/>
               <w:rPr>
-                <w:rFonts w:ascii="Mj_Casablanca" w:hAnsi="Mj_Casablanca" w:cs="Mj_Casablanca"/>
+                <w:rFonts w:ascii="Mj_Casablanca" w:hAnsi="Mj_Casablanca" w:cs="Mj_Casablanca" w:hint="default"/>
                 <w:color w:val="0070C0"/>
                 <w:rtl/>
               </w:rPr>
@@ -21202,7 +21173,7 @@
               <w:bidi/>
               <w:jc w:val="left"/>
               <w:rPr>
-                <w:rFonts w:ascii="Mj_Casablanca" w:hAnsi="Mj_Casablanca" w:cs="Mj_Casablanca"/>
+                <w:rFonts w:ascii="Mj_Casablanca" w:hAnsi="Mj_Casablanca" w:cs="Mj_Casablanca" w:hint="default"/>
                 <w:rtl/>
               </w:rPr>
             </w:pPr>
@@ -21261,7 +21232,7 @@
               <w:bidi/>
               <w:jc w:val="left"/>
               <w:rPr>
-                <w:rFonts w:ascii="Mj_Casablanca" w:hAnsi="Mj_Casablanca" w:cs="Mj_Casablanca"/>
+                <w:rFonts w:ascii="Mj_Casablanca" w:hAnsi="Mj_Casablanca" w:cs="Mj_Casablanca" w:hint="default"/>
                 <w:color w:val="0070C0"/>
                 <w:rtl/>
               </w:rPr>
@@ -21291,7 +21262,7 @@
               <w:bidi/>
               <w:jc w:val="left"/>
               <w:rPr>
-                <w:rFonts w:ascii="Mj_Casablanca" w:hAnsi="Mj_Casablanca" w:cs="Mj_Casablanca"/>
+                <w:rFonts w:ascii="Mj_Casablanca" w:hAnsi="Mj_Casablanca" w:cs="Mj_Casablanca" w:hint="default"/>
                 <w:rtl/>
               </w:rPr>
             </w:pPr>
@@ -21334,7 +21305,7 @@
               <w:bidi/>
               <w:jc w:val="left"/>
               <w:rPr>
-                <w:rFonts w:ascii="Mj_Casablanca" w:hAnsi="Mj_Casablanca" w:cs="Mj_Casablanca"/>
+                <w:rFonts w:ascii="Mj_Casablanca" w:hAnsi="Mj_Casablanca" w:cs="Mj_Casablanca" w:hint="default"/>
                 <w:rtl/>
               </w:rPr>
             </w:pPr>
@@ -21390,7 +21361,7 @@
               <w:bidi/>
               <w:jc w:val="left"/>
               <w:rPr>
-                <w:rFonts w:ascii="Mj_Casablanca" w:hAnsi="Mj_Casablanca" w:cs="Mj_Casablanca"/>
+                <w:rFonts w:ascii="Mj_Casablanca" w:hAnsi="Mj_Casablanca" w:cs="Mj_Casablanca" w:hint="default"/>
                 <w:rtl/>
               </w:rPr>
             </w:pPr>
@@ -21443,7 +21414,7 @@
               <w:bidi/>
               <w:jc w:val="left"/>
               <w:rPr>
-                <w:rFonts w:ascii="Mj_Casablanca" w:hAnsi="Mj_Casablanca" w:cs="Mj_Casablanca"/>
+                <w:rFonts w:ascii="Mj_Casablanca" w:hAnsi="Mj_Casablanca" w:cs="Mj_Casablanca" w:hint="default"/>
                 <w:rtl/>
               </w:rPr>
             </w:pPr>
@@ -21481,7 +21452,7 @@
               <w:bidi/>
               <w:jc w:val="left"/>
               <w:rPr>
-                <w:rFonts w:ascii="Mj_Casablanca" w:hAnsi="Mj_Casablanca" w:cs="Mj_Casablanca"/>
+                <w:rFonts w:ascii="Mj_Casablanca" w:hAnsi="Mj_Casablanca" w:cs="Mj_Casablanca" w:hint="default"/>
                 <w:rtl/>
               </w:rPr>
             </w:pPr>
@@ -21537,7 +21508,7 @@
               <w:bidi/>
               <w:jc w:val="left"/>
               <w:rPr>
-                <w:rFonts w:ascii="Mj_Casablanca" w:hAnsi="Mj_Casablanca" w:cs="Mj_Casablanca"/>
+                <w:rFonts w:ascii="Mj_Casablanca" w:hAnsi="Mj_Casablanca" w:cs="Mj_Casablanca" w:hint="default"/>
                 <w:rtl/>
               </w:rPr>
             </w:pPr>
@@ -21594,7 +21565,7 @@
               <w:bidi/>
               <w:jc w:val="left"/>
               <w:rPr>
-                <w:rFonts w:ascii="Mj_Casablanca" w:hAnsi="Mj_Casablanca" w:cs="Mj_Casablanca"/>
+                <w:rFonts w:ascii="Mj_Casablanca" w:hAnsi="Mj_Casablanca" w:cs="Mj_Casablanca" w:hint="default"/>
                 <w:rtl/>
                 <w:lang w:val="en-US" w:bidi="fa-IR"/>
               </w:rPr>
@@ -21653,7 +21624,7 @@
               <w:bidi/>
               <w:jc w:val="left"/>
               <w:rPr>
-                <w:rFonts w:ascii="Mj_Casablanca" w:hAnsi="Mj_Casablanca" w:cs="Mj_Casablanca"/>
+                <w:rFonts w:ascii="Mj_Casablanca" w:hAnsi="Mj_Casablanca" w:cs="Mj_Casablanca" w:hint="default"/>
                 <w:rtl/>
               </w:rPr>
             </w:pPr>
@@ -21713,7 +21684,7 @@
               <w:bidi/>
               <w:jc w:val="left"/>
               <w:rPr>
-                <w:rFonts w:ascii="Mj_Casablanca" w:hAnsi="Mj_Casablanca" w:cs="Mj_Casablanca"/>
+                <w:rFonts w:ascii="Mj_Casablanca" w:hAnsi="Mj_Casablanca" w:cs="Mj_Casablanca" w:hint="default"/>
                 <w:color w:val="0070C0"/>
                 <w:rtl/>
               </w:rPr>
@@ -21747,7 +21718,7 @@
               <w:bidi/>
               <w:jc w:val="left"/>
               <w:rPr>
-                <w:rFonts w:ascii="Mj_Casablanca" w:hAnsi="Mj_Casablanca" w:cs="Mj_Casablanca"/>
+                <w:rFonts w:ascii="Mj_Casablanca" w:hAnsi="Mj_Casablanca" w:cs="Mj_Casablanca" w:hint="default"/>
                 <w:color w:val="000000" w:themeColor="text1"/>
                 <w:rtl/>
               </w:rPr>
@@ -21771,7 +21742,7 @@
               <w:bidi/>
               <w:jc w:val="left"/>
               <w:rPr>
-                <w:rFonts w:ascii="Mj_Casablanca" w:hAnsi="Mj_Casablanca" w:cs="Mj_Casablanca"/>
+                <w:rFonts w:ascii="Mj_Casablanca" w:hAnsi="Mj_Casablanca" w:cs="Mj_Casablanca" w:hint="default"/>
                 <w:color w:val="000000" w:themeColor="text1"/>
                 <w:rtl/>
               </w:rPr>
@@ -21795,7 +21766,7 @@
               <w:bidi/>
               <w:jc w:val="left"/>
               <w:rPr>
-                <w:rFonts w:ascii="Mj_Casablanca" w:hAnsi="Mj_Casablanca" w:cs="Mj_Casablanca"/>
+                <w:rFonts w:ascii="Mj_Casablanca" w:hAnsi="Mj_Casablanca" w:cs="Mj_Casablanca" w:hint="default"/>
                 <w:color w:val="000000" w:themeColor="text1"/>
                 <w:rtl/>
               </w:rPr>
@@ -21819,7 +21790,7 @@
               <w:bidi/>
               <w:jc w:val="left"/>
               <w:rPr>
-                <w:rFonts w:ascii="Mj_Casablanca" w:hAnsi="Mj_Casablanca" w:cs="Mj_Casablanca"/>
+                <w:rFonts w:ascii="Mj_Casablanca" w:hAnsi="Mj_Casablanca" w:cs="Mj_Casablanca" w:hint="default"/>
                 <w:color w:val="000000" w:themeColor="text1"/>
                 <w:rtl/>
               </w:rPr>
@@ -22028,7 +21999,7 @@
               <w:bidi/>
               <w:jc w:val="left"/>
               <w:rPr>
-                <w:rFonts w:ascii="Mj_Casablanca" w:hAnsi="Mj_Casablanca" w:cs="Mj_Casablanca"/>
+                <w:rFonts w:ascii="Mj_Casablanca" w:hAnsi="Mj_Casablanca" w:cs="Mj_Casablanca" w:hint="default"/>
                 <w:color w:val="0070C0"/>
                 <w:rtl/>
               </w:rPr>
@@ -22090,7 +22061,7 @@
               <w:bidi/>
               <w:jc w:val="left"/>
               <w:rPr>
-                <w:rFonts w:ascii="Mj_Casablanca" w:hAnsi="Mj_Casablanca" w:cs="Mj_Casablanca"/>
+                <w:rFonts w:ascii="Mj_Casablanca" w:hAnsi="Mj_Casablanca" w:cs="Mj_Casablanca" w:hint="default"/>
                 <w:rtl/>
               </w:rPr>
             </w:pPr>
@@ -22142,7 +22113,7 @@
               <w:bidi/>
               <w:jc w:val="left"/>
               <w:rPr>
-                <w:rFonts w:ascii="Mj_Casablanca" w:hAnsi="Mj_Casablanca" w:cs="Mj_Casablanca"/>
+                <w:rFonts w:ascii="Mj_Casablanca" w:hAnsi="Mj_Casablanca" w:cs="Mj_Casablanca" w:hint="default"/>
                 <w:rtl/>
               </w:rPr>
             </w:pPr>
@@ -22173,7 +22144,7 @@
         <w:pStyle w:val="Body"/>
         <w:bidi/>
         <w:rPr>
-          <w:rFonts w:ascii="Mj_Casablanca" w:hAnsi="Mj_Casablanca" w:cs="Mj_Casablanca"/>
+          <w:rFonts w:ascii="Mj_Casablanca" w:hAnsi="Mj_Casablanca" w:cs="Mj_Casablanca" w:hint="default"/>
         </w:rPr>
       </w:pPr>
       <w:r>
@@ -22238,7 +22209,7 @@
               <w:spacing w:after="160" w:line="278" w:lineRule="auto"/>
               <w:jc w:val="left"/>
               <w:rPr>
-                <w:rFonts w:ascii="Mj_Casablanca" w:hAnsi="Mj_Casablanca" w:cs="Mj_Casablanca"/>
+                <w:rFonts w:ascii="Mj_Casablanca" w:hAnsi="Mj_Casablanca" w:cs="Mj_Casablanca" w:hint="default"/>
                 <w:rtl/>
               </w:rPr>
             </w:pPr>
@@ -22319,7 +22290,7 @@
               <w:bidi/>
               <w:jc w:val="left"/>
               <w:rPr>
-                <w:rFonts w:ascii="Mj_Casablanca" w:hAnsi="Mj_Casablanca" w:cs="Mj_Casablanca"/>
+                <w:rFonts w:ascii="Mj_Casablanca" w:hAnsi="Mj_Casablanca" w:cs="Mj_Casablanca" w:hint="default"/>
                 <w:rtl/>
               </w:rPr>
             </w:pPr>
@@ -22382,7 +22353,7 @@
               <w:bidi/>
               <w:jc w:val="left"/>
               <w:rPr>
-                <w:rFonts w:ascii="Mj_Casablanca" w:hAnsi="Mj_Casablanca" w:cs="Mj_Casablanca"/>
+                <w:rFonts w:ascii="Mj_Casablanca" w:hAnsi="Mj_Casablanca" w:cs="Mj_Casablanca" w:hint="default"/>
                 <w:rtl/>
               </w:rPr>
             </w:pPr>
@@ -22452,7 +22423,7 @@
               <w:bidi/>
               <w:jc w:val="left"/>
               <w:rPr>
-                <w:rFonts w:ascii="Mj_Casablanca" w:hAnsi="Mj_Casablanca" w:cs="Mj_Casablanca"/>
+                <w:rFonts w:ascii="Mj_Casablanca" w:hAnsi="Mj_Casablanca" w:cs="Mj_Casablanca" w:hint="default"/>
                 <w:rtl/>
               </w:rPr>
             </w:pPr>
@@ -22517,7 +22488,7 @@
               <w:bidi/>
               <w:jc w:val="left"/>
               <w:rPr>
-                <w:rFonts w:ascii="Mj_Casablanca" w:hAnsi="Mj_Casablanca" w:cs="Mj_Casablanca"/>
+                <w:rFonts w:ascii="Mj_Casablanca" w:hAnsi="Mj_Casablanca" w:cs="Mj_Casablanca" w:hint="default"/>
                 <w:rtl/>
               </w:rPr>
             </w:pPr>
@@ -22585,7 +22556,7 @@
               <w:bidi/>
               <w:jc w:val="left"/>
               <w:rPr>
-                <w:rFonts w:ascii="Mj_Casablanca" w:hAnsi="Mj_Casablanca" w:cs="Mj_Casablanca"/>
+                <w:rFonts w:ascii="Mj_Casablanca" w:hAnsi="Mj_Casablanca" w:cs="Mj_Casablanca" w:hint="default"/>
                 <w:color w:val="0070C0"/>
                 <w:rtl/>
               </w:rPr>
@@ -22633,7 +22604,7 @@
               <w:bidi/>
               <w:jc w:val="left"/>
               <w:rPr>
-                <w:rFonts w:ascii="Mj_Casablanca" w:hAnsi="Mj_Casablanca" w:cs="Mj_Casablanca"/>
+                <w:rFonts w:ascii="Mj_Casablanca" w:hAnsi="Mj_Casablanca" w:cs="Mj_Casablanca" w:hint="default"/>
                 <w:rtl/>
               </w:rPr>
             </w:pPr>
@@ -22692,7 +22663,7 @@
               <w:bidi/>
               <w:jc w:val="left"/>
               <w:rPr>
-                <w:rFonts w:ascii="Mj_Casablanca" w:hAnsi="Mj_Casablanca" w:cs="Mj_Casablanca"/>
+                <w:rFonts w:ascii="Mj_Casablanca" w:hAnsi="Mj_Casablanca" w:cs="Mj_Casablanca" w:hint="default"/>
                 <w:color w:val="0070C0"/>
                 <w:rtl/>
               </w:rPr>
@@ -22722,7 +22693,7 @@
               <w:bidi/>
               <w:jc w:val="left"/>
               <w:rPr>
-                <w:rFonts w:ascii="Mj_Casablanca" w:hAnsi="Mj_Casablanca" w:cs="Mj_Casablanca"/>
+                <w:rFonts w:ascii="Mj_Casablanca" w:hAnsi="Mj_Casablanca" w:cs="Mj_Casablanca" w:hint="default"/>
                 <w:rtl/>
               </w:rPr>
             </w:pPr>
@@ -22765,7 +22736,7 @@
               <w:bidi/>
               <w:jc w:val="left"/>
               <w:rPr>
-                <w:rFonts w:ascii="Mj_Casablanca" w:hAnsi="Mj_Casablanca" w:cs="Mj_Casablanca"/>
+                <w:rFonts w:ascii="Mj_Casablanca" w:hAnsi="Mj_Casablanca" w:cs="Mj_Casablanca" w:hint="default"/>
                 <w:rtl/>
               </w:rPr>
             </w:pPr>
@@ -22821,7 +22792,7 @@
               <w:bidi/>
               <w:jc w:val="left"/>
               <w:rPr>
-                <w:rFonts w:ascii="Mj_Casablanca" w:hAnsi="Mj_Casablanca" w:cs="Mj_Casablanca"/>
+                <w:rFonts w:ascii="Mj_Casablanca" w:hAnsi="Mj_Casablanca" w:cs="Mj_Casablanca" w:hint="default"/>
                 <w:rtl/>
               </w:rPr>
             </w:pPr>
@@ -22874,7 +22845,7 @@
               <w:bidi/>
               <w:jc w:val="left"/>
               <w:rPr>
-                <w:rFonts w:ascii="Mj_Casablanca" w:hAnsi="Mj_Casablanca" w:cs="Mj_Casablanca"/>
+                <w:rFonts w:ascii="Mj_Casablanca" w:hAnsi="Mj_Casablanca" w:cs="Mj_Casablanca" w:hint="default"/>
                 <w:rtl/>
               </w:rPr>
             </w:pPr>
@@ -22912,7 +22883,7 @@
               <w:bidi/>
               <w:jc w:val="left"/>
               <w:rPr>
-                <w:rFonts w:ascii="Mj_Casablanca" w:hAnsi="Mj_Casablanca" w:cs="Mj_Casablanca"/>
+                <w:rFonts w:ascii="Mj_Casablanca" w:hAnsi="Mj_Casablanca" w:cs="Mj_Casablanca" w:hint="default"/>
                 <w:rtl/>
               </w:rPr>
             </w:pPr>
@@ -22968,7 +22939,7 @@
               <w:bidi/>
               <w:jc w:val="left"/>
               <w:rPr>
-                <w:rFonts w:ascii="Mj_Casablanca" w:hAnsi="Mj_Casablanca" w:cs="Mj_Casablanca"/>
+                <w:rFonts w:ascii="Mj_Casablanca" w:hAnsi="Mj_Casablanca" w:cs="Mj_Casablanca" w:hint="default"/>
                 <w:rtl/>
               </w:rPr>
             </w:pPr>
@@ -23025,7 +22996,7 @@
               <w:bidi/>
               <w:jc w:val="left"/>
               <w:rPr>
-                <w:rFonts w:ascii="Mj_Casablanca" w:hAnsi="Mj_Casablanca" w:cs="Mj_Casablanca"/>
+                <w:rFonts w:ascii="Mj_Casablanca" w:hAnsi="Mj_Casablanca" w:cs="Mj_Casablanca" w:hint="default"/>
                 <w:rtl/>
               </w:rPr>
             </w:pPr>
@@ -23082,7 +23053,7 @@
               <w:bidi/>
               <w:jc w:val="left"/>
               <w:rPr>
-                <w:rFonts w:ascii="Mj_Casablanca" w:hAnsi="Mj_Casablanca" w:cs="Mj_Casablanca"/>
+                <w:rFonts w:ascii="Mj_Casablanca" w:hAnsi="Mj_Casablanca" w:cs="Mj_Casablanca" w:hint="default"/>
                 <w:rtl/>
               </w:rPr>
             </w:pPr>
@@ -23142,7 +23113,7 @@
               <w:bidi/>
               <w:jc w:val="left"/>
               <w:rPr>
-                <w:rFonts w:ascii="Mj_Casablanca" w:hAnsi="Mj_Casablanca" w:cs="Mj_Casablanca"/>
+                <w:rFonts w:ascii="Mj_Casablanca" w:hAnsi="Mj_Casablanca" w:cs="Mj_Casablanca" w:hint="default"/>
                 <w:color w:val="0070C0"/>
                 <w:rtl/>
               </w:rPr>
@@ -23176,7 +23147,7 @@
               <w:bidi/>
               <w:jc w:val="left"/>
               <w:rPr>
-                <w:rFonts w:ascii="Mj_Casablanca" w:hAnsi="Mj_Casablanca" w:cs="Mj_Casablanca"/>
+                <w:rFonts w:ascii="Mj_Casablanca" w:hAnsi="Mj_Casablanca" w:cs="Mj_Casablanca" w:hint="default"/>
                 <w:color w:val="000000" w:themeColor="text1"/>
                 <w:rtl/>
               </w:rPr>
@@ -23200,7 +23171,7 @@
               <w:bidi/>
               <w:jc w:val="left"/>
               <w:rPr>
-                <w:rFonts w:ascii="Mj_Casablanca" w:hAnsi="Mj_Casablanca" w:cs="Mj_Casablanca"/>
+                <w:rFonts w:ascii="Mj_Casablanca" w:hAnsi="Mj_Casablanca" w:cs="Mj_Casablanca" w:hint="default"/>
                 <w:color w:val="000000" w:themeColor="text1"/>
                 <w:rtl/>
               </w:rPr>
@@ -23224,7 +23195,7 @@
               <w:bidi/>
               <w:jc w:val="left"/>
               <w:rPr>
-                <w:rFonts w:ascii="Mj_Casablanca" w:hAnsi="Mj_Casablanca" w:cs="Mj_Casablanca"/>
+                <w:rFonts w:ascii="Mj_Casablanca" w:hAnsi="Mj_Casablanca" w:cs="Mj_Casablanca" w:hint="default"/>
                 <w:color w:val="000000" w:themeColor="text1"/>
                 <w:rtl/>
               </w:rPr>
@@ -23248,7 +23219,7 @@
               <w:bidi/>
               <w:jc w:val="left"/>
               <w:rPr>
-                <w:rFonts w:ascii="Mj_Casablanca" w:hAnsi="Mj_Casablanca" w:cs="Mj_Casablanca"/>
+                <w:rFonts w:ascii="Mj_Casablanca" w:hAnsi="Mj_Casablanca" w:cs="Mj_Casablanca" w:hint="default"/>
                 <w:color w:val="000000" w:themeColor="text1"/>
                 <w:rtl/>
               </w:rPr>
@@ -23272,7 +23243,7 @@
               <w:bidi/>
               <w:jc w:val="left"/>
               <w:rPr>
-                <w:rFonts w:ascii="Mj_Casablanca" w:hAnsi="Mj_Casablanca" w:cs="Mj_Casablanca"/>
+                <w:rFonts w:ascii="Mj_Casablanca" w:hAnsi="Mj_Casablanca" w:cs="Mj_Casablanca" w:hint="default"/>
                 <w:color w:val="0070C0"/>
                 <w:rtl/>
               </w:rPr>
@@ -23316,7 +23287,7 @@
               <w:bidi/>
               <w:jc w:val="left"/>
               <w:rPr>
-                <w:rFonts w:ascii="Mj_Casablanca" w:hAnsi="Mj_Casablanca" w:cs="Mj_Casablanca"/>
+                <w:rFonts w:ascii="Mj_Casablanca" w:hAnsi="Mj_Casablanca" w:cs="Mj_Casablanca" w:hint="default"/>
                 <w:rtl/>
               </w:rPr>
             </w:pPr>
@@ -23368,7 +23339,7 @@
               <w:bidi/>
               <w:jc w:val="left"/>
               <w:rPr>
-                <w:rFonts w:ascii="Mj_Casablanca" w:hAnsi="Mj_Casablanca" w:cs="Mj_Casablanca"/>
+                <w:rFonts w:ascii="Mj_Casablanca" w:hAnsi="Mj_Casablanca" w:cs="Mj_Casablanca" w:hint="default"/>
                 <w:color w:val="0070C0"/>
                 <w:rtl/>
               </w:rPr>
@@ -23398,7 +23369,7 @@
               <w:bidi/>
               <w:jc w:val="left"/>
               <w:rPr>
-                <w:rFonts w:ascii="Mj_Casablanca" w:hAnsi="Mj_Casablanca" w:cs="Mj_Casablanca"/>
+                <w:rFonts w:ascii="Mj_Casablanca" w:hAnsi="Mj_Casablanca" w:cs="Mj_Casablanca" w:hint="default"/>
                 <w:color w:val="000000" w:themeColor="text1"/>
                 <w:rtl/>
               </w:rPr>
@@ -23436,7 +23407,7 @@
               <w:bidi/>
               <w:jc w:val="left"/>
               <w:rPr>
-                <w:rFonts w:ascii="Mj_Casablanca" w:hAnsi="Mj_Casablanca" w:cs="Mj_Casablanca"/>
+                <w:rFonts w:ascii="Mj_Casablanca" w:hAnsi="Mj_Casablanca" w:cs="Mj_Casablanca" w:hint="default"/>
                 <w:rtl/>
               </w:rPr>
             </w:pPr>
@@ -23543,7 +23514,7 @@
               <w:spacing w:after="160" w:line="278" w:lineRule="auto"/>
               <w:jc w:val="left"/>
               <w:rPr>
-                <w:rFonts w:ascii="Cambria" w:hAnsi="Cambria" w:cs="Mj_Casablanca"/>
+                <w:rFonts w:ascii="Cambria" w:hAnsi="Cambria" w:cs="Mj_Casablanca" w:hint="default"/>
                 <w:color w:val="000000" w:themeColor="text1"/>
                 <w:rtl/>
                 <w:lang w:val="en-US" w:bidi="fa-IR"/>
@@ -23609,7 +23580,7 @@
               <w:bidi/>
               <w:jc w:val="left"/>
               <w:rPr>
-                <w:rFonts w:ascii="Mj_Casablanca" w:hAnsi="Mj_Casablanca" w:cs="Mj_Casablanca"/>
+                <w:rFonts w:ascii="Mj_Casablanca" w:hAnsi="Mj_Casablanca" w:cs="Mj_Casablanca" w:hint="default"/>
                 <w:rtl/>
               </w:rPr>
             </w:pPr>
@@ -23673,7 +23644,7 @@
               <w:bidi/>
               <w:jc w:val="left"/>
               <w:rPr>
-                <w:rFonts w:ascii="Mj_Casablanca" w:hAnsi="Mj_Casablanca" w:cs="Mj_Casablanca"/>
+                <w:rFonts w:ascii="Mj_Casablanca" w:hAnsi="Mj_Casablanca" w:cs="Mj_Casablanca" w:hint="default"/>
                 <w:rtl/>
               </w:rPr>
             </w:pPr>
@@ -23743,7 +23714,7 @@
               <w:bidi/>
               <w:jc w:val="left"/>
               <w:rPr>
-                <w:rFonts w:ascii="Mj_Casablanca" w:hAnsi="Mj_Casablanca" w:cs="Mj_Casablanca"/>
+                <w:rFonts w:ascii="Mj_Casablanca" w:hAnsi="Mj_Casablanca" w:cs="Mj_Casablanca" w:hint="default"/>
                 <w:rtl/>
               </w:rPr>
             </w:pPr>
@@ -23808,7 +23779,7 @@
               <w:bidi/>
               <w:jc w:val="left"/>
               <w:rPr>
-                <w:rFonts w:ascii="Cambria" w:hAnsi="Cambria" w:cs="Mj_Casablanca"/>
+                <w:rFonts w:ascii="Cambria" w:hAnsi="Cambria" w:cs="Mj_Casablanca" w:hint="default"/>
                 <w:color w:val="000000" w:themeColor="text1"/>
                 <w:rtl/>
                 <w:lang w:val="en-US" w:bidi="fa-IR"/>
@@ -23884,7 +23855,7 @@
               <w:bidi/>
               <w:jc w:val="left"/>
               <w:rPr>
-                <w:rFonts w:ascii="Mj_Casablanca" w:hAnsi="Mj_Casablanca" w:cs="Mj_Casablanca"/>
+                <w:rFonts w:ascii="Mj_Casablanca" w:hAnsi="Mj_Casablanca" w:cs="Mj_Casablanca" w:hint="default"/>
                 <w:color w:val="0070C0"/>
                 <w:rtl/>
               </w:rPr>
@@ -23932,7 +23903,7 @@
               <w:bidi/>
               <w:jc w:val="left"/>
               <w:rPr>
-                <w:rFonts w:ascii="Mj_Casablanca" w:hAnsi="Mj_Casablanca" w:cs="Mj_Casablanca"/>
+                <w:rFonts w:ascii="Mj_Casablanca" w:hAnsi="Mj_Casablanca" w:cs="Mj_Casablanca" w:hint="default"/>
                 <w:rtl/>
               </w:rPr>
             </w:pPr>
@@ -23999,7 +23970,7 @@
               <w:bidi/>
               <w:jc w:val="left"/>
               <w:rPr>
-                <w:rFonts w:ascii="Mj_Casablanca" w:hAnsi="Mj_Casablanca" w:cs="Mj_Casablanca"/>
+                <w:rFonts w:ascii="Mj_Casablanca" w:hAnsi="Mj_Casablanca" w:cs="Mj_Casablanca" w:hint="default"/>
                 <w:color w:val="0070C0"/>
                 <w:rtl/>
               </w:rPr>
@@ -24029,7 +24000,7 @@
               <w:bidi/>
               <w:jc w:val="left"/>
               <w:rPr>
-                <w:rFonts w:ascii="Mj_Casablanca" w:hAnsi="Mj_Casablanca" w:cs="Mj_Casablanca"/>
+                <w:rFonts w:ascii="Mj_Casablanca" w:hAnsi="Mj_Casablanca" w:cs="Mj_Casablanca" w:hint="default"/>
                 <w:rtl/>
               </w:rPr>
             </w:pPr>
@@ -24080,7 +24051,7 @@
               <w:bidi/>
               <w:jc w:val="left"/>
               <w:rPr>
-                <w:rFonts w:ascii="Mj_Casablanca" w:hAnsi="Mj_Casablanca" w:cs="Mj_Casablanca"/>
+                <w:rFonts w:ascii="Mj_Casablanca" w:hAnsi="Mj_Casablanca" w:cs="Mj_Casablanca" w:hint="default"/>
                 <w:rtl/>
               </w:rPr>
             </w:pPr>
@@ -24136,7 +24107,7 @@
               <w:bidi/>
               <w:jc w:val="left"/>
               <w:rPr>
-                <w:rFonts w:ascii="Mj_Casablanca" w:hAnsi="Mj_Casablanca" w:cs="Mj_Casablanca"/>
+                <w:rFonts w:ascii="Mj_Casablanca" w:hAnsi="Mj_Casablanca" w:cs="Mj_Casablanca" w:hint="default"/>
                 <w:rtl/>
               </w:rPr>
             </w:pPr>
@@ -24189,7 +24160,7 @@
               <w:bidi/>
               <w:jc w:val="left"/>
               <w:rPr>
-                <w:rFonts w:ascii="Mj_Casablanca" w:hAnsi="Mj_Casablanca" w:cs="Mj_Casablanca"/>
+                <w:rFonts w:ascii="Mj_Casablanca" w:hAnsi="Mj_Casablanca" w:cs="Mj_Casablanca" w:hint="default"/>
                 <w:rtl/>
               </w:rPr>
             </w:pPr>
@@ -24227,7 +24198,7 @@
               <w:bidi/>
               <w:jc w:val="left"/>
               <w:rPr>
-                <w:rFonts w:ascii="Mj_Casablanca" w:hAnsi="Mj_Casablanca" w:cs="Mj_Casablanca"/>
+                <w:rFonts w:ascii="Mj_Casablanca" w:hAnsi="Mj_Casablanca" w:cs="Mj_Casablanca" w:hint="default"/>
                 <w:rtl/>
               </w:rPr>
             </w:pPr>
@@ -24283,7 +24254,7 @@
               <w:bidi/>
               <w:jc w:val="left"/>
               <w:rPr>
-                <w:rFonts w:ascii="Mj_Casablanca" w:hAnsi="Mj_Casablanca" w:cs="Mj_Casablanca"/>
+                <w:rFonts w:ascii="Mj_Casablanca" w:hAnsi="Mj_Casablanca" w:cs="Mj_Casablanca" w:hint="default"/>
                 <w:rtl/>
               </w:rPr>
             </w:pPr>
@@ -24340,7 +24311,7 @@
               <w:bidi/>
               <w:jc w:val="left"/>
               <w:rPr>
-                <w:rFonts w:ascii="Mj_Casablanca" w:hAnsi="Mj_Casablanca" w:cs="Mj_Casablanca"/>
+                <w:rFonts w:ascii="Mj_Casablanca" w:hAnsi="Mj_Casablanca" w:cs="Mj_Casablanca" w:hint="default"/>
                 <w:color w:val="000000" w:themeColor="text1"/>
                 <w:rtl/>
               </w:rPr>
@@ -24392,7 +24363,7 @@
               <w:bidi/>
               <w:jc w:val="left"/>
               <w:rPr>
-                <w:rFonts w:ascii="Mj_Casablanca" w:hAnsi="Mj_Casablanca" w:cs="Mj_Casablanca"/>
+                <w:rFonts w:ascii="Mj_Casablanca" w:hAnsi="Mj_Casablanca" w:cs="Mj_Casablanca" w:hint="default"/>
                 <w:rtl/>
               </w:rPr>
             </w:pPr>
@@ -24586,7 +24557,7 @@
               <w:bidi/>
               <w:jc w:val="left"/>
               <w:rPr>
-                <w:rFonts w:ascii="Mj_Casablanca" w:hAnsi="Mj_Casablanca" w:cs="Mj_Casablanca"/>
+                <w:rFonts w:ascii="Mj_Casablanca" w:hAnsi="Mj_Casablanca" w:cs="Mj_Casablanca" w:hint="default"/>
                 <w:color w:val="0070C0"/>
                 <w:lang w:val="en-US"/>
               </w:rPr>
@@ -24631,7 +24602,7 @@
               <w:bidi/>
               <w:jc w:val="left"/>
               <w:rPr>
-                <w:rFonts w:ascii="Mj_Casablanca" w:hAnsi="Mj_Casablanca" w:cs="Mj_Casablanca"/>
+                <w:rFonts w:ascii="Mj_Casablanca" w:hAnsi="Mj_Casablanca" w:cs="Mj_Casablanca" w:hint="default"/>
                 <w:rtl/>
               </w:rPr>
             </w:pPr>
@@ -24683,7 +24654,7 @@
               <w:bidi/>
               <w:jc w:val="left"/>
               <w:rPr>
-                <w:rFonts w:ascii="Mj_Casablanca" w:hAnsi="Mj_Casablanca" w:cs="Mj_Casablanca"/>
+                <w:rFonts w:ascii="Mj_Casablanca" w:hAnsi="Mj_Casablanca" w:cs="Mj_Casablanca" w:hint="default"/>
                 <w:color w:val="0070C0"/>
                 <w:rtl/>
               </w:rPr>
@@ -24713,7 +24684,7 @@
               <w:bidi/>
               <w:jc w:val="left"/>
               <w:rPr>
-                <w:rFonts w:ascii="Mj_Casablanca" w:hAnsi="Mj_Casablanca" w:cs="Mj_Casablanca"/>
+                <w:rFonts w:ascii="Mj_Casablanca" w:hAnsi="Mj_Casablanca" w:cs="Mj_Casablanca" w:hint="default"/>
                 <w:rtl/>
               </w:rPr>
             </w:pPr>
@@ -24734,7 +24705,7 @@
         <w:pStyle w:val="Body"/>
         <w:bidi/>
         <w:rPr>
-          <w:rFonts w:ascii="Mj_Casablanca" w:hAnsi="Mj_Casablanca" w:cs="Mj_Casablanca"/>
+          <w:rFonts w:ascii="Mj_Casablanca" w:hAnsi="Mj_Casablanca" w:cs="Mj_Casablanca" w:hint="default"/>
         </w:rPr>
       </w:pPr>
     </w:p>
@@ -29309,6 +29280,56 @@
       </w14:textOutline>
     </w:rPr>
   </w:style>
+  <w:style w:type="paragraph" w:styleId="Header">
+    <w:name w:val="header"/>
+    <w:basedOn w:val="Normal"/>
+    <w:link w:val="HeaderChar"/>
+    <w:uiPriority w:val="99"/>
+    <w:unhideWhenUsed/>
+    <w:rsid w:val="00E36F21"/>
+    <w:pPr>
+      <w:tabs>
+        <w:tab w:val="center" w:pos="4680"/>
+        <w:tab w:val="right" w:pos="9360"/>
+      </w:tabs>
+    </w:pPr>
+  </w:style>
+  <w:style w:type="character" w:customStyle="1" w:styleId="HeaderChar">
+    <w:name w:val="Header Char"/>
+    <w:basedOn w:val="DefaultParagraphFont"/>
+    <w:link w:val="Header"/>
+    <w:uiPriority w:val="99"/>
+    <w:rsid w:val="00E36F21"/>
+    <w:rPr>
+      <w:sz w:val="24"/>
+      <w:szCs w:val="24"/>
+    </w:rPr>
+  </w:style>
+  <w:style w:type="paragraph" w:styleId="Footer">
+    <w:name w:val="footer"/>
+    <w:basedOn w:val="Normal"/>
+    <w:link w:val="FooterChar"/>
+    <w:uiPriority w:val="99"/>
+    <w:unhideWhenUsed/>
+    <w:rsid w:val="00E36F21"/>
+    <w:pPr>
+      <w:tabs>
+        <w:tab w:val="center" w:pos="4680"/>
+        <w:tab w:val="right" w:pos="9360"/>
+      </w:tabs>
+    </w:pPr>
+  </w:style>
+  <w:style w:type="character" w:customStyle="1" w:styleId="FooterChar">
+    <w:name w:val="Footer Char"/>
+    <w:basedOn w:val="DefaultParagraphFont"/>
+    <w:link w:val="Footer"/>
+    <w:uiPriority w:val="99"/>
+    <w:rsid w:val="00E36F21"/>
+    <w:rPr>
+      <w:sz w:val="24"/>
+      <w:szCs w:val="24"/>
+    </w:rPr>
+  </w:style>
 </w:styles>
 </file>
 
